--- a/livrable/rattrapage UE03 Données et Analytics.docx
+++ b/livrable/rattrapage UE03 Données et Analytics.docx
@@ -213,17 +213,6302 @@
       </w:r>
       <w:bookmarkEnd w:id="0"/>
     </w:p>
+    <w:p>
+      <w:pPr>
+        <w:pStyle w:val="Titre1"/>
+      </w:pPr>
+      <w:r>
+        <w:lastRenderedPageBreak/>
+        <w:t>A</w:t>
+      </w:r>
+      <w:r>
+        <w:t xml:space="preserve">- </w:t>
+      </w:r>
+      <w:r>
+        <w:t xml:space="preserve">CI / CD </w:t>
+      </w:r>
+      <w:r>
+        <w:t xml:space="preserve"> </w:t>
+      </w:r>
+    </w:p>
+    <w:p>
+      <w:pPr>
+        <w:rPr>
+          <w:lang w:val="en-US"/>
+        </w:rPr>
+      </w:pPr>
+      <w:proofErr w:type="spellStart"/>
+      <w:r>
+        <w:rPr>
+          <w:lang w:val="en-US"/>
+        </w:rPr>
+        <w:t>Github</w:t>
+      </w:r>
+      <w:proofErr w:type="spellEnd"/>
+      <w:r>
+        <w:rPr>
+          <w:lang w:val="en-US"/>
+        </w:rPr>
+        <w:t xml:space="preserve"> Link (</w:t>
+      </w:r>
+      <w:hyperlink r:id="rId7" w:history="1">
+        <w:r>
+          <w:rPr>
+            <w:rStyle w:val="Lienhypertexte"/>
+            <w:lang w:val="en-US"/>
+          </w:rPr>
+          <w:t>https://github.com/YounesBen</w:t>
+        </w:r>
+        <w:r>
+          <w:rPr>
+            <w:rStyle w:val="Lienhypertexte"/>
+            <w:lang w:val="en-US"/>
+          </w:rPr>
+          <w:t>a</w:t>
+        </w:r>
+        <w:r>
+          <w:rPr>
+            <w:rStyle w:val="Lienhypertexte"/>
+            <w:lang w:val="en-US"/>
+          </w:rPr>
+          <w:t>ggoun/UE03-Donnees-et-Analytics</w:t>
+        </w:r>
+      </w:hyperlink>
+      <w:r>
+        <w:rPr>
+          <w:lang w:val="en-US"/>
+        </w:rPr>
+        <w:t>)</w:t>
+      </w:r>
+      <w:r>
+        <w:rPr>
+          <w:lang w:val="en-US"/>
+        </w:rPr>
+        <w:t xml:space="preserve"> </w:t>
+      </w:r>
+    </w:p>
+    <w:p>
+      <w:pPr>
+        <w:pStyle w:val="Titre2"/>
+      </w:pPr>
+      <w:r>
+        <w:t xml:space="preserve">1- </w:t>
+      </w:r>
+      <w:proofErr w:type="spellStart"/>
+      <w:r>
+        <w:t>Dockerfile</w:t>
+      </w:r>
+      <w:proofErr w:type="spellEnd"/>
+      <w:r>
+        <w:t xml:space="preserve"> multi-étapes </w:t>
+      </w:r>
+    </w:p>
+    <w:p>
+      <w:pPr>
+        <w:pStyle w:val="PHP"/>
+      </w:pPr>
+      <w:r>
+        <w:t xml:space="preserve"># </w:t>
+      </w:r>
+      <w:proofErr w:type="spellStart"/>
+      <w:r>
+        <w:t>syntax</w:t>
+      </w:r>
+      <w:proofErr w:type="spellEnd"/>
+      <w:r>
+        <w:t>=docker/</w:t>
+      </w:r>
+      <w:proofErr w:type="gramStart"/>
+      <w:r>
+        <w:t>dockerfile:</w:t>
+      </w:r>
+      <w:proofErr w:type="gramEnd"/>
+      <w:r>
+        <w:t>1.7</w:t>
+      </w:r>
+    </w:p>
+    <w:p>
+      <w:pPr>
+        <w:pStyle w:val="PHP"/>
+      </w:pPr>
+    </w:p>
+    <w:p>
+      <w:pPr>
+        <w:pStyle w:val="PHP"/>
+      </w:pPr>
+      <w:r>
+        <w:t xml:space="preserve"># ---------- Étape 1 : </w:t>
+      </w:r>
+      <w:proofErr w:type="spellStart"/>
+      <w:r>
+        <w:t>build</w:t>
+      </w:r>
+      <w:proofErr w:type="spellEnd"/>
+      <w:r>
+        <w:t xml:space="preserve"> / récupération des dépendances ----------</w:t>
+      </w:r>
+    </w:p>
+    <w:p>
+      <w:pPr>
+        <w:pStyle w:val="PHP"/>
+        <w:rPr>
+          <w:lang w:val="en-US"/>
+        </w:rPr>
+      </w:pPr>
+      <w:r>
+        <w:rPr>
+          <w:lang w:val="en-US"/>
+        </w:rPr>
+        <w:t>FROM node:20-alpine AS deps</w:t>
+      </w:r>
+    </w:p>
+    <w:p>
+      <w:pPr>
+        <w:pStyle w:val="PHP"/>
+        <w:rPr>
+          <w:lang w:val="en-US"/>
+        </w:rPr>
+      </w:pPr>
+      <w:r>
+        <w:rPr>
+          <w:lang w:val="en-US"/>
+        </w:rPr>
+        <w:t>WORKDIR /app</w:t>
+      </w:r>
+    </w:p>
+    <w:p>
+      <w:pPr>
+        <w:pStyle w:val="PHP"/>
+        <w:rPr>
+          <w:lang w:val="en-US"/>
+        </w:rPr>
+      </w:pPr>
+      <w:r>
+        <w:rPr>
+          <w:lang w:val="en-US"/>
+        </w:rPr>
+        <w:t xml:space="preserve">COPY </w:t>
+      </w:r>
+      <w:proofErr w:type="spellStart"/>
+      <w:proofErr w:type="gramStart"/>
+      <w:r>
+        <w:rPr>
+          <w:lang w:val="en-US"/>
+        </w:rPr>
+        <w:t>package.json</w:t>
+      </w:r>
+      <w:proofErr w:type="spellEnd"/>
+      <w:proofErr w:type="gramEnd"/>
+      <w:r>
+        <w:rPr>
+          <w:lang w:val="en-US"/>
+        </w:rPr>
+        <w:t xml:space="preserve"> package-</w:t>
+      </w:r>
+      <w:proofErr w:type="spellStart"/>
+      <w:proofErr w:type="gramStart"/>
+      <w:r>
+        <w:rPr>
+          <w:lang w:val="en-US"/>
+        </w:rPr>
+        <w:t>lock.json</w:t>
+      </w:r>
+      <w:proofErr w:type="spellEnd"/>
+      <w:r>
+        <w:rPr>
+          <w:lang w:val="en-US"/>
+        </w:rPr>
+        <w:t xml:space="preserve"> ./</w:t>
+      </w:r>
+      <w:proofErr w:type="gramEnd"/>
+    </w:p>
+    <w:p>
+      <w:pPr>
+        <w:pStyle w:val="PHP"/>
+      </w:pPr>
+      <w:r>
+        <w:t xml:space="preserve">RUN </w:t>
+      </w:r>
+      <w:proofErr w:type="spellStart"/>
+      <w:r>
+        <w:t>npm</w:t>
+      </w:r>
+      <w:proofErr w:type="spellEnd"/>
+      <w:r>
+        <w:t xml:space="preserve"> ci --omit=dev --ignore-scripts</w:t>
+      </w:r>
+    </w:p>
+    <w:p>
+      <w:pPr>
+        <w:pStyle w:val="PHP"/>
+      </w:pPr>
+    </w:p>
+    <w:p>
+      <w:pPr>
+        <w:pStyle w:val="PHP"/>
+      </w:pPr>
+      <w:r>
+        <w:t># ---------- Étape 2 : runtime minimal ----------</w:t>
+      </w:r>
+    </w:p>
+    <w:p>
+      <w:pPr>
+        <w:pStyle w:val="PHP"/>
+      </w:pPr>
+      <w:r>
+        <w:t xml:space="preserve">FROM </w:t>
+      </w:r>
+      <w:proofErr w:type="gramStart"/>
+      <w:r>
+        <w:t>node:</w:t>
+      </w:r>
+      <w:proofErr w:type="gramEnd"/>
+      <w:r>
+        <w:t>20-alpine AS runtime</w:t>
+      </w:r>
+    </w:p>
+    <w:p>
+      <w:pPr>
+        <w:pStyle w:val="PHP"/>
+      </w:pPr>
+      <w:r>
+        <w:t>ENV NODE_ENV=production \</w:t>
+      </w:r>
+    </w:p>
+    <w:p>
+      <w:pPr>
+        <w:pStyle w:val="PHP"/>
+      </w:pPr>
+      <w:r>
+        <w:t xml:space="preserve">    PORT=8080 \</w:t>
+      </w:r>
+    </w:p>
+    <w:p>
+      <w:pPr>
+        <w:pStyle w:val="PHP"/>
+      </w:pPr>
+      <w:r>
+        <w:t xml:space="preserve">    LOG_FILE=/var/log/</w:t>
+      </w:r>
+      <w:proofErr w:type="spellStart"/>
+      <w:r>
+        <w:t>croakedup</w:t>
+      </w:r>
+      <w:proofErr w:type="spellEnd"/>
+      <w:r>
+        <w:t>/che.3t.log \</w:t>
+      </w:r>
+    </w:p>
+    <w:p>
+      <w:pPr>
+        <w:pStyle w:val="PHP"/>
+      </w:pPr>
+      <w:r>
+        <w:t xml:space="preserve">    LOG_STDOUT=1</w:t>
+      </w:r>
+    </w:p>
+    <w:p>
+      <w:pPr>
+        <w:pStyle w:val="PHP"/>
+      </w:pPr>
+    </w:p>
+    <w:p>
+      <w:pPr>
+        <w:pStyle w:val="PHP"/>
+      </w:pPr>
+      <w:r>
+        <w:t># Paquets strictement nécessaires (</w:t>
+      </w:r>
+      <w:proofErr w:type="spellStart"/>
+      <w:r>
+        <w:t>tini</w:t>
+      </w:r>
+      <w:proofErr w:type="spellEnd"/>
+      <w:r>
+        <w:t xml:space="preserve"> pour PID 1, </w:t>
+      </w:r>
+      <w:proofErr w:type="spellStart"/>
+      <w:r>
+        <w:t>wget</w:t>
+      </w:r>
+      <w:proofErr w:type="spellEnd"/>
+      <w:r>
+        <w:t xml:space="preserve"> pour </w:t>
+      </w:r>
+      <w:proofErr w:type="spellStart"/>
+      <w:r>
+        <w:t>healthcheck</w:t>
+      </w:r>
+      <w:proofErr w:type="spellEnd"/>
+      <w:r>
+        <w:t>)</w:t>
+      </w:r>
+    </w:p>
+    <w:p>
+      <w:pPr>
+        <w:pStyle w:val="PHP"/>
+        <w:rPr>
+          <w:lang w:val="en-US"/>
+        </w:rPr>
+      </w:pPr>
+      <w:r>
+        <w:rPr>
+          <w:lang w:val="en-US"/>
+        </w:rPr>
+        <w:t xml:space="preserve">RUN </w:t>
+      </w:r>
+      <w:proofErr w:type="spellStart"/>
+      <w:r>
+        <w:rPr>
+          <w:lang w:val="en-US"/>
+        </w:rPr>
+        <w:t>apk</w:t>
+      </w:r>
+      <w:proofErr w:type="spellEnd"/>
+      <w:r>
+        <w:rPr>
+          <w:lang w:val="en-US"/>
+        </w:rPr>
+        <w:t xml:space="preserve"> add --no-cache </w:t>
+      </w:r>
+      <w:proofErr w:type="spellStart"/>
+      <w:r>
+        <w:rPr>
+          <w:lang w:val="en-US"/>
+        </w:rPr>
+        <w:t>tini</w:t>
+      </w:r>
+      <w:proofErr w:type="spellEnd"/>
+      <w:r>
+        <w:rPr>
+          <w:lang w:val="en-US"/>
+        </w:rPr>
+        <w:t xml:space="preserve"> </w:t>
+      </w:r>
+      <w:proofErr w:type="spellStart"/>
+      <w:r>
+        <w:rPr>
+          <w:lang w:val="en-US"/>
+        </w:rPr>
+        <w:t>wget</w:t>
+      </w:r>
+      <w:proofErr w:type="spellEnd"/>
+      <w:r>
+        <w:rPr>
+          <w:lang w:val="en-US"/>
+        </w:rPr>
+        <w:t xml:space="preserve"> \</w:t>
+      </w:r>
+    </w:p>
+    <w:p>
+      <w:pPr>
+        <w:pStyle w:val="PHP"/>
+        <w:rPr>
+          <w:lang w:val="en-US"/>
+        </w:rPr>
+      </w:pPr>
+      <w:r>
+        <w:rPr>
+          <w:lang w:val="en-US"/>
+        </w:rPr>
+        <w:t xml:space="preserve"> &amp;&amp; </w:t>
+      </w:r>
+      <w:proofErr w:type="spellStart"/>
+      <w:r>
+        <w:rPr>
+          <w:lang w:val="en-US"/>
+        </w:rPr>
+        <w:t>addgroup</w:t>
+      </w:r>
+      <w:proofErr w:type="spellEnd"/>
+      <w:r>
+        <w:rPr>
+          <w:lang w:val="en-US"/>
+        </w:rPr>
+        <w:t xml:space="preserve"> -S </w:t>
+      </w:r>
+      <w:proofErr w:type="spellStart"/>
+      <w:r>
+        <w:rPr>
+          <w:lang w:val="en-US"/>
+        </w:rPr>
+        <w:t>croakedup</w:t>
+      </w:r>
+      <w:proofErr w:type="spellEnd"/>
+      <w:r>
+        <w:rPr>
+          <w:lang w:val="en-US"/>
+        </w:rPr>
+        <w:t xml:space="preserve"> -g 10001 \</w:t>
+      </w:r>
+    </w:p>
+    <w:p>
+      <w:pPr>
+        <w:pStyle w:val="PHP"/>
+        <w:rPr>
+          <w:lang w:val="en-US"/>
+        </w:rPr>
+      </w:pPr>
+      <w:r>
+        <w:rPr>
+          <w:lang w:val="en-US"/>
+        </w:rPr>
+        <w:t xml:space="preserve"> &amp;&amp; </w:t>
+      </w:r>
+      <w:proofErr w:type="spellStart"/>
+      <w:proofErr w:type="gramStart"/>
+      <w:r>
+        <w:rPr>
+          <w:lang w:val="en-US"/>
+        </w:rPr>
+        <w:t>adduser</w:t>
+      </w:r>
+      <w:proofErr w:type="spellEnd"/>
+      <w:r>
+        <w:rPr>
+          <w:lang w:val="en-US"/>
+        </w:rPr>
+        <w:t xml:space="preserve">  -</w:t>
+      </w:r>
+      <w:proofErr w:type="gramEnd"/>
+      <w:r>
+        <w:rPr>
+          <w:lang w:val="en-US"/>
+        </w:rPr>
+        <w:t xml:space="preserve">S </w:t>
+      </w:r>
+      <w:proofErr w:type="spellStart"/>
+      <w:r>
+        <w:rPr>
+          <w:lang w:val="en-US"/>
+        </w:rPr>
+        <w:t>croakedup</w:t>
+      </w:r>
+      <w:proofErr w:type="spellEnd"/>
+      <w:r>
+        <w:rPr>
+          <w:lang w:val="en-US"/>
+        </w:rPr>
+        <w:t xml:space="preserve"> -u 10001 -G </w:t>
+      </w:r>
+      <w:proofErr w:type="spellStart"/>
+      <w:r>
+        <w:rPr>
+          <w:lang w:val="en-US"/>
+        </w:rPr>
+        <w:t>croakedup</w:t>
+      </w:r>
+      <w:proofErr w:type="spellEnd"/>
+      <w:r>
+        <w:rPr>
+          <w:lang w:val="en-US"/>
+        </w:rPr>
+        <w:t xml:space="preserve"> \</w:t>
+      </w:r>
+    </w:p>
+    <w:p>
+      <w:pPr>
+        <w:pStyle w:val="PHP"/>
+        <w:rPr>
+          <w:lang w:val="en-US"/>
+        </w:rPr>
+      </w:pPr>
+      <w:r>
+        <w:rPr>
+          <w:lang w:val="en-US"/>
+        </w:rPr>
+        <w:t xml:space="preserve"> &amp;&amp; </w:t>
+      </w:r>
+      <w:proofErr w:type="spellStart"/>
+      <w:r>
+        <w:rPr>
+          <w:lang w:val="en-US"/>
+        </w:rPr>
+        <w:t>mkdir</w:t>
+      </w:r>
+      <w:proofErr w:type="spellEnd"/>
+      <w:r>
+        <w:rPr>
+          <w:lang w:val="en-US"/>
+        </w:rPr>
+        <w:t xml:space="preserve"> -p /var/log/</w:t>
+      </w:r>
+      <w:proofErr w:type="spellStart"/>
+      <w:r>
+        <w:rPr>
+          <w:lang w:val="en-US"/>
+        </w:rPr>
+        <w:t>croakedup</w:t>
+      </w:r>
+      <w:proofErr w:type="spellEnd"/>
+      <w:r>
+        <w:rPr>
+          <w:lang w:val="en-US"/>
+        </w:rPr>
+        <w:t xml:space="preserve"> /app/data \</w:t>
+      </w:r>
+    </w:p>
+    <w:p>
+      <w:pPr>
+        <w:pStyle w:val="PHP"/>
+        <w:rPr>
+          <w:lang w:val="en-US"/>
+        </w:rPr>
+      </w:pPr>
+      <w:r>
+        <w:rPr>
+          <w:lang w:val="en-US"/>
+        </w:rPr>
+        <w:t xml:space="preserve"> &amp;&amp; </w:t>
+      </w:r>
+      <w:proofErr w:type="spellStart"/>
+      <w:r>
+        <w:rPr>
+          <w:lang w:val="en-US"/>
+        </w:rPr>
+        <w:t>chown</w:t>
+      </w:r>
+      <w:proofErr w:type="spellEnd"/>
+      <w:r>
+        <w:rPr>
+          <w:lang w:val="en-US"/>
+        </w:rPr>
+        <w:t xml:space="preserve"> -R </w:t>
+      </w:r>
+      <w:proofErr w:type="spellStart"/>
+      <w:proofErr w:type="gramStart"/>
+      <w:r>
+        <w:rPr>
+          <w:lang w:val="en-US"/>
+        </w:rPr>
+        <w:t>croakedup:croakedup</w:t>
+      </w:r>
+      <w:proofErr w:type="spellEnd"/>
+      <w:proofErr w:type="gramEnd"/>
+      <w:r>
+        <w:rPr>
+          <w:lang w:val="en-US"/>
+        </w:rPr>
+        <w:t xml:space="preserve"> /var/log/</w:t>
+      </w:r>
+      <w:proofErr w:type="spellStart"/>
+      <w:r>
+        <w:rPr>
+          <w:lang w:val="en-US"/>
+        </w:rPr>
+        <w:t>croakedup</w:t>
+      </w:r>
+      <w:proofErr w:type="spellEnd"/>
+      <w:r>
+        <w:rPr>
+          <w:lang w:val="en-US"/>
+        </w:rPr>
+        <w:t xml:space="preserve"> /app</w:t>
+      </w:r>
+    </w:p>
+    <w:p>
+      <w:pPr>
+        <w:pStyle w:val="PHP"/>
+        <w:rPr>
+          <w:lang w:val="en-US"/>
+        </w:rPr>
+      </w:pPr>
+    </w:p>
+    <w:p>
+      <w:pPr>
+        <w:pStyle w:val="PHP"/>
+      </w:pPr>
+      <w:r>
+        <w:t>WORKDIR /app</w:t>
+      </w:r>
+    </w:p>
+    <w:p>
+      <w:pPr>
+        <w:pStyle w:val="PHP"/>
+      </w:pPr>
+    </w:p>
+    <w:p>
+      <w:pPr>
+        <w:pStyle w:val="PHP"/>
+      </w:pPr>
+      <w:r>
+        <w:t># Copie des dépendances de production (propriété root, lecture seule)</w:t>
+      </w:r>
+    </w:p>
+    <w:p>
+      <w:pPr>
+        <w:pStyle w:val="PHP"/>
+        <w:rPr>
+          <w:lang w:val="en-US"/>
+        </w:rPr>
+      </w:pPr>
+      <w:r>
+        <w:rPr>
+          <w:lang w:val="en-US"/>
+        </w:rPr>
+        <w:t>COPY --from=deps --</w:t>
+      </w:r>
+      <w:proofErr w:type="spellStart"/>
+      <w:r>
+        <w:rPr>
+          <w:lang w:val="en-US"/>
+        </w:rPr>
+        <w:t>chown</w:t>
+      </w:r>
+      <w:proofErr w:type="spellEnd"/>
+      <w:r>
+        <w:rPr>
+          <w:lang w:val="en-US"/>
+        </w:rPr>
+        <w:t>=</w:t>
+      </w:r>
+      <w:proofErr w:type="spellStart"/>
+      <w:proofErr w:type="gramStart"/>
+      <w:r>
+        <w:rPr>
+          <w:lang w:val="en-US"/>
+        </w:rPr>
+        <w:t>root:root</w:t>
+      </w:r>
+      <w:proofErr w:type="spellEnd"/>
+      <w:proofErr w:type="gramEnd"/>
+      <w:r>
+        <w:rPr>
+          <w:lang w:val="en-US"/>
+        </w:rPr>
+        <w:t xml:space="preserve"> /app/</w:t>
+      </w:r>
+      <w:proofErr w:type="spellStart"/>
+      <w:r>
+        <w:rPr>
+          <w:lang w:val="en-US"/>
+        </w:rPr>
+        <w:t>node_</w:t>
+      </w:r>
+      <w:proofErr w:type="gramStart"/>
+      <w:r>
+        <w:rPr>
+          <w:lang w:val="en-US"/>
+        </w:rPr>
+        <w:t>modules</w:t>
+      </w:r>
+      <w:proofErr w:type="spellEnd"/>
+      <w:r>
+        <w:rPr>
+          <w:lang w:val="en-US"/>
+        </w:rPr>
+        <w:t xml:space="preserve"> .</w:t>
+      </w:r>
+      <w:proofErr w:type="gramEnd"/>
+      <w:r>
+        <w:rPr>
+          <w:lang w:val="en-US"/>
+        </w:rPr>
+        <w:t>/</w:t>
+      </w:r>
+      <w:proofErr w:type="spellStart"/>
+      <w:r>
+        <w:rPr>
+          <w:lang w:val="en-US"/>
+        </w:rPr>
+        <w:t>node_modules</w:t>
+      </w:r>
+      <w:proofErr w:type="spellEnd"/>
+    </w:p>
+    <w:p>
+      <w:pPr>
+        <w:pStyle w:val="PHP"/>
+        <w:rPr>
+          <w:lang w:val="en-US"/>
+        </w:rPr>
+      </w:pPr>
+      <w:r>
+        <w:rPr>
+          <w:lang w:val="en-US"/>
+        </w:rPr>
+        <w:t>COPY --</w:t>
+      </w:r>
+      <w:proofErr w:type="spellStart"/>
+      <w:r>
+        <w:rPr>
+          <w:lang w:val="en-US"/>
+        </w:rPr>
+        <w:t>chown</w:t>
+      </w:r>
+      <w:proofErr w:type="spellEnd"/>
+      <w:r>
+        <w:rPr>
+          <w:lang w:val="en-US"/>
+        </w:rPr>
+        <w:t>=</w:t>
+      </w:r>
+      <w:proofErr w:type="spellStart"/>
+      <w:proofErr w:type="gramStart"/>
+      <w:r>
+        <w:rPr>
+          <w:lang w:val="en-US"/>
+        </w:rPr>
+        <w:t>root:root</w:t>
+      </w:r>
+      <w:proofErr w:type="spellEnd"/>
+      <w:proofErr w:type="gramEnd"/>
+      <w:r>
+        <w:rPr>
+          <w:lang w:val="en-US"/>
+        </w:rPr>
+        <w:t xml:space="preserve"> </w:t>
+      </w:r>
+      <w:proofErr w:type="spellStart"/>
+      <w:proofErr w:type="gramStart"/>
+      <w:r>
+        <w:rPr>
+          <w:lang w:val="en-US"/>
+        </w:rPr>
+        <w:t>package.json</w:t>
+      </w:r>
+      <w:proofErr w:type="spellEnd"/>
+      <w:r>
+        <w:rPr>
+          <w:lang w:val="en-US"/>
+        </w:rPr>
+        <w:t xml:space="preserve"> ./</w:t>
+      </w:r>
+      <w:proofErr w:type="gramEnd"/>
+    </w:p>
+    <w:p>
+      <w:pPr>
+        <w:pStyle w:val="PHP"/>
+        <w:rPr>
+          <w:lang w:val="en-US"/>
+        </w:rPr>
+      </w:pPr>
+      <w:r>
+        <w:rPr>
+          <w:lang w:val="en-US"/>
+        </w:rPr>
+        <w:t>COPY --</w:t>
+      </w:r>
+      <w:proofErr w:type="spellStart"/>
+      <w:r>
+        <w:rPr>
+          <w:lang w:val="en-US"/>
+        </w:rPr>
+        <w:t>chown</w:t>
+      </w:r>
+      <w:proofErr w:type="spellEnd"/>
+      <w:r>
+        <w:rPr>
+          <w:lang w:val="en-US"/>
+        </w:rPr>
+        <w:t>=</w:t>
+      </w:r>
+      <w:proofErr w:type="spellStart"/>
+      <w:proofErr w:type="gramStart"/>
+      <w:r>
+        <w:rPr>
+          <w:lang w:val="en-US"/>
+        </w:rPr>
+        <w:t>root:root</w:t>
+      </w:r>
+      <w:proofErr w:type="spellEnd"/>
+      <w:proofErr w:type="gramEnd"/>
+      <w:r>
+        <w:rPr>
+          <w:lang w:val="en-US"/>
+        </w:rPr>
+        <w:t xml:space="preserve"> </w:t>
+      </w:r>
+      <w:proofErr w:type="spellStart"/>
+      <w:proofErr w:type="gramStart"/>
+      <w:r>
+        <w:rPr>
+          <w:lang w:val="en-US"/>
+        </w:rPr>
+        <w:t>src</w:t>
+      </w:r>
+      <w:proofErr w:type="spellEnd"/>
+      <w:r>
+        <w:rPr>
+          <w:lang w:val="en-US"/>
+        </w:rPr>
+        <w:t xml:space="preserve"> .</w:t>
+      </w:r>
+      <w:proofErr w:type="gramEnd"/>
+      <w:r>
+        <w:rPr>
+          <w:lang w:val="en-US"/>
+        </w:rPr>
+        <w:t>/</w:t>
+      </w:r>
+      <w:proofErr w:type="spellStart"/>
+      <w:r>
+        <w:rPr>
+          <w:lang w:val="en-US"/>
+        </w:rPr>
+        <w:t>src</w:t>
+      </w:r>
+      <w:proofErr w:type="spellEnd"/>
+    </w:p>
+    <w:p>
+      <w:pPr>
+        <w:pStyle w:val="PHP"/>
+        <w:rPr>
+          <w:lang w:val="en-US"/>
+        </w:rPr>
+      </w:pPr>
+      <w:r>
+        <w:rPr>
+          <w:lang w:val="en-US"/>
+        </w:rPr>
+        <w:t>COPY --</w:t>
+      </w:r>
+      <w:proofErr w:type="spellStart"/>
+      <w:r>
+        <w:rPr>
+          <w:lang w:val="en-US"/>
+        </w:rPr>
+        <w:t>chown</w:t>
+      </w:r>
+      <w:proofErr w:type="spellEnd"/>
+      <w:r>
+        <w:rPr>
+          <w:lang w:val="en-US"/>
+        </w:rPr>
+        <w:t>=</w:t>
+      </w:r>
+      <w:proofErr w:type="spellStart"/>
+      <w:proofErr w:type="gramStart"/>
+      <w:r>
+        <w:rPr>
+          <w:lang w:val="en-US"/>
+        </w:rPr>
+        <w:t>root:root</w:t>
+      </w:r>
+      <w:proofErr w:type="spellEnd"/>
+      <w:proofErr w:type="gramEnd"/>
+      <w:r>
+        <w:rPr>
+          <w:lang w:val="en-US"/>
+        </w:rPr>
+        <w:t xml:space="preserve"> </w:t>
+      </w:r>
+      <w:proofErr w:type="gramStart"/>
+      <w:r>
+        <w:rPr>
+          <w:lang w:val="en-US"/>
+        </w:rPr>
+        <w:t>scripts .</w:t>
+      </w:r>
+      <w:proofErr w:type="gramEnd"/>
+      <w:r>
+        <w:rPr>
+          <w:lang w:val="en-US"/>
+        </w:rPr>
+        <w:t>/scripts</w:t>
+      </w:r>
+    </w:p>
+    <w:p>
+      <w:pPr>
+        <w:pStyle w:val="PHP"/>
+        <w:rPr>
+          <w:lang w:val="en-US"/>
+        </w:rPr>
+      </w:pPr>
+    </w:p>
+    <w:p>
+      <w:pPr>
+        <w:pStyle w:val="PHP"/>
+        <w:rPr>
+          <w:lang w:val="en-US"/>
+        </w:rPr>
+      </w:pPr>
+      <w:r>
+        <w:rPr>
+          <w:lang w:val="en-US"/>
+        </w:rPr>
+        <w:t>USER 10001:10001</w:t>
+      </w:r>
+    </w:p>
+    <w:p>
+      <w:pPr>
+        <w:pStyle w:val="PHP"/>
+        <w:rPr>
+          <w:lang w:val="en-US"/>
+        </w:rPr>
+      </w:pPr>
+    </w:p>
+    <w:p>
+      <w:pPr>
+        <w:pStyle w:val="PHP"/>
+        <w:rPr>
+          <w:lang w:val="en-US"/>
+        </w:rPr>
+      </w:pPr>
+      <w:r>
+        <w:rPr>
+          <w:lang w:val="en-US"/>
+        </w:rPr>
+        <w:t>EXPOSE 8080</w:t>
+      </w:r>
+    </w:p>
+    <w:p>
+      <w:pPr>
+        <w:pStyle w:val="PHP"/>
+        <w:rPr>
+          <w:lang w:val="en-US"/>
+        </w:rPr>
+      </w:pPr>
+    </w:p>
+    <w:p>
+      <w:pPr>
+        <w:pStyle w:val="PHP"/>
+        <w:rPr>
+          <w:lang w:val="en-US"/>
+        </w:rPr>
+      </w:pPr>
+      <w:r>
+        <w:rPr>
+          <w:lang w:val="en-US"/>
+        </w:rPr>
+        <w:t>HEALTHCHECK --interval=30s --timeout=3s --start-period=10s --retries=3 \</w:t>
+      </w:r>
+    </w:p>
+    <w:p>
+      <w:pPr>
+        <w:pStyle w:val="PHP"/>
+        <w:rPr>
+          <w:lang w:val="en-US"/>
+        </w:rPr>
+      </w:pPr>
+      <w:r>
+        <w:rPr>
+          <w:lang w:val="en-US"/>
+        </w:rPr>
+        <w:t xml:space="preserve">  CMD </w:t>
+      </w:r>
+      <w:proofErr w:type="spellStart"/>
+      <w:r>
+        <w:rPr>
+          <w:lang w:val="en-US"/>
+        </w:rPr>
+        <w:t>wget</w:t>
+      </w:r>
+      <w:proofErr w:type="spellEnd"/>
+      <w:r>
+        <w:rPr>
+          <w:lang w:val="en-US"/>
+        </w:rPr>
+        <w:t xml:space="preserve"> -</w:t>
+      </w:r>
+      <w:proofErr w:type="spellStart"/>
+      <w:r>
+        <w:rPr>
+          <w:lang w:val="en-US"/>
+        </w:rPr>
+        <w:t>qO</w:t>
+      </w:r>
+      <w:proofErr w:type="spellEnd"/>
+      <w:r>
+        <w:rPr>
+          <w:lang w:val="en-US"/>
+        </w:rPr>
+        <w:t>- http://127.0.0.1:8080/healthz || exit 1</w:t>
+      </w:r>
+    </w:p>
+    <w:p>
+      <w:pPr>
+        <w:pStyle w:val="PHP"/>
+        <w:rPr>
+          <w:lang w:val="en-US"/>
+        </w:rPr>
+      </w:pPr>
+    </w:p>
+    <w:p>
+      <w:pPr>
+        <w:pStyle w:val="PHP"/>
+      </w:pPr>
+      <w:r>
+        <w:t>ENTRYPOINT ["/</w:t>
+      </w:r>
+      <w:proofErr w:type="spellStart"/>
+      <w:r>
+        <w:t>sbin</w:t>
+      </w:r>
+      <w:proofErr w:type="spellEnd"/>
+      <w:r>
+        <w:t>/</w:t>
+      </w:r>
+      <w:proofErr w:type="spellStart"/>
+      <w:r>
+        <w:t>tini</w:t>
+      </w:r>
+      <w:proofErr w:type="spellEnd"/>
+      <w:r>
+        <w:t>", "--"]</w:t>
+      </w:r>
+    </w:p>
+    <w:p>
+      <w:pPr>
+        <w:pStyle w:val="PHP"/>
+      </w:pPr>
+      <w:r>
+        <w:t>CMD ["</w:t>
+      </w:r>
+      <w:proofErr w:type="spellStart"/>
+      <w:r>
+        <w:t>node</w:t>
+      </w:r>
+      <w:proofErr w:type="spellEnd"/>
+      <w:r>
+        <w:t>", "src/server.js"]</w:t>
+      </w:r>
+    </w:p>
     <w:p/>
     <w:p>
       <w:pPr>
+        <w:pStyle w:val="Titre2"/>
+      </w:pPr>
+      <w:r>
+        <w:t xml:space="preserve">2- Pipeline (GitHub Actions) </w:t>
+      </w:r>
+    </w:p>
+    <w:p>
+      <w:proofErr w:type="gramStart"/>
+      <w:r>
+        <w:t>veuillez</w:t>
+      </w:r>
+      <w:proofErr w:type="gramEnd"/>
+      <w:r>
+        <w:t xml:space="preserve"> voir le dépôt </w:t>
+      </w:r>
+      <w:proofErr w:type="spellStart"/>
+      <w:r>
+        <w:t>gitHub</w:t>
+      </w:r>
+      <w:proofErr w:type="spellEnd"/>
+      <w:r>
+        <w:t xml:space="preserve"> </w:t>
+      </w:r>
+    </w:p>
+    <w:p>
+      <w:pPr>
+        <w:pStyle w:val="PHP"/>
+        <w:rPr>
+          <w:lang w:val="en-US"/>
+        </w:rPr>
+      </w:pPr>
+      <w:r>
+        <w:rPr>
+          <w:lang w:val="en-US"/>
+        </w:rPr>
+        <w:t># .</w:t>
+      </w:r>
+      <w:proofErr w:type="spellStart"/>
+      <w:r>
+        <w:rPr>
+          <w:lang w:val="en-US"/>
+        </w:rPr>
+        <w:t>github</w:t>
+      </w:r>
+      <w:proofErr w:type="spellEnd"/>
+      <w:r>
+        <w:rPr>
+          <w:lang w:val="en-US"/>
+        </w:rPr>
+        <w:t>/workflows/ci-</w:t>
+      </w:r>
+      <w:proofErr w:type="spellStart"/>
+      <w:r>
+        <w:rPr>
+          <w:lang w:val="en-US"/>
+        </w:rPr>
+        <w:t>cd.yml</w:t>
+      </w:r>
+      <w:proofErr w:type="spellEnd"/>
+    </w:p>
+    <w:p>
+      <w:pPr>
+        <w:pStyle w:val="PHP"/>
+        <w:rPr>
+          <w:lang w:val="en-US"/>
+        </w:rPr>
+      </w:pPr>
+      <w:r>
+        <w:rPr>
+          <w:lang w:val="en-US"/>
+        </w:rPr>
+        <w:t xml:space="preserve">name: </w:t>
+      </w:r>
+      <w:proofErr w:type="spellStart"/>
+      <w:r>
+        <w:rPr>
+          <w:lang w:val="en-US"/>
+        </w:rPr>
+        <w:t>croakedup</w:t>
+      </w:r>
+      <w:proofErr w:type="spellEnd"/>
+      <w:r>
+        <w:rPr>
+          <w:lang w:val="en-US"/>
+        </w:rPr>
+        <w:t>-ci-cd</w:t>
+      </w:r>
+    </w:p>
+    <w:p>
+      <w:pPr>
+        <w:pStyle w:val="PHP"/>
+        <w:rPr>
+          <w:lang w:val="en-US"/>
+        </w:rPr>
+      </w:pPr>
+    </w:p>
+    <w:p>
+      <w:pPr>
+        <w:pStyle w:val="PHP"/>
+        <w:rPr>
+          <w:lang w:val="en-US"/>
+        </w:rPr>
+      </w:pPr>
+      <w:r>
+        <w:rPr>
+          <w:lang w:val="en-US"/>
+        </w:rPr>
+        <w:t>on:</w:t>
+      </w:r>
+    </w:p>
+    <w:p>
+      <w:pPr>
+        <w:pStyle w:val="PHP"/>
+        <w:rPr>
+          <w:lang w:val="en-US"/>
+        </w:rPr>
+      </w:pPr>
+      <w:r>
+        <w:rPr>
+          <w:lang w:val="en-US"/>
+        </w:rPr>
+        <w:t xml:space="preserve">  push:</w:t>
+      </w:r>
+    </w:p>
+    <w:p>
+      <w:pPr>
+        <w:pStyle w:val="PHP"/>
+        <w:rPr>
+          <w:lang w:val="en-US"/>
+        </w:rPr>
+      </w:pPr>
+      <w:r>
+        <w:rPr>
+          <w:lang w:val="en-US"/>
+        </w:rPr>
+        <w:t xml:space="preserve">    branches: [main]</w:t>
+      </w:r>
+    </w:p>
+    <w:p>
+      <w:pPr>
+        <w:pStyle w:val="PHP"/>
+        <w:rPr>
+          <w:lang w:val="en-US"/>
+        </w:rPr>
+      </w:pPr>
+      <w:r>
+        <w:rPr>
+          <w:lang w:val="en-US"/>
+        </w:rPr>
+        <w:t xml:space="preserve">    tags: ['v*']</w:t>
+      </w:r>
+    </w:p>
+    <w:p>
+      <w:pPr>
+        <w:pStyle w:val="PHP"/>
+        <w:rPr>
+          <w:lang w:val="en-US"/>
+        </w:rPr>
+      </w:pPr>
+      <w:r>
+        <w:rPr>
+          <w:lang w:val="en-US"/>
+        </w:rPr>
+        <w:t xml:space="preserve">  </w:t>
+      </w:r>
+      <w:proofErr w:type="spellStart"/>
+      <w:r>
+        <w:rPr>
+          <w:lang w:val="en-US"/>
+        </w:rPr>
+        <w:t>pull_request</w:t>
+      </w:r>
+      <w:proofErr w:type="spellEnd"/>
+      <w:r>
+        <w:rPr>
+          <w:lang w:val="en-US"/>
+        </w:rPr>
+        <w:t>:</w:t>
+      </w:r>
+    </w:p>
+    <w:p>
+      <w:pPr>
+        <w:pStyle w:val="PHP"/>
+        <w:rPr>
+          <w:lang w:val="en-US"/>
+        </w:rPr>
+      </w:pPr>
+      <w:r>
+        <w:rPr>
+          <w:lang w:val="en-US"/>
+        </w:rPr>
+        <w:t xml:space="preserve">    branches: [main]</w:t>
+      </w:r>
+    </w:p>
+    <w:p>
+      <w:pPr>
+        <w:pStyle w:val="PHP"/>
+        <w:rPr>
+          <w:lang w:val="en-US"/>
+        </w:rPr>
+      </w:pPr>
+    </w:p>
+    <w:p>
+      <w:pPr>
+        <w:pStyle w:val="PHP"/>
+        <w:rPr>
+          <w:lang w:val="en-US"/>
+        </w:rPr>
+      </w:pPr>
+      <w:r>
+        <w:rPr>
+          <w:lang w:val="en-US"/>
+        </w:rPr>
+        <w:t>env:</w:t>
+      </w:r>
+    </w:p>
+    <w:p>
+      <w:pPr>
+        <w:pStyle w:val="PHP"/>
+        <w:rPr>
+          <w:lang w:val="en-US"/>
+        </w:rPr>
+      </w:pPr>
+      <w:r>
+        <w:rPr>
+          <w:lang w:val="en-US"/>
+        </w:rPr>
+        <w:t xml:space="preserve">  IMAGE: ghcr.io/$</w:t>
+      </w:r>
+      <w:proofErr w:type="gramStart"/>
+      <w:r>
+        <w:rPr>
+          <w:lang w:val="en-US"/>
+        </w:rPr>
+        <w:t xml:space="preserve">{{ </w:t>
+      </w:r>
+      <w:proofErr w:type="spellStart"/>
+      <w:r>
+        <w:rPr>
+          <w:lang w:val="en-US"/>
+        </w:rPr>
+        <w:t>github</w:t>
+      </w:r>
+      <w:proofErr w:type="gramEnd"/>
+      <w:r>
+        <w:rPr>
+          <w:lang w:val="en-US"/>
+        </w:rPr>
+        <w:t>.</w:t>
+      </w:r>
+      <w:proofErr w:type="gramStart"/>
+      <w:r>
+        <w:rPr>
+          <w:lang w:val="en-US"/>
+        </w:rPr>
+        <w:t>repository</w:t>
+      </w:r>
+      <w:proofErr w:type="spellEnd"/>
+      <w:r>
+        <w:rPr>
+          <w:lang w:val="en-US"/>
+        </w:rPr>
+        <w:t xml:space="preserve"> }}/</w:t>
+      </w:r>
+      <w:proofErr w:type="spellStart"/>
+      <w:proofErr w:type="gramEnd"/>
+      <w:r>
+        <w:rPr>
+          <w:lang w:val="en-US"/>
+        </w:rPr>
+        <w:t>croakedup</w:t>
+      </w:r>
+      <w:proofErr w:type="spellEnd"/>
+    </w:p>
+    <w:p>
+      <w:pPr>
+        <w:pStyle w:val="PHP"/>
+        <w:rPr>
+          <w:lang w:val="en-US"/>
+        </w:rPr>
+      </w:pPr>
+    </w:p>
+    <w:p>
+      <w:pPr>
+        <w:pStyle w:val="PHP"/>
+        <w:rPr>
+          <w:lang w:val="en-US"/>
+        </w:rPr>
+      </w:pPr>
+      <w:r>
+        <w:rPr>
+          <w:lang w:val="en-US"/>
+        </w:rPr>
+        <w:t>jobs:</w:t>
+      </w:r>
+    </w:p>
+    <w:p>
+      <w:pPr>
+        <w:pStyle w:val="PHP"/>
+        <w:rPr>
+          <w:lang w:val="en-US"/>
+        </w:rPr>
+      </w:pPr>
+      <w:r>
+        <w:rPr>
+          <w:lang w:val="en-US"/>
+        </w:rPr>
+        <w:t xml:space="preserve">  # ------------------------------------------------------------------</w:t>
+      </w:r>
+    </w:p>
+    <w:p>
+      <w:pPr>
+        <w:pStyle w:val="PHP"/>
+        <w:rPr>
+          <w:lang w:val="en-US"/>
+        </w:rPr>
+      </w:pPr>
+      <w:r>
+        <w:rPr>
+          <w:lang w:val="en-US"/>
+        </w:rPr>
+        <w:t xml:space="preserve">  # 1) Lint + tests</w:t>
+      </w:r>
+    </w:p>
+    <w:p>
+      <w:pPr>
+        <w:pStyle w:val="PHP"/>
+        <w:rPr>
+          <w:lang w:val="en-US"/>
+        </w:rPr>
+      </w:pPr>
+      <w:r>
+        <w:rPr>
+          <w:lang w:val="en-US"/>
+        </w:rPr>
+        <w:t xml:space="preserve">  # ------------------------------------------------------------------</w:t>
+      </w:r>
+    </w:p>
+    <w:p>
+      <w:pPr>
+        <w:pStyle w:val="PHP"/>
+        <w:rPr>
+          <w:lang w:val="en-US"/>
+        </w:rPr>
+      </w:pPr>
+      <w:r>
+        <w:rPr>
+          <w:lang w:val="en-US"/>
+        </w:rPr>
+        <w:t xml:space="preserve">  lint-and-test:</w:t>
+      </w:r>
+    </w:p>
+    <w:p>
+      <w:pPr>
+        <w:pStyle w:val="PHP"/>
+        <w:rPr>
+          <w:lang w:val="en-US"/>
+        </w:rPr>
+      </w:pPr>
+      <w:r>
+        <w:rPr>
+          <w:lang w:val="en-US"/>
+        </w:rPr>
+        <w:t xml:space="preserve">    runs-on: ubuntu-latest</w:t>
+      </w:r>
+    </w:p>
+    <w:p>
+      <w:pPr>
+        <w:pStyle w:val="PHP"/>
+        <w:rPr>
+          <w:lang w:val="en-US"/>
+        </w:rPr>
+      </w:pPr>
+      <w:r>
+        <w:rPr>
+          <w:lang w:val="en-US"/>
+        </w:rPr>
+        <w:t xml:space="preserve">    steps:</w:t>
+      </w:r>
+    </w:p>
+    <w:p>
+      <w:pPr>
+        <w:pStyle w:val="PHP"/>
+      </w:pPr>
+      <w:r>
+        <w:rPr>
+          <w:lang w:val="en-US"/>
+        </w:rPr>
+        <w:t xml:space="preserve">      </w:t>
+      </w:r>
+      <w:r>
+        <w:t xml:space="preserve">- </w:t>
+      </w:r>
+      <w:proofErr w:type="gramStart"/>
+      <w:r>
+        <w:t>uses:</w:t>
+      </w:r>
+      <w:proofErr w:type="gramEnd"/>
+      <w:r>
+        <w:t xml:space="preserve"> actions/checkout@v4</w:t>
+      </w:r>
+    </w:p>
+    <w:p>
+      <w:pPr>
+        <w:pStyle w:val="PHP"/>
+      </w:pPr>
+    </w:p>
+    <w:p>
+      <w:pPr>
+        <w:pStyle w:val="PHP"/>
+        <w:rPr>
+          <w:lang w:val="en-US"/>
+        </w:rPr>
+      </w:pPr>
+      <w:r>
+        <w:t xml:space="preserve">      </w:t>
+      </w:r>
+      <w:r>
+        <w:rPr>
+          <w:lang w:val="en-US"/>
+        </w:rPr>
+        <w:t>- uses: actions/setup-node@v4</w:t>
+      </w:r>
+    </w:p>
+    <w:p>
+      <w:pPr>
+        <w:pStyle w:val="PHP"/>
+        <w:rPr>
+          <w:lang w:val="en-US"/>
+        </w:rPr>
+      </w:pPr>
+      <w:r>
+        <w:rPr>
+          <w:lang w:val="en-US"/>
+        </w:rPr>
+        <w:t xml:space="preserve">        with:</w:t>
+      </w:r>
+    </w:p>
+    <w:p>
+      <w:pPr>
+        <w:pStyle w:val="PHP"/>
+        <w:rPr>
+          <w:lang w:val="en-US"/>
+        </w:rPr>
+      </w:pPr>
+      <w:r>
+        <w:rPr>
+          <w:lang w:val="en-US"/>
+        </w:rPr>
+        <w:t xml:space="preserve">          </w:t>
+      </w:r>
+      <w:r>
+        <w:rPr>
+          <w:lang w:val="en-US"/>
+        </w:rPr>
+        <w:t>node-version: '20'</w:t>
+      </w:r>
+    </w:p>
+    <w:p>
+      <w:pPr>
+        <w:pStyle w:val="PHP"/>
+        <w:rPr>
+          <w:lang w:val="en-US"/>
+        </w:rPr>
+      </w:pPr>
+      <w:r>
+        <w:rPr>
+          <w:lang w:val="en-US"/>
+        </w:rPr>
+        <w:t xml:space="preserve">          cache: </w:t>
+      </w:r>
+      <w:proofErr w:type="spellStart"/>
+      <w:r>
+        <w:rPr>
+          <w:lang w:val="en-US"/>
+        </w:rPr>
+        <w:t>npm</w:t>
+      </w:r>
+      <w:proofErr w:type="spellEnd"/>
+    </w:p>
+    <w:p>
+      <w:pPr>
+        <w:pStyle w:val="PHP"/>
+        <w:rPr>
+          <w:lang w:val="en-US"/>
+        </w:rPr>
+      </w:pPr>
+    </w:p>
+    <w:p>
+      <w:pPr>
+        <w:pStyle w:val="PHP"/>
+        <w:rPr>
+          <w:lang w:val="en-US"/>
+        </w:rPr>
+      </w:pPr>
+      <w:r>
+        <w:rPr>
+          <w:lang w:val="en-US"/>
+        </w:rPr>
+        <w:t xml:space="preserve">      - name: Install</w:t>
+      </w:r>
+    </w:p>
+    <w:p>
+      <w:pPr>
+        <w:pStyle w:val="PHP"/>
+        <w:rPr>
+          <w:lang w:val="en-US"/>
+        </w:rPr>
+      </w:pPr>
+      <w:r>
+        <w:rPr>
+          <w:lang w:val="en-US"/>
+        </w:rPr>
+        <w:t xml:space="preserve">        run: </w:t>
+      </w:r>
+      <w:proofErr w:type="spellStart"/>
+      <w:r>
+        <w:rPr>
+          <w:lang w:val="en-US"/>
+        </w:rPr>
+        <w:t>npm</w:t>
+      </w:r>
+      <w:proofErr w:type="spellEnd"/>
+      <w:r>
+        <w:rPr>
+          <w:lang w:val="en-US"/>
+        </w:rPr>
+        <w:t xml:space="preserve"> ci</w:t>
+      </w:r>
+    </w:p>
+    <w:p>
+      <w:pPr>
+        <w:pStyle w:val="PHP"/>
+        <w:rPr>
+          <w:lang w:val="en-US"/>
+        </w:rPr>
+      </w:pPr>
+    </w:p>
+    <w:p>
+      <w:pPr>
+        <w:pStyle w:val="PHP"/>
+        <w:rPr>
+          <w:lang w:val="en-US"/>
+        </w:rPr>
+      </w:pPr>
+      <w:r>
+        <w:rPr>
+          <w:lang w:val="en-US"/>
+        </w:rPr>
+        <w:t xml:space="preserve">      - name: Lint</w:t>
+      </w:r>
+    </w:p>
+    <w:p>
+      <w:pPr>
+        <w:pStyle w:val="PHP"/>
+        <w:rPr>
+          <w:lang w:val="en-US"/>
+        </w:rPr>
+      </w:pPr>
+      <w:r>
+        <w:rPr>
+          <w:lang w:val="en-US"/>
+        </w:rPr>
+        <w:t xml:space="preserve">        run: </w:t>
+      </w:r>
+      <w:proofErr w:type="spellStart"/>
+      <w:r>
+        <w:rPr>
+          <w:lang w:val="en-US"/>
+        </w:rPr>
+        <w:t>npm</w:t>
+      </w:r>
+      <w:proofErr w:type="spellEnd"/>
+      <w:r>
+        <w:rPr>
+          <w:lang w:val="en-US"/>
+        </w:rPr>
+        <w:t xml:space="preserve"> run lint</w:t>
+      </w:r>
+    </w:p>
+    <w:p>
+      <w:pPr>
+        <w:pStyle w:val="PHP"/>
+        <w:rPr>
+          <w:lang w:val="en-US"/>
+        </w:rPr>
+      </w:pPr>
+    </w:p>
+    <w:p>
+      <w:pPr>
+        <w:pStyle w:val="PHP"/>
+        <w:rPr>
+          <w:lang w:val="en-US"/>
+        </w:rPr>
+      </w:pPr>
+      <w:r>
+        <w:rPr>
+          <w:lang w:val="en-US"/>
+        </w:rPr>
+        <w:t xml:space="preserve">      - name: Tests</w:t>
+      </w:r>
+    </w:p>
+    <w:p>
+      <w:pPr>
+        <w:pStyle w:val="PHP"/>
+        <w:rPr>
+          <w:lang w:val="en-US"/>
+        </w:rPr>
+      </w:pPr>
+      <w:r>
+        <w:rPr>
+          <w:lang w:val="en-US"/>
+        </w:rPr>
+        <w:t xml:space="preserve">        run: </w:t>
+      </w:r>
+      <w:proofErr w:type="spellStart"/>
+      <w:r>
+        <w:rPr>
+          <w:lang w:val="en-US"/>
+        </w:rPr>
+        <w:t>npm</w:t>
+      </w:r>
+      <w:proofErr w:type="spellEnd"/>
+      <w:r>
+        <w:rPr>
+          <w:lang w:val="en-US"/>
+        </w:rPr>
+        <w:t xml:space="preserve"> test</w:t>
+      </w:r>
+    </w:p>
+    <w:p>
+      <w:pPr>
+        <w:pStyle w:val="PHP"/>
+        <w:rPr>
+          <w:lang w:val="en-US"/>
+        </w:rPr>
+      </w:pPr>
+    </w:p>
+    <w:p>
+      <w:pPr>
+        <w:pStyle w:val="PHP"/>
+        <w:rPr>
+          <w:lang w:val="en-US"/>
+        </w:rPr>
+      </w:pPr>
+      <w:r>
+        <w:rPr>
+          <w:lang w:val="en-US"/>
+        </w:rPr>
+        <w:t xml:space="preserve">      - name: Publish logs</w:t>
+      </w:r>
+    </w:p>
+    <w:p>
+      <w:pPr>
+        <w:pStyle w:val="PHP"/>
+        <w:rPr>
+          <w:lang w:val="en-US"/>
+        </w:rPr>
+      </w:pPr>
+      <w:r>
+        <w:rPr>
+          <w:lang w:val="en-US"/>
+        </w:rPr>
+        <w:t xml:space="preserve">        if: </w:t>
+      </w:r>
+      <w:proofErr w:type="gramStart"/>
+      <w:r>
+        <w:rPr>
+          <w:lang w:val="en-US"/>
+        </w:rPr>
+        <w:t>always(</w:t>
+      </w:r>
+      <w:proofErr w:type="gramEnd"/>
+      <w:r>
+        <w:rPr>
+          <w:lang w:val="en-US"/>
+        </w:rPr>
+        <w:t>)</w:t>
+      </w:r>
+    </w:p>
+    <w:p>
+      <w:pPr>
+        <w:pStyle w:val="PHP"/>
+        <w:rPr>
+          <w:lang w:val="en-US"/>
+        </w:rPr>
+      </w:pPr>
+      <w:r>
+        <w:rPr>
+          <w:lang w:val="en-US"/>
+        </w:rPr>
+        <w:t xml:space="preserve">        uses: actions/upload-artifact@v4</w:t>
+      </w:r>
+    </w:p>
+    <w:p>
+      <w:pPr>
+        <w:pStyle w:val="PHP"/>
+        <w:rPr>
+          <w:lang w:val="en-US"/>
+        </w:rPr>
+      </w:pPr>
+      <w:r>
+        <w:rPr>
+          <w:lang w:val="en-US"/>
+        </w:rPr>
+        <w:t xml:space="preserve">        with:</w:t>
+      </w:r>
+    </w:p>
+    <w:p>
+      <w:pPr>
+        <w:pStyle w:val="PHP"/>
+        <w:rPr>
+          <w:lang w:val="en-US"/>
+        </w:rPr>
+      </w:pPr>
+      <w:r>
+        <w:rPr>
+          <w:lang w:val="en-US"/>
+        </w:rPr>
+        <w:t xml:space="preserve">          name: che.3t.log-ci</w:t>
+      </w:r>
+    </w:p>
+    <w:p>
+      <w:pPr>
+        <w:pStyle w:val="PHP"/>
+        <w:rPr>
+          <w:lang w:val="en-US"/>
+        </w:rPr>
+      </w:pPr>
+      <w:r>
+        <w:rPr>
+          <w:lang w:val="en-US"/>
+        </w:rPr>
+        <w:t xml:space="preserve">          path: |</w:t>
+      </w:r>
+    </w:p>
+    <w:p>
+      <w:pPr>
+        <w:pStyle w:val="PHP"/>
+        <w:rPr>
+          <w:lang w:val="en-US"/>
+        </w:rPr>
+      </w:pPr>
+      <w:r>
+        <w:rPr>
+          <w:lang w:val="en-US"/>
+        </w:rPr>
+        <w:t xml:space="preserve">            logs/che.3t.log</w:t>
+      </w:r>
+    </w:p>
+    <w:p>
+      <w:pPr>
+        <w:pStyle w:val="PHP"/>
+        <w:rPr>
+          <w:lang w:val="en-US"/>
+        </w:rPr>
+      </w:pPr>
+      <w:r>
+        <w:rPr>
+          <w:lang w:val="en-US"/>
+        </w:rPr>
+        <w:t xml:space="preserve">            che.3t.log</w:t>
+      </w:r>
+    </w:p>
+    <w:p>
+      <w:pPr>
+        <w:pStyle w:val="PHP"/>
+        <w:rPr>
+          <w:lang w:val="en-US"/>
+        </w:rPr>
+      </w:pPr>
+      <w:r>
+        <w:rPr>
+          <w:lang w:val="en-US"/>
+        </w:rPr>
+        <w:t xml:space="preserve">          if-no-files-found: ignore</w:t>
+      </w:r>
+    </w:p>
+    <w:p>
+      <w:pPr>
+        <w:pStyle w:val="PHP"/>
+        <w:rPr>
+          <w:lang w:val="en-US"/>
+        </w:rPr>
+      </w:pPr>
+    </w:p>
+    <w:p>
+      <w:pPr>
+        <w:pStyle w:val="PHP"/>
+      </w:pPr>
+      <w:r>
+        <w:rPr>
+          <w:lang w:val="en-US"/>
+        </w:rPr>
+        <w:t xml:space="preserve">  </w:t>
+      </w:r>
+      <w:r>
+        <w:t># ------------------------------------------------------------------</w:t>
+      </w:r>
+    </w:p>
+    <w:p>
+      <w:pPr>
+        <w:pStyle w:val="PHP"/>
+      </w:pPr>
+      <w:r>
+        <w:t xml:space="preserve">  # 2) </w:t>
+      </w:r>
+      <w:proofErr w:type="spellStart"/>
+      <w:r>
+        <w:t>Build</w:t>
+      </w:r>
+      <w:proofErr w:type="spellEnd"/>
+      <w:r>
+        <w:t xml:space="preserve"> image + scan de vulnérabilités (</w:t>
+      </w:r>
+      <w:proofErr w:type="spellStart"/>
+      <w:r>
+        <w:t>gate</w:t>
+      </w:r>
+      <w:proofErr w:type="spellEnd"/>
+      <w:r>
+        <w:t xml:space="preserve"> bloquant)</w:t>
+      </w:r>
+    </w:p>
+    <w:p>
+      <w:pPr>
+        <w:pStyle w:val="PHP"/>
+        <w:rPr>
+          <w:lang w:val="en-US"/>
+        </w:rPr>
+      </w:pPr>
+      <w:r>
+        <w:t xml:space="preserve">  </w:t>
+      </w:r>
+      <w:r>
+        <w:rPr>
+          <w:lang w:val="en-US"/>
+        </w:rPr>
+        <w:t># ------------------------------------------------------------------</w:t>
+      </w:r>
+    </w:p>
+    <w:p>
+      <w:pPr>
+        <w:pStyle w:val="PHP"/>
+        <w:rPr>
+          <w:lang w:val="en-US"/>
+        </w:rPr>
+      </w:pPr>
+      <w:r>
+        <w:rPr>
+          <w:lang w:val="en-US"/>
+        </w:rPr>
+        <w:t xml:space="preserve">  build-scan:</w:t>
+      </w:r>
+    </w:p>
+    <w:p>
+      <w:pPr>
+        <w:pStyle w:val="PHP"/>
+        <w:rPr>
+          <w:lang w:val="en-US"/>
+        </w:rPr>
+      </w:pPr>
+      <w:r>
+        <w:rPr>
+          <w:lang w:val="en-US"/>
+        </w:rPr>
+        <w:t xml:space="preserve">    needs: lint-and-test</w:t>
+      </w:r>
+    </w:p>
+    <w:p>
+      <w:pPr>
+        <w:pStyle w:val="PHP"/>
+        <w:rPr>
+          <w:lang w:val="en-US"/>
+        </w:rPr>
+      </w:pPr>
+      <w:r>
+        <w:rPr>
+          <w:lang w:val="en-US"/>
+        </w:rPr>
+        <w:t xml:space="preserve">    runs-on: ubuntu-latest</w:t>
+      </w:r>
+    </w:p>
+    <w:p>
+      <w:pPr>
+        <w:pStyle w:val="PHP"/>
+        <w:rPr>
+          <w:lang w:val="en-US"/>
+        </w:rPr>
+      </w:pPr>
+      <w:r>
+        <w:rPr>
+          <w:lang w:val="en-US"/>
+        </w:rPr>
+        <w:t xml:space="preserve">    permissions:</w:t>
+      </w:r>
+    </w:p>
+    <w:p>
+      <w:pPr>
+        <w:pStyle w:val="PHP"/>
+        <w:rPr>
+          <w:lang w:val="en-US"/>
+        </w:rPr>
+      </w:pPr>
+      <w:r>
+        <w:rPr>
+          <w:lang w:val="en-US"/>
+        </w:rPr>
+        <w:t xml:space="preserve">      contents: read</w:t>
+      </w:r>
+    </w:p>
+    <w:p>
+      <w:pPr>
+        <w:pStyle w:val="PHP"/>
+        <w:rPr>
+          <w:lang w:val="en-US"/>
+        </w:rPr>
+      </w:pPr>
+      <w:r>
+        <w:rPr>
+          <w:lang w:val="en-US"/>
+        </w:rPr>
+        <w:t xml:space="preserve">      packages: write</w:t>
+      </w:r>
+    </w:p>
+    <w:p>
+      <w:pPr>
+        <w:pStyle w:val="PHP"/>
+        <w:rPr>
+          <w:lang w:val="en-US"/>
+        </w:rPr>
+      </w:pPr>
+      <w:r>
+        <w:rPr>
+          <w:lang w:val="en-US"/>
+        </w:rPr>
+        <w:t xml:space="preserve">      security-events: write</w:t>
+      </w:r>
+    </w:p>
+    <w:p>
+      <w:pPr>
+        <w:pStyle w:val="PHP"/>
+        <w:rPr>
+          <w:lang w:val="en-US"/>
+        </w:rPr>
+      </w:pPr>
+      <w:r>
+        <w:rPr>
+          <w:lang w:val="en-US"/>
+        </w:rPr>
+        <w:t xml:space="preserve">    outputs:</w:t>
+      </w:r>
+    </w:p>
+    <w:p>
+      <w:pPr>
+        <w:pStyle w:val="PHP"/>
+        <w:rPr>
+          <w:lang w:val="en-US"/>
+        </w:rPr>
+      </w:pPr>
+      <w:r>
+        <w:rPr>
+          <w:lang w:val="en-US"/>
+        </w:rPr>
+        <w:t xml:space="preserve">      image-tag: $</w:t>
+      </w:r>
+      <w:proofErr w:type="gramStart"/>
+      <w:r>
+        <w:rPr>
+          <w:lang w:val="en-US"/>
+        </w:rPr>
+        <w:t xml:space="preserve">{{ </w:t>
+      </w:r>
+      <w:proofErr w:type="spellStart"/>
+      <w:r>
+        <w:rPr>
+          <w:lang w:val="en-US"/>
+        </w:rPr>
+        <w:t>steps.meta.outputs.tag</w:t>
+      </w:r>
+      <w:proofErr w:type="spellEnd"/>
+      <w:proofErr w:type="gramEnd"/>
+      <w:r>
+        <w:rPr>
+          <w:lang w:val="en-US"/>
+        </w:rPr>
+        <w:t xml:space="preserve"> }}</w:t>
+      </w:r>
+    </w:p>
+    <w:p>
+      <w:pPr>
+        <w:pStyle w:val="PHP"/>
+        <w:rPr>
+          <w:lang w:val="en-US"/>
+        </w:rPr>
+      </w:pPr>
+      <w:r>
+        <w:rPr>
+          <w:lang w:val="en-US"/>
+        </w:rPr>
+        <w:t xml:space="preserve">    steps:</w:t>
+      </w:r>
+    </w:p>
+    <w:p>
+      <w:pPr>
+        <w:pStyle w:val="PHP"/>
+        <w:rPr>
+          <w:lang w:val="en-US"/>
+        </w:rPr>
+      </w:pPr>
+      <w:r>
+        <w:rPr>
+          <w:lang w:val="en-US"/>
+        </w:rPr>
+        <w:t xml:space="preserve">      - uses: actions/checkout@v4</w:t>
+      </w:r>
+    </w:p>
+    <w:p>
+      <w:pPr>
+        <w:pStyle w:val="PHP"/>
+        <w:rPr>
+          <w:lang w:val="en-US"/>
+        </w:rPr>
+      </w:pPr>
+    </w:p>
+    <w:p>
+      <w:pPr>
+        <w:pStyle w:val="PHP"/>
+        <w:rPr>
+          <w:lang w:val="en-US"/>
+        </w:rPr>
+      </w:pPr>
+      <w:r>
+        <w:rPr>
+          <w:lang w:val="en-US"/>
+        </w:rPr>
+        <w:t xml:space="preserve">      - name: Compute traceable tag</w:t>
+      </w:r>
+    </w:p>
+    <w:p>
+      <w:pPr>
+        <w:pStyle w:val="PHP"/>
+        <w:rPr>
+          <w:lang w:val="en-US"/>
+        </w:rPr>
+      </w:pPr>
+      <w:r>
+        <w:rPr>
+          <w:lang w:val="en-US"/>
+        </w:rPr>
+        <w:t xml:space="preserve">        id: meta</w:t>
+      </w:r>
+    </w:p>
+    <w:p>
+      <w:pPr>
+        <w:pStyle w:val="PHP"/>
+        <w:rPr>
+          <w:lang w:val="en-US"/>
+        </w:rPr>
+      </w:pPr>
+      <w:r>
+        <w:rPr>
+          <w:lang w:val="en-US"/>
+        </w:rPr>
+        <w:t xml:space="preserve">        run: |</w:t>
+      </w:r>
+    </w:p>
+    <w:p>
+      <w:pPr>
+        <w:pStyle w:val="PHP"/>
+        <w:rPr>
+          <w:lang w:val="en-US"/>
+        </w:rPr>
+      </w:pPr>
+      <w:r>
+        <w:rPr>
+          <w:lang w:val="en-US"/>
+        </w:rPr>
+        <w:t xml:space="preserve">          SHORT_SHA=$(git rev-parse --short HEAD)</w:t>
+      </w:r>
+    </w:p>
+    <w:p>
+      <w:pPr>
+        <w:pStyle w:val="PHP"/>
+        <w:rPr>
+          <w:lang w:val="en-US"/>
+        </w:rPr>
+      </w:pPr>
+      <w:r>
+        <w:rPr>
+          <w:lang w:val="en-US"/>
+        </w:rPr>
+        <w:t xml:space="preserve">          echo "tag=${GITHUB_REF_NAME}-${SHORT_SHA}" &gt;&gt; "$GITHUB_OUTPUT"</w:t>
+      </w:r>
+    </w:p>
+    <w:p>
+      <w:pPr>
+        <w:pStyle w:val="PHP"/>
+        <w:rPr>
+          <w:lang w:val="en-US"/>
+        </w:rPr>
+      </w:pPr>
+    </w:p>
+    <w:p>
+      <w:pPr>
+        <w:pStyle w:val="PHP"/>
+        <w:rPr>
+          <w:lang w:val="en-US"/>
+        </w:rPr>
+      </w:pPr>
+      <w:r>
+        <w:rPr>
+          <w:lang w:val="en-US"/>
+        </w:rPr>
+        <w:t xml:space="preserve">      - uses: docker/setup-buildx-action@v3</w:t>
+      </w:r>
+    </w:p>
+    <w:p>
+      <w:pPr>
+        <w:pStyle w:val="PHP"/>
+        <w:rPr>
+          <w:lang w:val="en-US"/>
+        </w:rPr>
+      </w:pPr>
+    </w:p>
+    <w:p>
+      <w:pPr>
+        <w:pStyle w:val="PHP"/>
+        <w:rPr>
+          <w:lang w:val="en-US"/>
+        </w:rPr>
+      </w:pPr>
+      <w:r>
+        <w:rPr>
+          <w:lang w:val="en-US"/>
+        </w:rPr>
+        <w:t xml:space="preserve">      - name: Build image (local)</w:t>
+      </w:r>
+    </w:p>
+    <w:p>
+      <w:pPr>
+        <w:pStyle w:val="PHP"/>
+        <w:rPr>
+          <w:lang w:val="en-US"/>
+        </w:rPr>
+      </w:pPr>
+      <w:r>
+        <w:rPr>
+          <w:lang w:val="en-US"/>
+        </w:rPr>
+        <w:t xml:space="preserve">        uses: docker/build-push-action@v6</w:t>
+      </w:r>
+    </w:p>
+    <w:p>
+      <w:pPr>
+        <w:pStyle w:val="PHP"/>
+        <w:rPr>
+          <w:lang w:val="en-US"/>
+        </w:rPr>
+      </w:pPr>
+      <w:r>
+        <w:rPr>
+          <w:lang w:val="en-US"/>
+        </w:rPr>
+        <w:t xml:space="preserve">        with:</w:t>
+      </w:r>
+    </w:p>
+    <w:p>
+      <w:pPr>
+        <w:pStyle w:val="PHP"/>
+        <w:rPr>
+          <w:lang w:val="en-US"/>
+        </w:rPr>
+      </w:pPr>
+      <w:r>
+        <w:rPr>
+          <w:lang w:val="en-US"/>
+        </w:rPr>
+        <w:t xml:space="preserve">          context</w:t>
+      </w:r>
+      <w:proofErr w:type="gramStart"/>
+      <w:r>
+        <w:rPr>
+          <w:lang w:val="en-US"/>
+        </w:rPr>
+        <w:t>: .</w:t>
+      </w:r>
+      <w:proofErr w:type="gramEnd"/>
+    </w:p>
+    <w:p>
+      <w:pPr>
+        <w:pStyle w:val="PHP"/>
+        <w:rPr>
+          <w:lang w:val="en-US"/>
+        </w:rPr>
+      </w:pPr>
+      <w:r>
+        <w:rPr>
+          <w:lang w:val="en-US"/>
+        </w:rPr>
+        <w:t xml:space="preserve">          push: false</w:t>
+      </w:r>
+    </w:p>
+    <w:p>
+      <w:pPr>
+        <w:pStyle w:val="PHP"/>
+        <w:rPr>
+          <w:lang w:val="en-US"/>
+        </w:rPr>
+      </w:pPr>
+      <w:r>
+        <w:rPr>
+          <w:lang w:val="en-US"/>
+        </w:rPr>
+        <w:t xml:space="preserve">          load: true</w:t>
+      </w:r>
+    </w:p>
+    <w:p>
+      <w:pPr>
+        <w:pStyle w:val="PHP"/>
+        <w:rPr>
+          <w:lang w:val="en-US"/>
+        </w:rPr>
+      </w:pPr>
+      <w:r>
+        <w:rPr>
+          <w:lang w:val="en-US"/>
+        </w:rPr>
+        <w:t xml:space="preserve">          tags: $</w:t>
+      </w:r>
+      <w:proofErr w:type="gramStart"/>
+      <w:r>
+        <w:rPr>
+          <w:lang w:val="en-US"/>
+        </w:rPr>
+        <w:t xml:space="preserve">{{ </w:t>
+      </w:r>
+      <w:proofErr w:type="spellStart"/>
+      <w:r>
+        <w:rPr>
+          <w:lang w:val="en-US"/>
+        </w:rPr>
+        <w:t>env</w:t>
+      </w:r>
+      <w:proofErr w:type="gramEnd"/>
+      <w:r>
+        <w:rPr>
+          <w:lang w:val="en-US"/>
+        </w:rPr>
+        <w:t>.</w:t>
+      </w:r>
+      <w:proofErr w:type="gramStart"/>
+      <w:r>
+        <w:rPr>
+          <w:lang w:val="en-US"/>
+        </w:rPr>
+        <w:t>IMAGE</w:t>
+      </w:r>
+      <w:proofErr w:type="spellEnd"/>
+      <w:r>
+        <w:rPr>
+          <w:lang w:val="en-US"/>
+        </w:rPr>
+        <w:t xml:space="preserve"> }}:${{ </w:t>
+      </w:r>
+      <w:proofErr w:type="spellStart"/>
+      <w:r>
+        <w:rPr>
+          <w:lang w:val="en-US"/>
+        </w:rPr>
+        <w:t>steps.meta.outputs.tag</w:t>
+      </w:r>
+      <w:proofErr w:type="spellEnd"/>
+      <w:proofErr w:type="gramEnd"/>
+      <w:r>
+        <w:rPr>
+          <w:lang w:val="en-US"/>
+        </w:rPr>
+        <w:t xml:space="preserve"> }}</w:t>
+      </w:r>
+    </w:p>
+    <w:p>
+      <w:pPr>
+        <w:pStyle w:val="PHP"/>
+        <w:rPr>
+          <w:lang w:val="en-US"/>
+        </w:rPr>
+      </w:pPr>
+    </w:p>
+    <w:p>
+      <w:pPr>
+        <w:pStyle w:val="PHP"/>
+        <w:rPr>
+          <w:lang w:val="en-US"/>
+        </w:rPr>
+      </w:pPr>
+      <w:r>
+        <w:rPr>
+          <w:lang w:val="en-US"/>
+        </w:rPr>
+        <w:t xml:space="preserve">      - name: </w:t>
+      </w:r>
+      <w:proofErr w:type="spellStart"/>
+      <w:r>
+        <w:rPr>
+          <w:lang w:val="en-US"/>
+        </w:rPr>
+        <w:t>Trivy</w:t>
+      </w:r>
+      <w:proofErr w:type="spellEnd"/>
+      <w:r>
+        <w:rPr>
+          <w:lang w:val="en-US"/>
+        </w:rPr>
+        <w:t xml:space="preserve"> — scan CRITICAL (gate </w:t>
+      </w:r>
+      <w:proofErr w:type="spellStart"/>
+      <w:r>
+        <w:rPr>
+          <w:lang w:val="en-US"/>
+        </w:rPr>
+        <w:t>bloquant</w:t>
+      </w:r>
+      <w:proofErr w:type="spellEnd"/>
+      <w:r>
+        <w:rPr>
+          <w:lang w:val="en-US"/>
+        </w:rPr>
+        <w:t>)</w:t>
+      </w:r>
+    </w:p>
+    <w:p>
+      <w:pPr>
+        <w:pStyle w:val="PHP"/>
+        <w:rPr>
+          <w:lang w:val="en-US"/>
+        </w:rPr>
+      </w:pPr>
+      <w:r>
+        <w:rPr>
+          <w:lang w:val="en-US"/>
+        </w:rPr>
+        <w:t xml:space="preserve">        uses: </w:t>
+      </w:r>
+      <w:proofErr w:type="spellStart"/>
+      <w:r>
+        <w:rPr>
+          <w:lang w:val="en-US"/>
+        </w:rPr>
+        <w:t>aquasecurity</w:t>
+      </w:r>
+      <w:proofErr w:type="spellEnd"/>
+      <w:r>
+        <w:rPr>
+          <w:lang w:val="en-US"/>
+        </w:rPr>
+        <w:t>/trivy-action@0.28.0</w:t>
+      </w:r>
+    </w:p>
+    <w:p>
+      <w:pPr>
+        <w:pStyle w:val="PHP"/>
+        <w:rPr>
+          <w:lang w:val="en-US"/>
+        </w:rPr>
+      </w:pPr>
+      <w:r>
+        <w:rPr>
+          <w:lang w:val="en-US"/>
+        </w:rPr>
+        <w:t xml:space="preserve">        with:</w:t>
+      </w:r>
+    </w:p>
+    <w:p>
+      <w:pPr>
+        <w:pStyle w:val="PHP"/>
+        <w:rPr>
+          <w:lang w:val="en-US"/>
+        </w:rPr>
+      </w:pPr>
+      <w:r>
+        <w:rPr>
+          <w:lang w:val="en-US"/>
+        </w:rPr>
+        <w:t xml:space="preserve">          image-ref: $</w:t>
+      </w:r>
+      <w:proofErr w:type="gramStart"/>
+      <w:r>
+        <w:rPr>
+          <w:lang w:val="en-US"/>
+        </w:rPr>
+        <w:t xml:space="preserve">{{ </w:t>
+      </w:r>
+      <w:proofErr w:type="spellStart"/>
+      <w:r>
+        <w:rPr>
+          <w:lang w:val="en-US"/>
+        </w:rPr>
+        <w:t>env</w:t>
+      </w:r>
+      <w:proofErr w:type="gramEnd"/>
+      <w:r>
+        <w:rPr>
+          <w:lang w:val="en-US"/>
+        </w:rPr>
+        <w:t>.</w:t>
+      </w:r>
+      <w:proofErr w:type="gramStart"/>
+      <w:r>
+        <w:rPr>
+          <w:lang w:val="en-US"/>
+        </w:rPr>
+        <w:t>IMAGE</w:t>
+      </w:r>
+      <w:proofErr w:type="spellEnd"/>
+      <w:r>
+        <w:rPr>
+          <w:lang w:val="en-US"/>
+        </w:rPr>
+        <w:t xml:space="preserve"> }}:${{ </w:t>
+      </w:r>
+      <w:proofErr w:type="spellStart"/>
+      <w:r>
+        <w:rPr>
+          <w:lang w:val="en-US"/>
+        </w:rPr>
+        <w:t>steps.meta.outputs.tag</w:t>
+      </w:r>
+      <w:proofErr w:type="spellEnd"/>
+      <w:proofErr w:type="gramEnd"/>
+      <w:r>
+        <w:rPr>
+          <w:lang w:val="en-US"/>
+        </w:rPr>
+        <w:t xml:space="preserve"> }}</w:t>
+      </w:r>
+    </w:p>
+    <w:p>
+      <w:pPr>
+        <w:pStyle w:val="PHP"/>
+        <w:rPr>
+          <w:lang w:val="en-US"/>
+        </w:rPr>
+      </w:pPr>
+      <w:r>
+        <w:rPr>
+          <w:lang w:val="en-US"/>
+        </w:rPr>
+        <w:t xml:space="preserve">          format: '</w:t>
+      </w:r>
+      <w:proofErr w:type="spellStart"/>
+      <w:r>
+        <w:rPr>
+          <w:lang w:val="en-US"/>
+        </w:rPr>
+        <w:t>sarif</w:t>
+      </w:r>
+      <w:proofErr w:type="spellEnd"/>
+      <w:r>
+        <w:rPr>
+          <w:lang w:val="en-US"/>
+        </w:rPr>
+        <w:t>'</w:t>
+      </w:r>
+    </w:p>
+    <w:p>
+      <w:pPr>
+        <w:pStyle w:val="PHP"/>
+        <w:rPr>
+          <w:lang w:val="en-US"/>
+        </w:rPr>
+      </w:pPr>
+      <w:r>
+        <w:rPr>
+          <w:lang w:val="en-US"/>
+        </w:rPr>
+        <w:t xml:space="preserve">          output: '</w:t>
+      </w:r>
+      <w:proofErr w:type="spellStart"/>
+      <w:r>
+        <w:rPr>
+          <w:lang w:val="en-US"/>
+        </w:rPr>
+        <w:t>trivy-</w:t>
+      </w:r>
+      <w:proofErr w:type="gramStart"/>
+      <w:r>
+        <w:rPr>
+          <w:lang w:val="en-US"/>
+        </w:rPr>
+        <w:t>results.sarif</w:t>
+      </w:r>
+      <w:proofErr w:type="spellEnd"/>
+      <w:proofErr w:type="gramEnd"/>
+      <w:r>
+        <w:rPr>
+          <w:lang w:val="en-US"/>
+        </w:rPr>
+        <w:t>'</w:t>
+      </w:r>
+    </w:p>
+    <w:p>
+      <w:pPr>
+        <w:pStyle w:val="PHP"/>
+      </w:pPr>
+      <w:r>
+        <w:rPr>
+          <w:lang w:val="en-US"/>
+        </w:rPr>
+        <w:t xml:space="preserve">          </w:t>
+      </w:r>
+      <w:proofErr w:type="spellStart"/>
+      <w:proofErr w:type="gramStart"/>
+      <w:r>
+        <w:t>severity</w:t>
+      </w:r>
+      <w:proofErr w:type="spellEnd"/>
+      <w:r>
+        <w:t>:</w:t>
+      </w:r>
+      <w:proofErr w:type="gramEnd"/>
+      <w:r>
+        <w:t xml:space="preserve"> 'CRITICAL'</w:t>
+      </w:r>
+    </w:p>
+    <w:p>
+      <w:pPr>
+        <w:pStyle w:val="PHP"/>
+      </w:pPr>
+      <w:r>
+        <w:t xml:space="preserve">          </w:t>
+      </w:r>
+      <w:proofErr w:type="gramStart"/>
+      <w:r>
+        <w:t>exit</w:t>
+      </w:r>
+      <w:proofErr w:type="gramEnd"/>
+      <w:r>
+        <w:t>-</w:t>
+      </w:r>
+      <w:proofErr w:type="gramStart"/>
+      <w:r>
+        <w:t>code:</w:t>
+      </w:r>
+      <w:proofErr w:type="gramEnd"/>
+      <w:r>
+        <w:t xml:space="preserve"> '1'      # &lt;-- échec du job si CRITICAL trouvé</w:t>
+      </w:r>
+    </w:p>
+    <w:p>
+      <w:pPr>
+        <w:pStyle w:val="PHP"/>
+      </w:pPr>
+    </w:p>
+    <w:p>
+      <w:pPr>
+        <w:pStyle w:val="PHP"/>
+        <w:rPr>
+          <w:lang w:val="en-US"/>
+        </w:rPr>
+      </w:pPr>
+      <w:r>
+        <w:t xml:space="preserve">      </w:t>
+      </w:r>
+      <w:r>
+        <w:rPr>
+          <w:lang w:val="en-US"/>
+        </w:rPr>
+        <w:t>- name: Upload SARIF</w:t>
+      </w:r>
+    </w:p>
+    <w:p>
+      <w:pPr>
+        <w:pStyle w:val="PHP"/>
+        <w:rPr>
+          <w:lang w:val="en-US"/>
+        </w:rPr>
+      </w:pPr>
+      <w:r>
+        <w:rPr>
+          <w:lang w:val="en-US"/>
+        </w:rPr>
+        <w:t xml:space="preserve">        if: </w:t>
+      </w:r>
+      <w:proofErr w:type="gramStart"/>
+      <w:r>
+        <w:rPr>
+          <w:lang w:val="en-US"/>
+        </w:rPr>
+        <w:t>always(</w:t>
+      </w:r>
+      <w:proofErr w:type="gramEnd"/>
+      <w:r>
+        <w:rPr>
+          <w:lang w:val="en-US"/>
+        </w:rPr>
+        <w:t>)</w:t>
+      </w:r>
+    </w:p>
+    <w:p>
+      <w:pPr>
+        <w:pStyle w:val="PHP"/>
+        <w:rPr>
+          <w:lang w:val="en-US"/>
+        </w:rPr>
+      </w:pPr>
+      <w:r>
+        <w:rPr>
+          <w:lang w:val="en-US"/>
+        </w:rPr>
+        <w:t xml:space="preserve">        uses: </w:t>
+      </w:r>
+      <w:proofErr w:type="spellStart"/>
+      <w:r>
+        <w:rPr>
+          <w:lang w:val="en-US"/>
+        </w:rPr>
+        <w:t>github</w:t>
+      </w:r>
+      <w:proofErr w:type="spellEnd"/>
+      <w:r>
+        <w:rPr>
+          <w:lang w:val="en-US"/>
+        </w:rPr>
+        <w:t>/</w:t>
+      </w:r>
+      <w:proofErr w:type="spellStart"/>
+      <w:r>
+        <w:rPr>
+          <w:lang w:val="en-US"/>
+        </w:rPr>
+        <w:t>codeql</w:t>
+      </w:r>
+      <w:proofErr w:type="spellEnd"/>
+      <w:r>
+        <w:rPr>
+          <w:lang w:val="en-US"/>
+        </w:rPr>
+        <w:t>-action/upload-sarif@v3</w:t>
+      </w:r>
+    </w:p>
+    <w:p>
+      <w:pPr>
+        <w:pStyle w:val="PHP"/>
+        <w:rPr>
+          <w:lang w:val="en-US"/>
+        </w:rPr>
+      </w:pPr>
+      <w:r>
+        <w:rPr>
+          <w:lang w:val="en-US"/>
+        </w:rPr>
+        <w:t xml:space="preserve">        with:</w:t>
+      </w:r>
+    </w:p>
+    <w:p>
+      <w:pPr>
+        <w:pStyle w:val="PHP"/>
+        <w:rPr>
+          <w:lang w:val="en-US"/>
+        </w:rPr>
+      </w:pPr>
+      <w:r>
+        <w:rPr>
+          <w:lang w:val="en-US"/>
+        </w:rPr>
+        <w:t xml:space="preserve">          </w:t>
+      </w:r>
+      <w:proofErr w:type="spellStart"/>
+      <w:r>
+        <w:rPr>
+          <w:lang w:val="en-US"/>
+        </w:rPr>
+        <w:t>sarif_file</w:t>
+      </w:r>
+      <w:proofErr w:type="spellEnd"/>
+      <w:r>
+        <w:rPr>
+          <w:lang w:val="en-US"/>
+        </w:rPr>
+        <w:t xml:space="preserve">: </w:t>
+      </w:r>
+      <w:proofErr w:type="spellStart"/>
+      <w:r>
+        <w:rPr>
+          <w:lang w:val="en-US"/>
+        </w:rPr>
+        <w:t>trivy-</w:t>
+      </w:r>
+      <w:proofErr w:type="gramStart"/>
+      <w:r>
+        <w:rPr>
+          <w:lang w:val="en-US"/>
+        </w:rPr>
+        <w:t>results.sarif</w:t>
+      </w:r>
+      <w:proofErr w:type="spellEnd"/>
+      <w:proofErr w:type="gramEnd"/>
+    </w:p>
+    <w:p>
+      <w:pPr>
+        <w:pStyle w:val="PHP"/>
+        <w:rPr>
+          <w:lang w:val="en-US"/>
+        </w:rPr>
+      </w:pPr>
+    </w:p>
+    <w:p>
+      <w:pPr>
+        <w:pStyle w:val="PHP"/>
+      </w:pPr>
+      <w:r>
+        <w:rPr>
+          <w:lang w:val="en-US"/>
+        </w:rPr>
+        <w:t xml:space="preserve">  </w:t>
+      </w:r>
+      <w:r>
+        <w:t># ------------------------------------------------------------------</w:t>
+      </w:r>
+    </w:p>
+    <w:p>
+      <w:pPr>
+        <w:pStyle w:val="PHP"/>
+      </w:pPr>
+      <w:r>
+        <w:t xml:space="preserve">  # 3) Publication registre (uniquement sur main / tag)</w:t>
+      </w:r>
+    </w:p>
+    <w:p>
+      <w:pPr>
+        <w:pStyle w:val="PHP"/>
+        <w:rPr>
+          <w:lang w:val="en-US"/>
+        </w:rPr>
+      </w:pPr>
+      <w:r>
+        <w:t xml:space="preserve">  </w:t>
+      </w:r>
+      <w:r>
+        <w:rPr>
+          <w:lang w:val="en-US"/>
+        </w:rPr>
+        <w:t># ------------------------------------------------------------------</w:t>
+      </w:r>
+    </w:p>
+    <w:p>
+      <w:pPr>
+        <w:pStyle w:val="PHP"/>
+        <w:rPr>
+          <w:lang w:val="en-US"/>
+        </w:rPr>
+      </w:pPr>
+      <w:r>
+        <w:rPr>
+          <w:lang w:val="en-US"/>
+        </w:rPr>
+        <w:t xml:space="preserve">  publish:</w:t>
+      </w:r>
+    </w:p>
+    <w:p>
+      <w:pPr>
+        <w:pStyle w:val="PHP"/>
+        <w:rPr>
+          <w:lang w:val="en-US"/>
+        </w:rPr>
+      </w:pPr>
+      <w:r>
+        <w:rPr>
+          <w:lang w:val="en-US"/>
+        </w:rPr>
+        <w:t xml:space="preserve">    needs: build-scan</w:t>
+      </w:r>
+    </w:p>
+    <w:p>
+      <w:pPr>
+        <w:pStyle w:val="PHP"/>
+        <w:rPr>
+          <w:lang w:val="en-US"/>
+        </w:rPr>
+      </w:pPr>
+      <w:r>
+        <w:rPr>
+          <w:lang w:val="en-US"/>
+        </w:rPr>
+        <w:lastRenderedPageBreak/>
+        <w:t xml:space="preserve">    if: </w:t>
+      </w:r>
+      <w:proofErr w:type="spellStart"/>
+      <w:proofErr w:type="gramStart"/>
+      <w:r>
+        <w:rPr>
+          <w:lang w:val="en-US"/>
+        </w:rPr>
+        <w:t>github.event</w:t>
+      </w:r>
+      <w:proofErr w:type="gramEnd"/>
+      <w:r>
+        <w:rPr>
+          <w:lang w:val="en-US"/>
+        </w:rPr>
+        <w:t>_name</w:t>
+      </w:r>
+      <w:proofErr w:type="spellEnd"/>
+      <w:r>
+        <w:rPr>
+          <w:lang w:val="en-US"/>
+        </w:rPr>
+        <w:t xml:space="preserve"> == 'push'</w:t>
+      </w:r>
+    </w:p>
+    <w:p>
+      <w:pPr>
+        <w:pStyle w:val="PHP"/>
+        <w:rPr>
+          <w:lang w:val="en-US"/>
+        </w:rPr>
+      </w:pPr>
+      <w:r>
+        <w:rPr>
+          <w:lang w:val="en-US"/>
+        </w:rPr>
+        <w:t xml:space="preserve">    runs-on: ubuntu-latest</w:t>
+      </w:r>
+    </w:p>
+    <w:p>
+      <w:pPr>
+        <w:pStyle w:val="PHP"/>
+        <w:rPr>
+          <w:lang w:val="en-US"/>
+        </w:rPr>
+      </w:pPr>
+      <w:r>
+        <w:rPr>
+          <w:lang w:val="en-US"/>
+        </w:rPr>
+        <w:t xml:space="preserve">    permissions:</w:t>
+      </w:r>
+    </w:p>
+    <w:p>
+      <w:pPr>
+        <w:pStyle w:val="PHP"/>
+        <w:rPr>
+          <w:lang w:val="en-US"/>
+        </w:rPr>
+      </w:pPr>
+      <w:r>
+        <w:rPr>
+          <w:lang w:val="en-US"/>
+        </w:rPr>
+        <w:t xml:space="preserve">      contents: read</w:t>
+      </w:r>
+    </w:p>
+    <w:p>
+      <w:pPr>
+        <w:pStyle w:val="PHP"/>
+        <w:rPr>
+          <w:lang w:val="en-US"/>
+        </w:rPr>
+      </w:pPr>
+      <w:r>
+        <w:rPr>
+          <w:lang w:val="en-US"/>
+        </w:rPr>
+        <w:t xml:space="preserve">      packages: write</w:t>
+      </w:r>
+    </w:p>
+    <w:p>
+      <w:pPr>
+        <w:pStyle w:val="PHP"/>
+        <w:rPr>
+          <w:lang w:val="en-US"/>
+        </w:rPr>
+      </w:pPr>
+      <w:r>
+        <w:rPr>
+          <w:lang w:val="en-US"/>
+        </w:rPr>
+        <w:t xml:space="preserve">    steps:</w:t>
+      </w:r>
+    </w:p>
+    <w:p>
+      <w:pPr>
+        <w:pStyle w:val="PHP"/>
+        <w:rPr>
+          <w:lang w:val="en-US"/>
+        </w:rPr>
+      </w:pPr>
+      <w:r>
+        <w:rPr>
+          <w:lang w:val="en-US"/>
+        </w:rPr>
+        <w:t xml:space="preserve">      - uses: actions/checkout@v4</w:t>
+      </w:r>
+    </w:p>
+    <w:p>
+      <w:pPr>
+        <w:pStyle w:val="PHP"/>
+        <w:rPr>
+          <w:lang w:val="en-US"/>
+        </w:rPr>
+      </w:pPr>
+      <w:r>
+        <w:rPr>
+          <w:lang w:val="en-US"/>
+        </w:rPr>
+        <w:t xml:space="preserve">      - uses: docker/setup-buildx-action@v3</w:t>
+      </w:r>
+    </w:p>
+    <w:p>
+      <w:pPr>
+        <w:pStyle w:val="PHP"/>
+        <w:rPr>
+          <w:lang w:val="en-US"/>
+        </w:rPr>
+      </w:pPr>
+    </w:p>
+    <w:p>
+      <w:pPr>
+        <w:pStyle w:val="PHP"/>
+        <w:rPr>
+          <w:lang w:val="en-US"/>
+        </w:rPr>
+      </w:pPr>
+      <w:r>
+        <w:rPr>
+          <w:lang w:val="en-US"/>
+        </w:rPr>
+        <w:t xml:space="preserve">      - name: Login GHCR</w:t>
+      </w:r>
+    </w:p>
+    <w:p>
+      <w:pPr>
+        <w:pStyle w:val="PHP"/>
+        <w:rPr>
+          <w:lang w:val="en-US"/>
+        </w:rPr>
+      </w:pPr>
+      <w:r>
+        <w:rPr>
+          <w:lang w:val="en-US"/>
+        </w:rPr>
+        <w:t xml:space="preserve">        uses: docker/login-action@v3</w:t>
+      </w:r>
+    </w:p>
+    <w:p>
+      <w:pPr>
+        <w:pStyle w:val="PHP"/>
+        <w:rPr>
+          <w:lang w:val="en-US"/>
+        </w:rPr>
+      </w:pPr>
+      <w:r>
+        <w:rPr>
+          <w:lang w:val="en-US"/>
+        </w:rPr>
+        <w:t xml:space="preserve">        with:</w:t>
+      </w:r>
+    </w:p>
+    <w:p>
+      <w:pPr>
+        <w:pStyle w:val="PHP"/>
+        <w:rPr>
+          <w:lang w:val="en-US"/>
+        </w:rPr>
+      </w:pPr>
+      <w:r>
+        <w:rPr>
+          <w:lang w:val="en-US"/>
+        </w:rPr>
+        <w:t xml:space="preserve">          registry: ghcr.io</w:t>
+      </w:r>
+    </w:p>
+    <w:p>
+      <w:pPr>
+        <w:pStyle w:val="PHP"/>
+        <w:rPr>
+          <w:lang w:val="en-US"/>
+        </w:rPr>
+      </w:pPr>
+      <w:r>
+        <w:rPr>
+          <w:lang w:val="en-US"/>
+        </w:rPr>
+        <w:t xml:space="preserve">          username: $</w:t>
+      </w:r>
+      <w:proofErr w:type="gramStart"/>
+      <w:r>
+        <w:rPr>
+          <w:lang w:val="en-US"/>
+        </w:rPr>
+        <w:t xml:space="preserve">{{ </w:t>
+      </w:r>
+      <w:proofErr w:type="spellStart"/>
+      <w:r>
+        <w:rPr>
+          <w:lang w:val="en-US"/>
+        </w:rPr>
+        <w:t>github</w:t>
+      </w:r>
+      <w:proofErr w:type="gramEnd"/>
+      <w:r>
+        <w:rPr>
+          <w:lang w:val="en-US"/>
+        </w:rPr>
+        <w:t>.</w:t>
+      </w:r>
+      <w:proofErr w:type="gramStart"/>
+      <w:r>
+        <w:rPr>
+          <w:lang w:val="en-US"/>
+        </w:rPr>
+        <w:t>actor</w:t>
+      </w:r>
+      <w:proofErr w:type="spellEnd"/>
+      <w:r>
+        <w:rPr>
+          <w:lang w:val="en-US"/>
+        </w:rPr>
+        <w:t xml:space="preserve"> }</w:t>
+      </w:r>
+      <w:proofErr w:type="gramEnd"/>
+      <w:r>
+        <w:rPr>
+          <w:lang w:val="en-US"/>
+        </w:rPr>
+        <w:t>}</w:t>
+      </w:r>
+    </w:p>
+    <w:p>
+      <w:pPr>
+        <w:pStyle w:val="PHP"/>
+        <w:rPr>
+          <w:lang w:val="en-US"/>
+        </w:rPr>
+      </w:pPr>
+      <w:r>
+        <w:rPr>
+          <w:lang w:val="en-US"/>
+        </w:rPr>
+        <w:t xml:space="preserve">          password: $</w:t>
+      </w:r>
+      <w:proofErr w:type="gramStart"/>
+      <w:r>
+        <w:rPr>
+          <w:lang w:val="en-US"/>
+        </w:rPr>
+        <w:t xml:space="preserve">{{ </w:t>
+      </w:r>
+      <w:proofErr w:type="spellStart"/>
+      <w:r>
+        <w:rPr>
+          <w:lang w:val="en-US"/>
+        </w:rPr>
+        <w:t>secrets</w:t>
+      </w:r>
+      <w:proofErr w:type="gramEnd"/>
+      <w:r>
+        <w:rPr>
+          <w:lang w:val="en-US"/>
+        </w:rPr>
+        <w:t>.GITHUB_</w:t>
+      </w:r>
+      <w:proofErr w:type="gramStart"/>
+      <w:r>
+        <w:rPr>
+          <w:lang w:val="en-US"/>
+        </w:rPr>
+        <w:t>TOKEN</w:t>
+      </w:r>
+      <w:proofErr w:type="spellEnd"/>
+      <w:r>
+        <w:rPr>
+          <w:lang w:val="en-US"/>
+        </w:rPr>
+        <w:t xml:space="preserve"> }</w:t>
+      </w:r>
+      <w:proofErr w:type="gramEnd"/>
+      <w:r>
+        <w:rPr>
+          <w:lang w:val="en-US"/>
+        </w:rPr>
+        <w:t>}</w:t>
+      </w:r>
+    </w:p>
+    <w:p>
+      <w:pPr>
+        <w:pStyle w:val="PHP"/>
+        <w:rPr>
+          <w:lang w:val="en-US"/>
+        </w:rPr>
+      </w:pPr>
+    </w:p>
+    <w:p>
+      <w:pPr>
+        <w:pStyle w:val="PHP"/>
+        <w:rPr>
+          <w:lang w:val="en-US"/>
+        </w:rPr>
+      </w:pPr>
+      <w:r>
+        <w:rPr>
+          <w:lang w:val="en-US"/>
+        </w:rPr>
+        <w:t xml:space="preserve">      - name: Build &amp; push</w:t>
+      </w:r>
+    </w:p>
+    <w:p>
+      <w:pPr>
+        <w:pStyle w:val="PHP"/>
+        <w:rPr>
+          <w:lang w:val="en-US"/>
+        </w:rPr>
+      </w:pPr>
+      <w:r>
+        <w:rPr>
+          <w:lang w:val="en-US"/>
+        </w:rPr>
+        <w:t xml:space="preserve">        uses: docker/build-push-action@v6</w:t>
+      </w:r>
+    </w:p>
+    <w:p>
+      <w:pPr>
+        <w:pStyle w:val="PHP"/>
+        <w:rPr>
+          <w:lang w:val="en-US"/>
+        </w:rPr>
+      </w:pPr>
+      <w:r>
+        <w:rPr>
+          <w:lang w:val="en-US"/>
+        </w:rPr>
+        <w:t xml:space="preserve">        with:</w:t>
+      </w:r>
+    </w:p>
+    <w:p>
+      <w:pPr>
+        <w:pStyle w:val="PHP"/>
+        <w:rPr>
+          <w:lang w:val="en-US"/>
+        </w:rPr>
+      </w:pPr>
+      <w:r>
+        <w:rPr>
+          <w:lang w:val="en-US"/>
+        </w:rPr>
+        <w:t xml:space="preserve">          context</w:t>
+      </w:r>
+      <w:proofErr w:type="gramStart"/>
+      <w:r>
+        <w:rPr>
+          <w:lang w:val="en-US"/>
+        </w:rPr>
+        <w:t>: .</w:t>
+      </w:r>
+      <w:proofErr w:type="gramEnd"/>
+    </w:p>
+    <w:p>
+      <w:pPr>
+        <w:pStyle w:val="PHP"/>
+        <w:rPr>
+          <w:lang w:val="en-US"/>
+        </w:rPr>
+      </w:pPr>
+      <w:r>
+        <w:rPr>
+          <w:lang w:val="en-US"/>
+        </w:rPr>
+        <w:t xml:space="preserve">          push: true</w:t>
+      </w:r>
+    </w:p>
+    <w:p>
+      <w:pPr>
+        <w:pStyle w:val="PHP"/>
+        <w:rPr>
+          <w:lang w:val="en-US"/>
+        </w:rPr>
+      </w:pPr>
+      <w:r>
+        <w:rPr>
+          <w:lang w:val="en-US"/>
+        </w:rPr>
+        <w:t xml:space="preserve">          tags: |</w:t>
+      </w:r>
+    </w:p>
+    <w:p>
+      <w:pPr>
+        <w:pStyle w:val="PHP"/>
+        <w:rPr>
+          <w:lang w:val="en-US"/>
+        </w:rPr>
+      </w:pPr>
+      <w:r>
+        <w:rPr>
+          <w:lang w:val="en-US"/>
+        </w:rPr>
+        <w:t xml:space="preserve">            $</w:t>
+      </w:r>
+      <w:proofErr w:type="gramStart"/>
+      <w:r>
+        <w:rPr>
+          <w:lang w:val="en-US"/>
+        </w:rPr>
+        <w:t xml:space="preserve">{{ </w:t>
+      </w:r>
+      <w:proofErr w:type="spellStart"/>
+      <w:r>
+        <w:rPr>
+          <w:lang w:val="en-US"/>
+        </w:rPr>
+        <w:t>env</w:t>
+      </w:r>
+      <w:proofErr w:type="gramEnd"/>
+      <w:r>
+        <w:rPr>
+          <w:lang w:val="en-US"/>
+        </w:rPr>
+        <w:t>.</w:t>
+      </w:r>
+      <w:proofErr w:type="gramStart"/>
+      <w:r>
+        <w:rPr>
+          <w:lang w:val="en-US"/>
+        </w:rPr>
+        <w:t>IMAGE</w:t>
+      </w:r>
+      <w:proofErr w:type="spellEnd"/>
+      <w:r>
+        <w:rPr>
+          <w:lang w:val="en-US"/>
+        </w:rPr>
+        <w:t xml:space="preserve"> }}:${{ </w:t>
+      </w:r>
+      <w:proofErr w:type="spellStart"/>
+      <w:r>
+        <w:rPr>
+          <w:lang w:val="en-US"/>
+        </w:rPr>
+        <w:t>needs</w:t>
+      </w:r>
+      <w:proofErr w:type="gramEnd"/>
+      <w:r>
+        <w:rPr>
+          <w:lang w:val="en-US"/>
+        </w:rPr>
+        <w:t>.build</w:t>
+      </w:r>
+      <w:proofErr w:type="spellEnd"/>
+      <w:r>
+        <w:rPr>
+          <w:lang w:val="en-US"/>
+        </w:rPr>
+        <w:t>-</w:t>
+      </w:r>
+      <w:proofErr w:type="spellStart"/>
+      <w:proofErr w:type="gramStart"/>
+      <w:r>
+        <w:rPr>
+          <w:lang w:val="en-US"/>
+        </w:rPr>
+        <w:t>scan.outputs</w:t>
+      </w:r>
+      <w:proofErr w:type="gramEnd"/>
+      <w:r>
+        <w:rPr>
+          <w:lang w:val="en-US"/>
+        </w:rPr>
+        <w:t>.image</w:t>
+      </w:r>
+      <w:proofErr w:type="spellEnd"/>
+      <w:r>
+        <w:rPr>
+          <w:lang w:val="en-US"/>
+        </w:rPr>
+        <w:t>-</w:t>
+      </w:r>
+      <w:proofErr w:type="gramStart"/>
+      <w:r>
+        <w:rPr>
+          <w:lang w:val="en-US"/>
+        </w:rPr>
+        <w:t>tag }</w:t>
+      </w:r>
+      <w:proofErr w:type="gramEnd"/>
+      <w:r>
+        <w:rPr>
+          <w:lang w:val="en-US"/>
+        </w:rPr>
+        <w:t>}</w:t>
+      </w:r>
+    </w:p>
+    <w:p>
+      <w:pPr>
+        <w:pStyle w:val="PHP"/>
+        <w:rPr>
+          <w:lang w:val="en-US"/>
+        </w:rPr>
+      </w:pPr>
+      <w:r>
+        <w:rPr>
+          <w:lang w:val="en-US"/>
+        </w:rPr>
+        <w:t xml:space="preserve">            $</w:t>
+      </w:r>
+      <w:proofErr w:type="gramStart"/>
+      <w:r>
+        <w:rPr>
+          <w:lang w:val="en-US"/>
+        </w:rPr>
+        <w:t xml:space="preserve">{{ </w:t>
+      </w:r>
+      <w:proofErr w:type="spellStart"/>
+      <w:r>
+        <w:rPr>
+          <w:lang w:val="en-US"/>
+        </w:rPr>
+        <w:t>env</w:t>
+      </w:r>
+      <w:proofErr w:type="gramEnd"/>
+      <w:r>
+        <w:rPr>
+          <w:lang w:val="en-US"/>
+        </w:rPr>
+        <w:t>.</w:t>
+      </w:r>
+      <w:proofErr w:type="gramStart"/>
+      <w:r>
+        <w:rPr>
+          <w:lang w:val="en-US"/>
+        </w:rPr>
+        <w:t>IMAGE</w:t>
+      </w:r>
+      <w:proofErr w:type="spellEnd"/>
+      <w:r>
+        <w:rPr>
+          <w:lang w:val="en-US"/>
+        </w:rPr>
+        <w:t xml:space="preserve"> }}:latest</w:t>
+      </w:r>
+      <w:proofErr w:type="gramEnd"/>
+    </w:p>
+    <w:p>
+      <w:pPr>
+        <w:pStyle w:val="PHP"/>
+        <w:rPr>
+          <w:lang w:val="en-US"/>
+        </w:rPr>
+      </w:pPr>
+      <w:r>
+        <w:rPr>
+          <w:lang w:val="en-US"/>
+        </w:rPr>
+        <w:t xml:space="preserve">          labels: |</w:t>
+      </w:r>
+    </w:p>
+    <w:p>
+      <w:pPr>
+        <w:pStyle w:val="PHP"/>
+        <w:rPr>
+          <w:lang w:val="en-US"/>
+        </w:rPr>
+      </w:pPr>
+      <w:r>
+        <w:rPr>
+          <w:lang w:val="en-US"/>
+        </w:rPr>
+        <w:t xml:space="preserve">            </w:t>
+      </w:r>
+      <w:proofErr w:type="spellStart"/>
+      <w:proofErr w:type="gramStart"/>
+      <w:r>
+        <w:rPr>
+          <w:lang w:val="en-US"/>
+        </w:rPr>
+        <w:t>org.opencontainers</w:t>
+      </w:r>
+      <w:proofErr w:type="gramEnd"/>
+      <w:r>
+        <w:rPr>
+          <w:lang w:val="en-US"/>
+        </w:rPr>
+        <w:t>.</w:t>
+      </w:r>
+      <w:proofErr w:type="gramStart"/>
+      <w:r>
+        <w:rPr>
+          <w:lang w:val="en-US"/>
+        </w:rPr>
+        <w:t>image.revision</w:t>
+      </w:r>
+      <w:proofErr w:type="spellEnd"/>
+      <w:proofErr w:type="gramEnd"/>
+      <w:r>
+        <w:rPr>
+          <w:lang w:val="en-US"/>
+        </w:rPr>
+        <w:t>=$</w:t>
+      </w:r>
+      <w:proofErr w:type="gramStart"/>
+      <w:r>
+        <w:rPr>
+          <w:lang w:val="en-US"/>
+        </w:rPr>
+        <w:t xml:space="preserve">{{ </w:t>
+      </w:r>
+      <w:proofErr w:type="spellStart"/>
+      <w:r>
+        <w:rPr>
+          <w:lang w:val="en-US"/>
+        </w:rPr>
+        <w:t>github.sha</w:t>
+      </w:r>
+      <w:proofErr w:type="spellEnd"/>
+      <w:proofErr w:type="gramEnd"/>
+      <w:r>
+        <w:rPr>
+          <w:lang w:val="en-US"/>
+        </w:rPr>
+        <w:t xml:space="preserve"> }}</w:t>
+      </w:r>
+    </w:p>
+    <w:p>
+      <w:pPr>
+        <w:pStyle w:val="PHP"/>
+        <w:rPr>
+          <w:lang w:val="en-US"/>
+        </w:rPr>
+      </w:pPr>
+      <w:r>
+        <w:rPr>
+          <w:lang w:val="en-US"/>
+        </w:rPr>
+        <w:t xml:space="preserve">            </w:t>
+      </w:r>
+      <w:proofErr w:type="spellStart"/>
+      <w:proofErr w:type="gramStart"/>
+      <w:r>
+        <w:rPr>
+          <w:lang w:val="en-US"/>
+        </w:rPr>
+        <w:t>org.opencontainers</w:t>
+      </w:r>
+      <w:proofErr w:type="gramEnd"/>
+      <w:r>
+        <w:rPr>
+          <w:lang w:val="en-US"/>
+        </w:rPr>
+        <w:t>.</w:t>
+      </w:r>
+      <w:proofErr w:type="gramStart"/>
+      <w:r>
+        <w:rPr>
+          <w:lang w:val="en-US"/>
+        </w:rPr>
+        <w:t>image.source</w:t>
+      </w:r>
+      <w:proofErr w:type="spellEnd"/>
+      <w:proofErr w:type="gramEnd"/>
+      <w:r>
+        <w:rPr>
+          <w:lang w:val="en-US"/>
+        </w:rPr>
+        <w:t>=$</w:t>
+      </w:r>
+      <w:proofErr w:type="gramStart"/>
+      <w:r>
+        <w:rPr>
+          <w:lang w:val="en-US"/>
+        </w:rPr>
+        <w:t xml:space="preserve">{{ </w:t>
+      </w:r>
+      <w:proofErr w:type="spellStart"/>
+      <w:r>
+        <w:rPr>
+          <w:lang w:val="en-US"/>
+        </w:rPr>
+        <w:t>github</w:t>
+      </w:r>
+      <w:proofErr w:type="gramEnd"/>
+      <w:r>
+        <w:rPr>
+          <w:lang w:val="en-US"/>
+        </w:rPr>
+        <w:t>.server_</w:t>
+      </w:r>
+      <w:proofErr w:type="gramStart"/>
+      <w:r>
+        <w:rPr>
+          <w:lang w:val="en-US"/>
+        </w:rPr>
+        <w:t>url</w:t>
+      </w:r>
+      <w:proofErr w:type="spellEnd"/>
+      <w:r>
+        <w:rPr>
+          <w:lang w:val="en-US"/>
+        </w:rPr>
+        <w:t xml:space="preserve"> }}/</w:t>
+      </w:r>
+      <w:proofErr w:type="gramEnd"/>
+      <w:r>
+        <w:rPr>
+          <w:lang w:val="en-US"/>
+        </w:rPr>
+        <w:t>$</w:t>
+      </w:r>
+      <w:proofErr w:type="gramStart"/>
+      <w:r>
+        <w:rPr>
+          <w:lang w:val="en-US"/>
+        </w:rPr>
+        <w:t xml:space="preserve">{{ </w:t>
+      </w:r>
+      <w:proofErr w:type="spellStart"/>
+      <w:r>
+        <w:rPr>
+          <w:lang w:val="en-US"/>
+        </w:rPr>
+        <w:t>github</w:t>
+      </w:r>
+      <w:proofErr w:type="gramEnd"/>
+      <w:r>
+        <w:rPr>
+          <w:lang w:val="en-US"/>
+        </w:rPr>
+        <w:t>.</w:t>
+      </w:r>
+      <w:proofErr w:type="gramStart"/>
+      <w:r>
+        <w:rPr>
+          <w:lang w:val="en-US"/>
+        </w:rPr>
+        <w:t>repository</w:t>
+      </w:r>
+      <w:proofErr w:type="spellEnd"/>
+      <w:r>
+        <w:rPr>
+          <w:lang w:val="en-US"/>
+        </w:rPr>
+        <w:t xml:space="preserve"> }</w:t>
+      </w:r>
+      <w:proofErr w:type="gramEnd"/>
+      <w:r>
+        <w:rPr>
+          <w:lang w:val="en-US"/>
+        </w:rPr>
+        <w:t>}</w:t>
+      </w:r>
+    </w:p>
+    <w:p>
+      <w:pPr>
+        <w:rPr>
+          <w:lang w:val="en-US"/>
+        </w:rPr>
+      </w:pPr>
+    </w:p>
+    <w:p>
+      <w:pPr>
+        <w:pStyle w:val="Titre2"/>
+      </w:pPr>
+      <w:r>
+        <w:t xml:space="preserve">3- docker compose </w:t>
+      </w:r>
+    </w:p>
+    <w:p>
+      <w:pPr>
+        <w:pStyle w:val="PHP"/>
+        <w:rPr>
+          <w:lang w:val="en-US"/>
+        </w:rPr>
+      </w:pPr>
+      <w:r>
+        <w:rPr>
+          <w:lang w:val="en-US"/>
+        </w:rPr>
+        <w:t># docker-</w:t>
+      </w:r>
+      <w:proofErr w:type="spellStart"/>
+      <w:r>
+        <w:rPr>
+          <w:lang w:val="en-US"/>
+        </w:rPr>
+        <w:t>compose.yml</w:t>
+      </w:r>
+      <w:proofErr w:type="spellEnd"/>
+    </w:p>
+    <w:p>
+      <w:pPr>
+        <w:pStyle w:val="PHP"/>
+        <w:rPr>
+          <w:lang w:val="en-US"/>
+        </w:rPr>
+      </w:pPr>
+      <w:r>
+        <w:rPr>
+          <w:lang w:val="en-US"/>
+        </w:rPr>
+        <w:t xml:space="preserve">name: </w:t>
+      </w:r>
+      <w:proofErr w:type="spellStart"/>
+      <w:r>
+        <w:rPr>
+          <w:lang w:val="en-US"/>
+        </w:rPr>
+        <w:t>croakedup</w:t>
+      </w:r>
+      <w:proofErr w:type="spellEnd"/>
+    </w:p>
+    <w:p>
+      <w:pPr>
+        <w:pStyle w:val="PHP"/>
+        <w:rPr>
+          <w:lang w:val="en-US"/>
+        </w:rPr>
+      </w:pPr>
+    </w:p>
+    <w:p>
+      <w:pPr>
+        <w:pStyle w:val="PHP"/>
+        <w:rPr>
+          <w:lang w:val="en-US"/>
+        </w:rPr>
+      </w:pPr>
+      <w:r>
+        <w:rPr>
+          <w:lang w:val="en-US"/>
+        </w:rPr>
+        <w:t>x-logging: &amp;default-logging</w:t>
+      </w:r>
+    </w:p>
+    <w:p>
+      <w:pPr>
+        <w:pStyle w:val="PHP"/>
+      </w:pPr>
+      <w:r>
+        <w:rPr>
+          <w:lang w:val="en-US"/>
+        </w:rPr>
+        <w:t xml:space="preserve">  </w:t>
+      </w:r>
+      <w:proofErr w:type="gramStart"/>
+      <w:r>
+        <w:t>driver:</w:t>
+      </w:r>
+      <w:proofErr w:type="gramEnd"/>
+      <w:r>
+        <w:t xml:space="preserve"> "</w:t>
+      </w:r>
+      <w:proofErr w:type="spellStart"/>
+      <w:r>
+        <w:t>json</w:t>
+      </w:r>
+      <w:proofErr w:type="spellEnd"/>
+      <w:r>
+        <w:t>-file"</w:t>
+      </w:r>
+    </w:p>
+    <w:p>
+      <w:pPr>
+        <w:pStyle w:val="PHP"/>
+      </w:pPr>
+      <w:r>
+        <w:t xml:space="preserve">  </w:t>
+      </w:r>
+      <w:proofErr w:type="gramStart"/>
+      <w:r>
+        <w:t>options:</w:t>
+      </w:r>
+      <w:proofErr w:type="gramEnd"/>
+      <w:r>
+        <w:t xml:space="preserve"> </w:t>
+      </w:r>
+      <w:proofErr w:type="gramStart"/>
+      <w:r>
+        <w:t>{ max</w:t>
+      </w:r>
+      <w:proofErr w:type="gramEnd"/>
+      <w:r>
+        <w:t>-</w:t>
+      </w:r>
+      <w:proofErr w:type="gramStart"/>
+      <w:r>
+        <w:t>size:</w:t>
+      </w:r>
+      <w:proofErr w:type="gramEnd"/>
+      <w:r>
+        <w:t xml:space="preserve"> "10m", max-</w:t>
+      </w:r>
+      <w:proofErr w:type="gramStart"/>
+      <w:r>
+        <w:t>file:</w:t>
+      </w:r>
+      <w:proofErr w:type="gramEnd"/>
+      <w:r>
+        <w:t xml:space="preserve"> "5</w:t>
+      </w:r>
+      <w:proofErr w:type="gramStart"/>
+      <w:r>
+        <w:t>" }</w:t>
+      </w:r>
+      <w:proofErr w:type="gramEnd"/>
+    </w:p>
+    <w:p>
+      <w:pPr>
+        <w:pStyle w:val="PHP"/>
+      </w:pPr>
+    </w:p>
+    <w:p>
+      <w:pPr>
+        <w:pStyle w:val="PHP"/>
+      </w:pPr>
+      <w:proofErr w:type="gramStart"/>
+      <w:r>
+        <w:t>services:</w:t>
+      </w:r>
+      <w:proofErr w:type="gramEnd"/>
+    </w:p>
+    <w:p>
+      <w:pPr>
+        <w:pStyle w:val="PHP"/>
+      </w:pPr>
+      <w:r>
+        <w:t xml:space="preserve">  # ---------------- Service de jeu ----------------</w:t>
+      </w:r>
+    </w:p>
+    <w:p>
+      <w:pPr>
+        <w:pStyle w:val="PHP"/>
+        <w:rPr>
+          <w:lang w:val="en-US"/>
+        </w:rPr>
+      </w:pPr>
+      <w:r>
+        <w:t xml:space="preserve">  </w:t>
+      </w:r>
+      <w:r>
+        <w:rPr>
+          <w:lang w:val="en-US"/>
+        </w:rPr>
+        <w:t>game-telemetry:</w:t>
+      </w:r>
+    </w:p>
+    <w:p>
+      <w:pPr>
+        <w:pStyle w:val="PHP"/>
+        <w:rPr>
+          <w:lang w:val="en-US"/>
+        </w:rPr>
+      </w:pPr>
+      <w:r>
+        <w:rPr>
+          <w:lang w:val="en-US"/>
+        </w:rPr>
+        <w:t xml:space="preserve">    build</w:t>
+      </w:r>
+      <w:proofErr w:type="gramStart"/>
+      <w:r>
+        <w:rPr>
+          <w:lang w:val="en-US"/>
+        </w:rPr>
+        <w:t>: .</w:t>
+      </w:r>
+      <w:proofErr w:type="gramEnd"/>
+    </w:p>
+    <w:p>
+      <w:pPr>
+        <w:pStyle w:val="PHP"/>
+        <w:rPr>
+          <w:lang w:val="en-US"/>
+        </w:rPr>
+      </w:pPr>
+      <w:r>
+        <w:rPr>
+          <w:lang w:val="en-US"/>
+        </w:rPr>
+        <w:t xml:space="preserve">    image: ghcr.io/</w:t>
+      </w:r>
+      <w:proofErr w:type="spellStart"/>
+      <w:r>
+        <w:rPr>
+          <w:lang w:val="en-US"/>
+        </w:rPr>
+        <w:t>croakedup</w:t>
+      </w:r>
+      <w:proofErr w:type="spellEnd"/>
+      <w:r>
+        <w:rPr>
+          <w:lang w:val="en-US"/>
+        </w:rPr>
+        <w:t>/</w:t>
+      </w:r>
+      <w:proofErr w:type="spellStart"/>
+      <w:proofErr w:type="gramStart"/>
+      <w:r>
+        <w:rPr>
+          <w:lang w:val="en-US"/>
+        </w:rPr>
+        <w:t>croakedup</w:t>
+      </w:r>
+      <w:proofErr w:type="spellEnd"/>
+      <w:r>
+        <w:rPr>
+          <w:lang w:val="en-US"/>
+        </w:rPr>
+        <w:t>:$</w:t>
+      </w:r>
+      <w:proofErr w:type="gramEnd"/>
+      <w:r>
+        <w:rPr>
+          <w:lang w:val="en-US"/>
+        </w:rPr>
+        <w:t>{</w:t>
+      </w:r>
+      <w:proofErr w:type="gramStart"/>
+      <w:r>
+        <w:rPr>
+          <w:lang w:val="en-US"/>
+        </w:rPr>
+        <w:t>TAG:-</w:t>
+      </w:r>
+      <w:proofErr w:type="gramEnd"/>
+      <w:r>
+        <w:rPr>
+          <w:lang w:val="en-US"/>
+        </w:rPr>
+        <w:t>latest}</w:t>
+      </w:r>
+    </w:p>
+    <w:p>
+      <w:pPr>
+        <w:pStyle w:val="PHP"/>
+        <w:rPr>
+          <w:lang w:val="en-US"/>
+        </w:rPr>
+      </w:pPr>
+      <w:r>
+        <w:rPr>
+          <w:lang w:val="en-US"/>
+        </w:rPr>
+        <w:t xml:space="preserve">    </w:t>
+      </w:r>
+      <w:proofErr w:type="spellStart"/>
+      <w:r>
+        <w:rPr>
+          <w:lang w:val="en-US"/>
+        </w:rPr>
+        <w:t>container_name</w:t>
+      </w:r>
+      <w:proofErr w:type="spellEnd"/>
+      <w:r>
+        <w:rPr>
+          <w:lang w:val="en-US"/>
+        </w:rPr>
+        <w:t xml:space="preserve">: </w:t>
+      </w:r>
+      <w:proofErr w:type="spellStart"/>
+      <w:r>
+        <w:rPr>
+          <w:lang w:val="en-US"/>
+        </w:rPr>
+        <w:t>croakedup</w:t>
+      </w:r>
+      <w:proofErr w:type="spellEnd"/>
+      <w:r>
+        <w:rPr>
+          <w:lang w:val="en-US"/>
+        </w:rPr>
+        <w:t>-game</w:t>
+      </w:r>
+    </w:p>
+    <w:p>
+      <w:pPr>
+        <w:pStyle w:val="PHP"/>
+        <w:rPr>
+          <w:lang w:val="en-US"/>
+        </w:rPr>
+      </w:pPr>
+      <w:r>
+        <w:rPr>
+          <w:lang w:val="en-US"/>
+        </w:rPr>
+        <w:t xml:space="preserve">    environment:</w:t>
+      </w:r>
+    </w:p>
+    <w:p>
+      <w:pPr>
+        <w:pStyle w:val="PHP"/>
+        <w:rPr>
+          <w:lang w:val="en-US"/>
+        </w:rPr>
+      </w:pPr>
+      <w:r>
+        <w:rPr>
+          <w:lang w:val="en-US"/>
+        </w:rPr>
+        <w:t xml:space="preserve">      PORT: "8080"</w:t>
+      </w:r>
+    </w:p>
+    <w:p>
+      <w:pPr>
+        <w:pStyle w:val="PHP"/>
+        <w:rPr>
+          <w:lang w:val="en-US"/>
+        </w:rPr>
+      </w:pPr>
+      <w:r>
+        <w:rPr>
+          <w:lang w:val="en-US"/>
+        </w:rPr>
+        <w:t xml:space="preserve">      LOG_FILE: /var/log/</w:t>
+      </w:r>
+      <w:proofErr w:type="spellStart"/>
+      <w:r>
+        <w:rPr>
+          <w:lang w:val="en-US"/>
+        </w:rPr>
+        <w:t>croakedup</w:t>
+      </w:r>
+      <w:proofErr w:type="spellEnd"/>
+      <w:r>
+        <w:rPr>
+          <w:lang w:val="en-US"/>
+        </w:rPr>
+        <w:t>/che.3t.log</w:t>
+      </w:r>
+    </w:p>
+    <w:p>
+      <w:pPr>
+        <w:pStyle w:val="PHP"/>
+        <w:rPr>
+          <w:lang w:val="en-US"/>
+        </w:rPr>
+      </w:pPr>
+      <w:r>
+        <w:rPr>
+          <w:lang w:val="en-US"/>
+        </w:rPr>
+        <w:t xml:space="preserve">      LOG_STDOUT: "1"</w:t>
+      </w:r>
+    </w:p>
+    <w:p>
+      <w:pPr>
+        <w:pStyle w:val="PHP"/>
+        <w:rPr>
+          <w:lang w:val="en-US"/>
+        </w:rPr>
+      </w:pPr>
+      <w:r>
+        <w:rPr>
+          <w:lang w:val="en-US"/>
+        </w:rPr>
+        <w:t xml:space="preserve">      BUILD: "${</w:t>
+      </w:r>
+      <w:proofErr w:type="gramStart"/>
+      <w:r>
+        <w:rPr>
+          <w:lang w:val="en-US"/>
+        </w:rPr>
+        <w:t>BUILD:-</w:t>
+      </w:r>
+      <w:proofErr w:type="gramEnd"/>
+      <w:r>
+        <w:rPr>
+          <w:lang w:val="en-US"/>
+        </w:rPr>
+        <w:t>beta-local}"</w:t>
+      </w:r>
+    </w:p>
+    <w:p>
+      <w:pPr>
+        <w:pStyle w:val="PHP"/>
+        <w:rPr>
+          <w:lang w:val="en-US"/>
+        </w:rPr>
+      </w:pPr>
+      <w:r>
+        <w:rPr>
+          <w:lang w:val="en-US"/>
+        </w:rPr>
+        <w:t xml:space="preserve">      GAMES_PER_MINUTE: "6"</w:t>
+      </w:r>
+    </w:p>
+    <w:p>
+      <w:pPr>
+        <w:pStyle w:val="PHP"/>
+        <w:rPr>
+          <w:lang w:val="en-US"/>
+        </w:rPr>
+      </w:pPr>
+      <w:r>
+        <w:rPr>
+          <w:lang w:val="en-US"/>
+        </w:rPr>
+        <w:t xml:space="preserve">      SPEED: "1"</w:t>
+      </w:r>
+    </w:p>
+    <w:p>
+      <w:pPr>
+        <w:pStyle w:val="PHP"/>
+        <w:rPr>
+          <w:lang w:val="en-US"/>
+        </w:rPr>
+      </w:pPr>
+      <w:r>
+        <w:rPr>
+          <w:lang w:val="en-US"/>
+        </w:rPr>
+        <w:t xml:space="preserve">      INCIDENTS: "1"</w:t>
+      </w:r>
+    </w:p>
+    <w:p>
+      <w:pPr>
+        <w:pStyle w:val="PHP"/>
+        <w:rPr>
+          <w:lang w:val="en-US"/>
+        </w:rPr>
+      </w:pPr>
+      <w:r>
+        <w:rPr>
+          <w:lang w:val="en-US"/>
+        </w:rPr>
+        <w:t xml:space="preserve">    ports: ["8080:8080"]</w:t>
+      </w:r>
+    </w:p>
+    <w:p>
+      <w:pPr>
+        <w:pStyle w:val="PHP"/>
+        <w:rPr>
+          <w:lang w:val="en-US"/>
+        </w:rPr>
+      </w:pPr>
+      <w:r>
+        <w:rPr>
+          <w:lang w:val="en-US"/>
+        </w:rPr>
+        <w:t xml:space="preserve">    volumes:</w:t>
+      </w:r>
+    </w:p>
+    <w:p>
+      <w:pPr>
+        <w:pStyle w:val="PHP"/>
+        <w:rPr>
+          <w:lang w:val="en-US"/>
+        </w:rPr>
+      </w:pPr>
+      <w:r>
+        <w:rPr>
+          <w:lang w:val="en-US"/>
+        </w:rPr>
+        <w:t xml:space="preserve">      </w:t>
+      </w:r>
+      <w:proofErr w:type="gramStart"/>
+      <w:r>
+        <w:rPr>
+          <w:lang w:val="en-US"/>
+        </w:rPr>
+        <w:t>- .</w:t>
+      </w:r>
+      <w:proofErr w:type="gramEnd"/>
+      <w:r>
+        <w:rPr>
+          <w:lang w:val="en-US"/>
+        </w:rPr>
+        <w:t>/logs:/var/log/</w:t>
+      </w:r>
+      <w:proofErr w:type="spellStart"/>
+      <w:r>
+        <w:rPr>
+          <w:lang w:val="en-US"/>
+        </w:rPr>
+        <w:t>croakedup</w:t>
+      </w:r>
+      <w:proofErr w:type="spellEnd"/>
+    </w:p>
+    <w:p>
+      <w:pPr>
+        <w:pStyle w:val="PHP"/>
+        <w:rPr>
+          <w:lang w:val="en-US"/>
+        </w:rPr>
+      </w:pPr>
+      <w:r>
+        <w:rPr>
+          <w:lang w:val="en-US"/>
+        </w:rPr>
+        <w:t xml:space="preserve">    </w:t>
+      </w:r>
+      <w:proofErr w:type="spellStart"/>
+      <w:r>
+        <w:rPr>
+          <w:lang w:val="en-US"/>
+        </w:rPr>
+        <w:t>healthcheck</w:t>
+      </w:r>
+      <w:proofErr w:type="spellEnd"/>
+      <w:r>
+        <w:rPr>
+          <w:lang w:val="en-US"/>
+        </w:rPr>
+        <w:t>:</w:t>
+      </w:r>
+    </w:p>
+    <w:p>
+      <w:pPr>
+        <w:pStyle w:val="PHP"/>
+        <w:rPr>
+          <w:lang w:val="en-US"/>
+        </w:rPr>
+      </w:pPr>
+      <w:r>
+        <w:rPr>
+          <w:lang w:val="en-US"/>
+        </w:rPr>
+        <w:t xml:space="preserve">      test: ["CMD", "</w:t>
+      </w:r>
+      <w:proofErr w:type="spellStart"/>
+      <w:r>
+        <w:rPr>
+          <w:lang w:val="en-US"/>
+        </w:rPr>
+        <w:t>wget</w:t>
+      </w:r>
+      <w:proofErr w:type="spellEnd"/>
+      <w:r>
+        <w:rPr>
+          <w:lang w:val="en-US"/>
+        </w:rPr>
+        <w:t>", "-</w:t>
+      </w:r>
+      <w:proofErr w:type="spellStart"/>
+      <w:r>
+        <w:rPr>
+          <w:lang w:val="en-US"/>
+        </w:rPr>
+        <w:t>qO</w:t>
+      </w:r>
+      <w:proofErr w:type="spellEnd"/>
+      <w:r>
+        <w:rPr>
+          <w:lang w:val="en-US"/>
+        </w:rPr>
+        <w:t>-", "http://127.0.0.1:8080/</w:t>
+      </w:r>
+      <w:proofErr w:type="spellStart"/>
+      <w:r>
+        <w:rPr>
+          <w:lang w:val="en-US"/>
+        </w:rPr>
+        <w:t>healthz</w:t>
+      </w:r>
+      <w:proofErr w:type="spellEnd"/>
+      <w:r>
+        <w:rPr>
+          <w:lang w:val="en-US"/>
+        </w:rPr>
+        <w:t>"]</w:t>
+      </w:r>
+    </w:p>
+    <w:p>
+      <w:pPr>
+        <w:pStyle w:val="PHP"/>
+        <w:rPr>
+          <w:lang w:val="en-US"/>
+        </w:rPr>
+      </w:pPr>
+      <w:r>
+        <w:rPr>
+          <w:lang w:val="en-US"/>
+        </w:rPr>
+        <w:t xml:space="preserve">      interval: 15s</w:t>
+      </w:r>
+    </w:p>
+    <w:p>
+      <w:pPr>
+        <w:pStyle w:val="PHP"/>
+        <w:rPr>
+          <w:lang w:val="en-US"/>
+        </w:rPr>
+      </w:pPr>
+      <w:r>
+        <w:rPr>
+          <w:lang w:val="en-US"/>
+        </w:rPr>
+        <w:t xml:space="preserve">      timeout: 3s</w:t>
+      </w:r>
+    </w:p>
+    <w:p>
+      <w:pPr>
+        <w:pStyle w:val="PHP"/>
+        <w:rPr>
+          <w:lang w:val="en-US"/>
+        </w:rPr>
+      </w:pPr>
+      <w:r>
+        <w:rPr>
+          <w:lang w:val="en-US"/>
+        </w:rPr>
+        <w:t xml:space="preserve">      retries: 5</w:t>
+      </w:r>
+    </w:p>
+    <w:p>
+      <w:pPr>
+        <w:pStyle w:val="PHP"/>
+        <w:rPr>
+          <w:lang w:val="en-US"/>
+        </w:rPr>
+      </w:pPr>
+      <w:r>
+        <w:rPr>
+          <w:lang w:val="en-US"/>
+        </w:rPr>
+        <w:t xml:space="preserve">    logging: *default-logging</w:t>
+      </w:r>
+    </w:p>
+    <w:p>
+      <w:pPr>
+        <w:pStyle w:val="PHP"/>
+        <w:rPr>
+          <w:lang w:val="en-US"/>
+        </w:rPr>
+      </w:pPr>
+      <w:r>
+        <w:rPr>
+          <w:lang w:val="en-US"/>
+        </w:rPr>
+        <w:t xml:space="preserve">    restart: unless-stopped</w:t>
+      </w:r>
+    </w:p>
+    <w:p>
+      <w:pPr>
+        <w:pStyle w:val="PHP"/>
+        <w:rPr>
+          <w:lang w:val="en-US"/>
+        </w:rPr>
+      </w:pPr>
+    </w:p>
+    <w:p>
+      <w:pPr>
+        <w:pStyle w:val="PHP"/>
+      </w:pPr>
+      <w:r>
+        <w:rPr>
+          <w:lang w:val="en-US"/>
+        </w:rPr>
+        <w:t xml:space="preserve">  </w:t>
+      </w:r>
+      <w:r>
+        <w:t># ---------------- Générateur de charge ----------------</w:t>
+      </w:r>
+    </w:p>
+    <w:p>
+      <w:pPr>
+        <w:pStyle w:val="PHP"/>
+      </w:pPr>
+      <w:r>
+        <w:t xml:space="preserve">  </w:t>
+      </w:r>
+      <w:proofErr w:type="spellStart"/>
+      <w:proofErr w:type="gramStart"/>
+      <w:r>
+        <w:t>loadgen</w:t>
+      </w:r>
+      <w:proofErr w:type="spellEnd"/>
+      <w:r>
+        <w:t>:</w:t>
+      </w:r>
+      <w:proofErr w:type="gramEnd"/>
+    </w:p>
+    <w:p>
+      <w:pPr>
+        <w:pStyle w:val="PHP"/>
+      </w:pPr>
+      <w:r>
+        <w:t xml:space="preserve">    </w:t>
+      </w:r>
+      <w:proofErr w:type="spellStart"/>
+      <w:proofErr w:type="gramStart"/>
+      <w:r>
+        <w:t>build</w:t>
+      </w:r>
+      <w:proofErr w:type="spellEnd"/>
+      <w:r>
+        <w:t>:</w:t>
+      </w:r>
+      <w:proofErr w:type="gramEnd"/>
+      <w:r>
+        <w:t xml:space="preserve"> .</w:t>
+      </w:r>
+    </w:p>
+    <w:p>
+      <w:pPr>
+        <w:pStyle w:val="PHP"/>
+        <w:rPr>
+          <w:lang w:val="en-US"/>
+        </w:rPr>
+      </w:pPr>
+      <w:r>
+        <w:t xml:space="preserve">    </w:t>
+      </w:r>
+      <w:r>
+        <w:rPr>
+          <w:lang w:val="en-US"/>
+        </w:rPr>
+        <w:t>image: ghcr.io/</w:t>
+      </w:r>
+      <w:proofErr w:type="spellStart"/>
+      <w:r>
+        <w:rPr>
+          <w:lang w:val="en-US"/>
+        </w:rPr>
+        <w:t>croakedup</w:t>
+      </w:r>
+      <w:proofErr w:type="spellEnd"/>
+      <w:r>
+        <w:rPr>
+          <w:lang w:val="en-US"/>
+        </w:rPr>
+        <w:t>/</w:t>
+      </w:r>
+      <w:proofErr w:type="spellStart"/>
+      <w:proofErr w:type="gramStart"/>
+      <w:r>
+        <w:rPr>
+          <w:lang w:val="en-US"/>
+        </w:rPr>
+        <w:t>croakedup</w:t>
+      </w:r>
+      <w:proofErr w:type="spellEnd"/>
+      <w:r>
+        <w:rPr>
+          <w:lang w:val="en-US"/>
+        </w:rPr>
+        <w:t>:$</w:t>
+      </w:r>
+      <w:proofErr w:type="gramEnd"/>
+      <w:r>
+        <w:rPr>
+          <w:lang w:val="en-US"/>
+        </w:rPr>
+        <w:t>{</w:t>
+      </w:r>
+      <w:proofErr w:type="gramStart"/>
+      <w:r>
+        <w:rPr>
+          <w:lang w:val="en-US"/>
+        </w:rPr>
+        <w:t>TAG:-</w:t>
+      </w:r>
+      <w:proofErr w:type="gramEnd"/>
+      <w:r>
+        <w:rPr>
+          <w:lang w:val="en-US"/>
+        </w:rPr>
+        <w:t>latest}</w:t>
+      </w:r>
+    </w:p>
+    <w:p>
+      <w:pPr>
+        <w:pStyle w:val="PHP"/>
+        <w:rPr>
+          <w:lang w:val="en-US"/>
+        </w:rPr>
+      </w:pPr>
+      <w:r>
+        <w:rPr>
+          <w:lang w:val="en-US"/>
+        </w:rPr>
+        <w:t xml:space="preserve">    </w:t>
+      </w:r>
+      <w:proofErr w:type="spellStart"/>
+      <w:r>
+        <w:rPr>
+          <w:lang w:val="en-US"/>
+        </w:rPr>
+        <w:t>container_name</w:t>
+      </w:r>
+      <w:proofErr w:type="spellEnd"/>
+      <w:r>
+        <w:rPr>
+          <w:lang w:val="en-US"/>
+        </w:rPr>
+        <w:t xml:space="preserve">: </w:t>
+      </w:r>
+      <w:proofErr w:type="spellStart"/>
+      <w:r>
+        <w:rPr>
+          <w:lang w:val="en-US"/>
+        </w:rPr>
+        <w:t>croakedup-loadgen</w:t>
+      </w:r>
+      <w:proofErr w:type="spellEnd"/>
+    </w:p>
+    <w:p>
+      <w:pPr>
+        <w:pStyle w:val="PHP"/>
+        <w:rPr>
+          <w:lang w:val="en-US"/>
+        </w:rPr>
+      </w:pPr>
+      <w:r>
+        <w:rPr>
+          <w:lang w:val="en-US"/>
+        </w:rPr>
+        <w:t xml:space="preserve">    </w:t>
+      </w:r>
+      <w:proofErr w:type="spellStart"/>
+      <w:r>
+        <w:rPr>
+          <w:lang w:val="en-US"/>
+        </w:rPr>
+        <w:t>depends_on</w:t>
+      </w:r>
+      <w:proofErr w:type="spellEnd"/>
+      <w:r>
+        <w:rPr>
+          <w:lang w:val="en-US"/>
+        </w:rPr>
+        <w:t>:</w:t>
+      </w:r>
+    </w:p>
+    <w:p>
+      <w:pPr>
+        <w:pStyle w:val="PHP"/>
+        <w:rPr>
+          <w:lang w:val="en-US"/>
+        </w:rPr>
+      </w:pPr>
+      <w:r>
+        <w:rPr>
+          <w:lang w:val="en-US"/>
+        </w:rPr>
+        <w:t xml:space="preserve">      game-telemetry: </w:t>
+      </w:r>
+      <w:proofErr w:type="gramStart"/>
+      <w:r>
+        <w:rPr>
+          <w:lang w:val="en-US"/>
+        </w:rPr>
+        <w:t>{ condition</w:t>
+      </w:r>
+      <w:proofErr w:type="gramEnd"/>
+      <w:r>
+        <w:rPr>
+          <w:lang w:val="en-US"/>
+        </w:rPr>
+        <w:t xml:space="preserve">: </w:t>
+      </w:r>
+      <w:proofErr w:type="spellStart"/>
+      <w:r>
+        <w:rPr>
+          <w:lang w:val="en-US"/>
+        </w:rPr>
+        <w:t>service_</w:t>
+      </w:r>
+      <w:proofErr w:type="gramStart"/>
+      <w:r>
+        <w:rPr>
+          <w:lang w:val="en-US"/>
+        </w:rPr>
+        <w:t>healthy</w:t>
+      </w:r>
+      <w:proofErr w:type="spellEnd"/>
+      <w:r>
+        <w:rPr>
+          <w:lang w:val="en-US"/>
+        </w:rPr>
+        <w:t xml:space="preserve"> }</w:t>
+      </w:r>
+      <w:proofErr w:type="gramEnd"/>
+    </w:p>
+    <w:p>
+      <w:pPr>
+        <w:pStyle w:val="PHP"/>
+        <w:rPr>
+          <w:lang w:val="en-US"/>
+        </w:rPr>
+      </w:pPr>
+      <w:r>
+        <w:rPr>
+          <w:lang w:val="en-US"/>
+        </w:rPr>
+        <w:t xml:space="preserve">    environment:</w:t>
+      </w:r>
+    </w:p>
+    <w:p>
+      <w:pPr>
+        <w:pStyle w:val="PHP"/>
+        <w:rPr>
+          <w:lang w:val="en-US"/>
+        </w:rPr>
+      </w:pPr>
+      <w:r>
+        <w:rPr>
+          <w:lang w:val="en-US"/>
+        </w:rPr>
+        <w:t xml:space="preserve">      TARGET: http://game-telemetry:8080</w:t>
+      </w:r>
+    </w:p>
+    <w:p>
+      <w:pPr>
+        <w:pStyle w:val="PHP"/>
+        <w:rPr>
+          <w:lang w:val="en-US"/>
+        </w:rPr>
+      </w:pPr>
+      <w:r>
+        <w:rPr>
+          <w:lang w:val="en-US"/>
+        </w:rPr>
+        <w:t xml:space="preserve">    command: ["node", "scripts/loadgen.js", "--</w:t>
+      </w:r>
+      <w:proofErr w:type="spellStart"/>
+      <w:r>
+        <w:rPr>
+          <w:lang w:val="en-US"/>
+        </w:rPr>
+        <w:t>rps</w:t>
+      </w:r>
+      <w:proofErr w:type="spellEnd"/>
+      <w:r>
+        <w:rPr>
+          <w:lang w:val="en-US"/>
+        </w:rPr>
+        <w:t>", "5", "--burst-every", "120", "--burst-</w:t>
+      </w:r>
+      <w:proofErr w:type="spellStart"/>
+      <w:r>
+        <w:rPr>
+          <w:lang w:val="en-US"/>
+        </w:rPr>
+        <w:t>rps</w:t>
+      </w:r>
+      <w:proofErr w:type="spellEnd"/>
+      <w:r>
+        <w:rPr>
+          <w:lang w:val="en-US"/>
+        </w:rPr>
+        <w:t>", "80"]</w:t>
+      </w:r>
+    </w:p>
+    <w:p>
+      <w:pPr>
+        <w:pStyle w:val="PHP"/>
+        <w:rPr>
+          <w:lang w:val="en-US"/>
+        </w:rPr>
+      </w:pPr>
+      <w:r>
+        <w:rPr>
+          <w:lang w:val="en-US"/>
+        </w:rPr>
+        <w:t xml:space="preserve">    logging: *default-logging</w:t>
+      </w:r>
+    </w:p>
+    <w:p>
+      <w:pPr>
+        <w:pStyle w:val="PHP"/>
+        <w:rPr>
+          <w:lang w:val="en-US"/>
+        </w:rPr>
+      </w:pPr>
+      <w:r>
+        <w:rPr>
+          <w:lang w:val="en-US"/>
+        </w:rPr>
+        <w:lastRenderedPageBreak/>
+        <w:t xml:space="preserve">    restart: unless-stopped</w:t>
+      </w:r>
+    </w:p>
+    <w:p>
+      <w:pPr>
+        <w:pStyle w:val="PHP"/>
+        <w:rPr>
+          <w:lang w:val="en-US"/>
+        </w:rPr>
+      </w:pPr>
+    </w:p>
+    <w:p>
+      <w:pPr>
+        <w:pStyle w:val="PHP"/>
+        <w:rPr>
+          <w:lang w:val="en-US"/>
+        </w:rPr>
+      </w:pPr>
+      <w:r>
+        <w:rPr>
+          <w:lang w:val="en-US"/>
+        </w:rPr>
+        <w:t xml:space="preserve">  # ---------------- </w:t>
+      </w:r>
+      <w:proofErr w:type="spellStart"/>
+      <w:r>
+        <w:rPr>
+          <w:lang w:val="en-US"/>
+        </w:rPr>
+        <w:t>Collecte</w:t>
+      </w:r>
+      <w:proofErr w:type="spellEnd"/>
+      <w:r>
+        <w:rPr>
+          <w:lang w:val="en-US"/>
+        </w:rPr>
+        <w:t xml:space="preserve"> ----------------</w:t>
+      </w:r>
+    </w:p>
+    <w:p>
+      <w:pPr>
+        <w:pStyle w:val="PHP"/>
+        <w:rPr>
+          <w:lang w:val="en-US"/>
+        </w:rPr>
+      </w:pPr>
+      <w:r>
+        <w:rPr>
+          <w:lang w:val="en-US"/>
+        </w:rPr>
+        <w:t xml:space="preserve">  </w:t>
+      </w:r>
+      <w:proofErr w:type="spellStart"/>
+      <w:r>
+        <w:rPr>
+          <w:lang w:val="en-US"/>
+        </w:rPr>
+        <w:t>prometheus</w:t>
+      </w:r>
+      <w:proofErr w:type="spellEnd"/>
+      <w:r>
+        <w:rPr>
+          <w:lang w:val="en-US"/>
+        </w:rPr>
+        <w:t>:</w:t>
+      </w:r>
+    </w:p>
+    <w:p>
+      <w:pPr>
+        <w:pStyle w:val="PHP"/>
+        <w:rPr>
+          <w:lang w:val="en-US"/>
+        </w:rPr>
+      </w:pPr>
+      <w:r>
+        <w:rPr>
+          <w:lang w:val="en-US"/>
+        </w:rPr>
+        <w:t xml:space="preserve">    image: prom/</w:t>
+      </w:r>
+      <w:proofErr w:type="gramStart"/>
+      <w:r>
+        <w:rPr>
+          <w:lang w:val="en-US"/>
+        </w:rPr>
+        <w:t>prometheus:v</w:t>
+      </w:r>
+      <w:proofErr w:type="gramEnd"/>
+      <w:r>
+        <w:rPr>
+          <w:lang w:val="en-US"/>
+        </w:rPr>
+        <w:t>2.55.1</w:t>
+      </w:r>
+    </w:p>
+    <w:p>
+      <w:pPr>
+        <w:pStyle w:val="PHP"/>
+        <w:rPr>
+          <w:lang w:val="en-US"/>
+        </w:rPr>
+      </w:pPr>
+      <w:r>
+        <w:rPr>
+          <w:lang w:val="en-US"/>
+        </w:rPr>
+        <w:t xml:space="preserve">    </w:t>
+      </w:r>
+      <w:proofErr w:type="spellStart"/>
+      <w:r>
+        <w:rPr>
+          <w:lang w:val="en-US"/>
+        </w:rPr>
+        <w:t>container_name</w:t>
+      </w:r>
+      <w:proofErr w:type="spellEnd"/>
+      <w:r>
+        <w:rPr>
+          <w:lang w:val="en-US"/>
+        </w:rPr>
+        <w:t xml:space="preserve">: </w:t>
+      </w:r>
+      <w:proofErr w:type="spellStart"/>
+      <w:r>
+        <w:rPr>
+          <w:lang w:val="en-US"/>
+        </w:rPr>
+        <w:t>croakedup-prometheus</w:t>
+      </w:r>
+      <w:proofErr w:type="spellEnd"/>
+    </w:p>
+    <w:p>
+      <w:pPr>
+        <w:pStyle w:val="PHP"/>
+        <w:rPr>
+          <w:lang w:val="en-US"/>
+        </w:rPr>
+      </w:pPr>
+      <w:r>
+        <w:rPr>
+          <w:lang w:val="en-US"/>
+        </w:rPr>
+        <w:t xml:space="preserve">    volumes:</w:t>
+      </w:r>
+    </w:p>
+    <w:p>
+      <w:pPr>
+        <w:pStyle w:val="PHP"/>
+        <w:rPr>
+          <w:lang w:val="en-US"/>
+        </w:rPr>
+      </w:pPr>
+      <w:r>
+        <w:rPr>
+          <w:lang w:val="en-US"/>
+        </w:rPr>
+        <w:t xml:space="preserve">      - ./observability/</w:t>
+      </w:r>
+      <w:proofErr w:type="spellStart"/>
+      <w:r>
+        <w:rPr>
+          <w:lang w:val="en-US"/>
+        </w:rPr>
+        <w:t>prometheus.yml</w:t>
+      </w:r>
+      <w:proofErr w:type="spellEnd"/>
+      <w:r>
+        <w:rPr>
+          <w:lang w:val="en-US"/>
+        </w:rPr>
+        <w:t>:/</w:t>
+      </w:r>
+      <w:proofErr w:type="spellStart"/>
+      <w:r>
+        <w:rPr>
+          <w:lang w:val="en-US"/>
+        </w:rPr>
+        <w:t>etc</w:t>
+      </w:r>
+      <w:proofErr w:type="spellEnd"/>
+      <w:r>
+        <w:rPr>
+          <w:lang w:val="en-US"/>
+        </w:rPr>
+        <w:t>/</w:t>
+      </w:r>
+      <w:proofErr w:type="spellStart"/>
+      <w:r>
+        <w:rPr>
+          <w:lang w:val="en-US"/>
+        </w:rPr>
+        <w:t>prometheus</w:t>
+      </w:r>
+      <w:proofErr w:type="spellEnd"/>
+      <w:r>
+        <w:rPr>
+          <w:lang w:val="en-US"/>
+        </w:rPr>
+        <w:t>/</w:t>
+      </w:r>
+      <w:proofErr w:type="spellStart"/>
+      <w:r>
+        <w:rPr>
+          <w:lang w:val="en-US"/>
+        </w:rPr>
+        <w:t>prometheus.yml:ro</w:t>
+      </w:r>
+      <w:proofErr w:type="spellEnd"/>
+    </w:p>
+    <w:p>
+      <w:pPr>
+        <w:pStyle w:val="PHP"/>
+        <w:rPr>
+          <w:lang w:val="en-US"/>
+        </w:rPr>
+      </w:pPr>
+      <w:r>
+        <w:rPr>
+          <w:lang w:val="en-US"/>
+        </w:rPr>
+        <w:t xml:space="preserve">      - prom-data:/</w:t>
+      </w:r>
+      <w:proofErr w:type="spellStart"/>
+      <w:r>
+        <w:rPr>
+          <w:lang w:val="en-US"/>
+        </w:rPr>
+        <w:t>prometheus</w:t>
+      </w:r>
+      <w:proofErr w:type="spellEnd"/>
+    </w:p>
+    <w:p>
+      <w:pPr>
+        <w:pStyle w:val="PHP"/>
+        <w:rPr>
+          <w:lang w:val="en-US"/>
+        </w:rPr>
+      </w:pPr>
+      <w:r>
+        <w:rPr>
+          <w:lang w:val="en-US"/>
+        </w:rPr>
+        <w:t xml:space="preserve">    command:</w:t>
+      </w:r>
+    </w:p>
+    <w:p>
+      <w:pPr>
+        <w:pStyle w:val="PHP"/>
+        <w:rPr>
+          <w:lang w:val="en-US"/>
+        </w:rPr>
+      </w:pPr>
+      <w:r>
+        <w:rPr>
+          <w:lang w:val="en-US"/>
+        </w:rPr>
+        <w:t xml:space="preserve">      - "--</w:t>
+      </w:r>
+      <w:proofErr w:type="spellStart"/>
+      <w:proofErr w:type="gramStart"/>
+      <w:r>
+        <w:rPr>
+          <w:lang w:val="en-US"/>
+        </w:rPr>
+        <w:t>config.file</w:t>
+      </w:r>
+      <w:proofErr w:type="spellEnd"/>
+      <w:proofErr w:type="gramEnd"/>
+      <w:r>
+        <w:rPr>
+          <w:lang w:val="en-US"/>
+        </w:rPr>
+        <w:t>=/</w:t>
+      </w:r>
+      <w:proofErr w:type="spellStart"/>
+      <w:r>
+        <w:rPr>
+          <w:lang w:val="en-US"/>
+        </w:rPr>
+        <w:t>etc</w:t>
+      </w:r>
+      <w:proofErr w:type="spellEnd"/>
+      <w:r>
+        <w:rPr>
+          <w:lang w:val="en-US"/>
+        </w:rPr>
+        <w:t>/</w:t>
+      </w:r>
+      <w:proofErr w:type="spellStart"/>
+      <w:r>
+        <w:rPr>
+          <w:lang w:val="en-US"/>
+        </w:rPr>
+        <w:t>prometheus</w:t>
+      </w:r>
+      <w:proofErr w:type="spellEnd"/>
+      <w:r>
+        <w:rPr>
+          <w:lang w:val="en-US"/>
+        </w:rPr>
+        <w:t>/</w:t>
+      </w:r>
+      <w:proofErr w:type="spellStart"/>
+      <w:r>
+        <w:rPr>
+          <w:lang w:val="en-US"/>
+        </w:rPr>
+        <w:t>prometheus.yml</w:t>
+      </w:r>
+      <w:proofErr w:type="spellEnd"/>
+      <w:r>
+        <w:rPr>
+          <w:lang w:val="en-US"/>
+        </w:rPr>
+        <w:t>"</w:t>
+      </w:r>
+    </w:p>
+    <w:p>
+      <w:pPr>
+        <w:pStyle w:val="PHP"/>
+        <w:rPr>
+          <w:lang w:val="en-US"/>
+        </w:rPr>
+      </w:pPr>
+      <w:r>
+        <w:rPr>
+          <w:lang w:val="en-US"/>
+        </w:rPr>
+        <w:t xml:space="preserve">      - "--</w:t>
+      </w:r>
+      <w:proofErr w:type="spellStart"/>
+      <w:proofErr w:type="gramStart"/>
+      <w:r>
+        <w:rPr>
+          <w:lang w:val="en-US"/>
+        </w:rPr>
+        <w:t>storage.tsdb</w:t>
+      </w:r>
+      <w:proofErr w:type="gramEnd"/>
+      <w:r>
+        <w:rPr>
+          <w:lang w:val="en-US"/>
+        </w:rPr>
+        <w:t>.</w:t>
+      </w:r>
+      <w:proofErr w:type="gramStart"/>
+      <w:r>
+        <w:rPr>
+          <w:lang w:val="en-US"/>
+        </w:rPr>
+        <w:t>retention.time</w:t>
+      </w:r>
+      <w:proofErr w:type="spellEnd"/>
+      <w:proofErr w:type="gramEnd"/>
+      <w:r>
+        <w:rPr>
+          <w:lang w:val="en-US"/>
+        </w:rPr>
+        <w:t>=15d"</w:t>
+      </w:r>
+    </w:p>
+    <w:p>
+      <w:pPr>
+        <w:pStyle w:val="PHP"/>
+        <w:rPr>
+          <w:lang w:val="en-US"/>
+        </w:rPr>
+      </w:pPr>
+      <w:r>
+        <w:rPr>
+          <w:lang w:val="en-US"/>
+        </w:rPr>
+        <w:t xml:space="preserve">    ports: ["9090:9090"]</w:t>
+      </w:r>
+    </w:p>
+    <w:p>
+      <w:pPr>
+        <w:pStyle w:val="PHP"/>
+        <w:rPr>
+          <w:lang w:val="en-US"/>
+        </w:rPr>
+      </w:pPr>
+      <w:r>
+        <w:rPr>
+          <w:lang w:val="en-US"/>
+        </w:rPr>
+        <w:t xml:space="preserve">    logging: *default-logging</w:t>
+      </w:r>
+    </w:p>
+    <w:p>
+      <w:pPr>
+        <w:pStyle w:val="PHP"/>
+        <w:rPr>
+          <w:lang w:val="en-US"/>
+        </w:rPr>
+      </w:pPr>
+      <w:r>
+        <w:rPr>
+          <w:lang w:val="en-US"/>
+        </w:rPr>
+        <w:t xml:space="preserve">    restart: unless-stopped</w:t>
+      </w:r>
+    </w:p>
+    <w:p>
+      <w:pPr>
+        <w:pStyle w:val="PHP"/>
+        <w:rPr>
+          <w:lang w:val="en-US"/>
+        </w:rPr>
+      </w:pPr>
+    </w:p>
+    <w:p>
+      <w:pPr>
+        <w:pStyle w:val="PHP"/>
+        <w:rPr>
+          <w:lang w:val="en-US"/>
+        </w:rPr>
+      </w:pPr>
+      <w:r>
+        <w:rPr>
+          <w:lang w:val="en-US"/>
+        </w:rPr>
+        <w:t xml:space="preserve">  </w:t>
+      </w:r>
+      <w:proofErr w:type="spellStart"/>
+      <w:r>
+        <w:rPr>
+          <w:lang w:val="en-US"/>
+        </w:rPr>
+        <w:t>loki</w:t>
+      </w:r>
+      <w:proofErr w:type="spellEnd"/>
+      <w:r>
+        <w:rPr>
+          <w:lang w:val="en-US"/>
+        </w:rPr>
+        <w:t>:</w:t>
+      </w:r>
+    </w:p>
+    <w:p>
+      <w:pPr>
+        <w:pStyle w:val="PHP"/>
+        <w:rPr>
+          <w:lang w:val="en-US"/>
+        </w:rPr>
+      </w:pPr>
+      <w:r>
+        <w:rPr>
+          <w:lang w:val="en-US"/>
+        </w:rPr>
+        <w:t xml:space="preserve">    image: </w:t>
+      </w:r>
+      <w:proofErr w:type="spellStart"/>
+      <w:r>
+        <w:rPr>
+          <w:lang w:val="en-US"/>
+        </w:rPr>
+        <w:t>grafana</w:t>
+      </w:r>
+      <w:proofErr w:type="spellEnd"/>
+      <w:r>
+        <w:rPr>
+          <w:lang w:val="en-US"/>
+        </w:rPr>
+        <w:t>/loki:3.2.1</w:t>
+      </w:r>
+    </w:p>
+    <w:p>
+      <w:pPr>
+        <w:pStyle w:val="PHP"/>
+        <w:rPr>
+          <w:lang w:val="en-US"/>
+        </w:rPr>
+      </w:pPr>
+      <w:r>
+        <w:rPr>
+          <w:lang w:val="en-US"/>
+        </w:rPr>
+        <w:t xml:space="preserve">    </w:t>
+      </w:r>
+      <w:proofErr w:type="spellStart"/>
+      <w:r>
+        <w:rPr>
+          <w:lang w:val="en-US"/>
+        </w:rPr>
+        <w:t>container_name</w:t>
+      </w:r>
+      <w:proofErr w:type="spellEnd"/>
+      <w:r>
+        <w:rPr>
+          <w:lang w:val="en-US"/>
+        </w:rPr>
+        <w:t xml:space="preserve">: </w:t>
+      </w:r>
+      <w:proofErr w:type="spellStart"/>
+      <w:r>
+        <w:rPr>
+          <w:lang w:val="en-US"/>
+        </w:rPr>
+        <w:t>croakedup-loki</w:t>
+      </w:r>
+      <w:proofErr w:type="spellEnd"/>
+    </w:p>
+    <w:p>
+      <w:pPr>
+        <w:pStyle w:val="PHP"/>
+        <w:rPr>
+          <w:lang w:val="en-US"/>
+        </w:rPr>
+      </w:pPr>
+      <w:r>
+        <w:rPr>
+          <w:lang w:val="en-US"/>
+        </w:rPr>
+        <w:t xml:space="preserve">    command: ["-</w:t>
+      </w:r>
+      <w:proofErr w:type="spellStart"/>
+      <w:proofErr w:type="gramStart"/>
+      <w:r>
+        <w:rPr>
+          <w:lang w:val="en-US"/>
+        </w:rPr>
+        <w:t>config.file</w:t>
+      </w:r>
+      <w:proofErr w:type="spellEnd"/>
+      <w:proofErr w:type="gramEnd"/>
+      <w:r>
+        <w:rPr>
+          <w:lang w:val="en-US"/>
+        </w:rPr>
+        <w:t>=/</w:t>
+      </w:r>
+      <w:proofErr w:type="spellStart"/>
+      <w:r>
+        <w:rPr>
+          <w:lang w:val="en-US"/>
+        </w:rPr>
+        <w:t>etc</w:t>
+      </w:r>
+      <w:proofErr w:type="spellEnd"/>
+      <w:r>
+        <w:rPr>
+          <w:lang w:val="en-US"/>
+        </w:rPr>
+        <w:t>/</w:t>
+      </w:r>
+      <w:proofErr w:type="spellStart"/>
+      <w:r>
+        <w:rPr>
+          <w:lang w:val="en-US"/>
+        </w:rPr>
+        <w:t>loki</w:t>
+      </w:r>
+      <w:proofErr w:type="spellEnd"/>
+      <w:r>
+        <w:rPr>
+          <w:lang w:val="en-US"/>
+        </w:rPr>
+        <w:t>/local-</w:t>
+      </w:r>
+      <w:proofErr w:type="spellStart"/>
+      <w:r>
+        <w:rPr>
+          <w:lang w:val="en-US"/>
+        </w:rPr>
+        <w:t>config.yaml</w:t>
+      </w:r>
+      <w:proofErr w:type="spellEnd"/>
+      <w:r>
+        <w:rPr>
+          <w:lang w:val="en-US"/>
+        </w:rPr>
+        <w:t>"]</w:t>
+      </w:r>
+    </w:p>
+    <w:p>
+      <w:pPr>
+        <w:pStyle w:val="PHP"/>
+        <w:rPr>
+          <w:lang w:val="en-US"/>
+        </w:rPr>
+      </w:pPr>
+      <w:r>
+        <w:rPr>
+          <w:lang w:val="en-US"/>
+        </w:rPr>
+        <w:t xml:space="preserve">    volumes:</w:t>
+      </w:r>
+    </w:p>
+    <w:p>
+      <w:pPr>
+        <w:pStyle w:val="PHP"/>
+        <w:rPr>
+          <w:lang w:val="en-US"/>
+        </w:rPr>
+      </w:pPr>
+      <w:r>
+        <w:rPr>
+          <w:lang w:val="en-US"/>
+        </w:rPr>
+        <w:t xml:space="preserve">      - ./observability/</w:t>
+      </w:r>
+      <w:proofErr w:type="spellStart"/>
+      <w:r>
+        <w:rPr>
+          <w:lang w:val="en-US"/>
+        </w:rPr>
+        <w:t>loki-config.yaml</w:t>
+      </w:r>
+      <w:proofErr w:type="spellEnd"/>
+      <w:r>
+        <w:rPr>
+          <w:lang w:val="en-US"/>
+        </w:rPr>
+        <w:t>:/</w:t>
+      </w:r>
+      <w:proofErr w:type="spellStart"/>
+      <w:r>
+        <w:rPr>
+          <w:lang w:val="en-US"/>
+        </w:rPr>
+        <w:t>etc</w:t>
+      </w:r>
+      <w:proofErr w:type="spellEnd"/>
+      <w:r>
+        <w:rPr>
+          <w:lang w:val="en-US"/>
+        </w:rPr>
+        <w:t>/</w:t>
+      </w:r>
+      <w:proofErr w:type="spellStart"/>
+      <w:r>
+        <w:rPr>
+          <w:lang w:val="en-US"/>
+        </w:rPr>
+        <w:t>loki</w:t>
+      </w:r>
+      <w:proofErr w:type="spellEnd"/>
+      <w:r>
+        <w:rPr>
+          <w:lang w:val="en-US"/>
+        </w:rPr>
+        <w:t>/</w:t>
+      </w:r>
+      <w:proofErr w:type="spellStart"/>
+      <w:r>
+        <w:rPr>
+          <w:lang w:val="en-US"/>
+        </w:rPr>
+        <w:t>local-config.yaml:ro</w:t>
+      </w:r>
+      <w:proofErr w:type="spellEnd"/>
+    </w:p>
+    <w:p>
+      <w:pPr>
+        <w:pStyle w:val="PHP"/>
+        <w:rPr>
+          <w:lang w:val="en-US"/>
+        </w:rPr>
+      </w:pPr>
+      <w:r>
+        <w:rPr>
+          <w:lang w:val="en-US"/>
+        </w:rPr>
+        <w:t xml:space="preserve">      - </w:t>
+      </w:r>
+      <w:proofErr w:type="spellStart"/>
+      <w:r>
+        <w:rPr>
+          <w:lang w:val="en-US"/>
+        </w:rPr>
+        <w:t>loki</w:t>
+      </w:r>
+      <w:proofErr w:type="spellEnd"/>
+      <w:r>
+        <w:rPr>
+          <w:lang w:val="en-US"/>
+        </w:rPr>
+        <w:t>-data:/</w:t>
+      </w:r>
+      <w:proofErr w:type="spellStart"/>
+      <w:r>
+        <w:rPr>
+          <w:lang w:val="en-US"/>
+        </w:rPr>
+        <w:t>loki</w:t>
+      </w:r>
+      <w:proofErr w:type="spellEnd"/>
+    </w:p>
+    <w:p>
+      <w:pPr>
+        <w:pStyle w:val="PHP"/>
+        <w:rPr>
+          <w:lang w:val="en-US"/>
+        </w:rPr>
+      </w:pPr>
+      <w:r>
+        <w:rPr>
+          <w:lang w:val="en-US"/>
+        </w:rPr>
+        <w:t xml:space="preserve">    ports: ["3100:3100"]</w:t>
+      </w:r>
+    </w:p>
+    <w:p>
+      <w:pPr>
+        <w:pStyle w:val="PHP"/>
+        <w:rPr>
+          <w:lang w:val="en-US"/>
+        </w:rPr>
+      </w:pPr>
+      <w:r>
+        <w:rPr>
+          <w:lang w:val="en-US"/>
+        </w:rPr>
+        <w:t xml:space="preserve">    logging: *default-logging</w:t>
+      </w:r>
+    </w:p>
+    <w:p>
+      <w:pPr>
+        <w:pStyle w:val="PHP"/>
+        <w:rPr>
+          <w:lang w:val="en-US"/>
+        </w:rPr>
+      </w:pPr>
+      <w:r>
+        <w:rPr>
+          <w:lang w:val="en-US"/>
+        </w:rPr>
+        <w:t xml:space="preserve">    restart: unless-stopped</w:t>
+      </w:r>
+    </w:p>
+    <w:p>
+      <w:pPr>
+        <w:pStyle w:val="PHP"/>
+        <w:rPr>
+          <w:lang w:val="en-US"/>
+        </w:rPr>
+      </w:pPr>
+    </w:p>
+    <w:p>
+      <w:pPr>
+        <w:pStyle w:val="PHP"/>
+        <w:rPr>
+          <w:lang w:val="en-US"/>
+        </w:rPr>
+      </w:pPr>
+      <w:r>
+        <w:rPr>
+          <w:lang w:val="en-US"/>
+        </w:rPr>
+        <w:t xml:space="preserve">  </w:t>
+      </w:r>
+      <w:proofErr w:type="spellStart"/>
+      <w:r>
+        <w:rPr>
+          <w:lang w:val="en-US"/>
+        </w:rPr>
+        <w:t>promtail</w:t>
+      </w:r>
+      <w:proofErr w:type="spellEnd"/>
+      <w:r>
+        <w:rPr>
+          <w:lang w:val="en-US"/>
+        </w:rPr>
+        <w:t>:</w:t>
+      </w:r>
+    </w:p>
+    <w:p>
+      <w:pPr>
+        <w:pStyle w:val="PHP"/>
+        <w:rPr>
+          <w:lang w:val="en-US"/>
+        </w:rPr>
+      </w:pPr>
+      <w:r>
+        <w:rPr>
+          <w:lang w:val="en-US"/>
+        </w:rPr>
+        <w:t xml:space="preserve">    image: </w:t>
+      </w:r>
+      <w:proofErr w:type="spellStart"/>
+      <w:r>
+        <w:rPr>
+          <w:lang w:val="en-US"/>
+        </w:rPr>
+        <w:t>grafana</w:t>
+      </w:r>
+      <w:proofErr w:type="spellEnd"/>
+      <w:r>
+        <w:rPr>
+          <w:lang w:val="en-US"/>
+        </w:rPr>
+        <w:t>/promtail:3.2.1</w:t>
+      </w:r>
+    </w:p>
+    <w:p>
+      <w:pPr>
+        <w:pStyle w:val="PHP"/>
+        <w:rPr>
+          <w:lang w:val="en-US"/>
+        </w:rPr>
+      </w:pPr>
+      <w:r>
+        <w:rPr>
+          <w:lang w:val="en-US"/>
+        </w:rPr>
+        <w:t xml:space="preserve">    </w:t>
+      </w:r>
+      <w:proofErr w:type="spellStart"/>
+      <w:r>
+        <w:rPr>
+          <w:lang w:val="en-US"/>
+        </w:rPr>
+        <w:t>container_name</w:t>
+      </w:r>
+      <w:proofErr w:type="spellEnd"/>
+      <w:r>
+        <w:rPr>
+          <w:lang w:val="en-US"/>
+        </w:rPr>
+        <w:t xml:space="preserve">: </w:t>
+      </w:r>
+      <w:proofErr w:type="spellStart"/>
+      <w:r>
+        <w:rPr>
+          <w:lang w:val="en-US"/>
+        </w:rPr>
+        <w:t>croakedup-promtail</w:t>
+      </w:r>
+      <w:proofErr w:type="spellEnd"/>
+    </w:p>
+    <w:p>
+      <w:pPr>
+        <w:pStyle w:val="PHP"/>
+        <w:rPr>
+          <w:lang w:val="en-US"/>
+        </w:rPr>
+      </w:pPr>
+      <w:r>
+        <w:rPr>
+          <w:lang w:val="en-US"/>
+        </w:rPr>
+        <w:t xml:space="preserve">    volumes:</w:t>
+      </w:r>
+    </w:p>
+    <w:p>
+      <w:pPr>
+        <w:pStyle w:val="PHP"/>
+        <w:rPr>
+          <w:lang w:val="en-US"/>
+        </w:rPr>
+      </w:pPr>
+      <w:r>
+        <w:rPr>
+          <w:lang w:val="en-US"/>
+        </w:rPr>
+        <w:t xml:space="preserve">      </w:t>
+      </w:r>
+      <w:proofErr w:type="gramStart"/>
+      <w:r>
+        <w:rPr>
+          <w:lang w:val="en-US"/>
+        </w:rPr>
+        <w:t>- .</w:t>
+      </w:r>
+      <w:proofErr w:type="gramEnd"/>
+      <w:r>
+        <w:rPr>
+          <w:lang w:val="en-US"/>
+        </w:rPr>
+        <w:t>/logs:/var/log/</w:t>
+      </w:r>
+      <w:proofErr w:type="spellStart"/>
+      <w:r>
+        <w:rPr>
+          <w:lang w:val="en-US"/>
+        </w:rPr>
+        <w:t>croakedup:ro</w:t>
+      </w:r>
+      <w:proofErr w:type="spellEnd"/>
+    </w:p>
+    <w:p>
+      <w:pPr>
+        <w:pStyle w:val="PHP"/>
+        <w:rPr>
+          <w:lang w:val="en-US"/>
+        </w:rPr>
+      </w:pPr>
+      <w:r>
+        <w:rPr>
+          <w:lang w:val="en-US"/>
+        </w:rPr>
+        <w:t xml:space="preserve">      - ./observability/</w:t>
+      </w:r>
+      <w:proofErr w:type="spellStart"/>
+      <w:r>
+        <w:rPr>
+          <w:lang w:val="en-US"/>
+        </w:rPr>
+        <w:t>promtail-config.yaml</w:t>
+      </w:r>
+      <w:proofErr w:type="spellEnd"/>
+      <w:r>
+        <w:rPr>
+          <w:lang w:val="en-US"/>
+        </w:rPr>
+        <w:t>:/</w:t>
+      </w:r>
+      <w:proofErr w:type="spellStart"/>
+      <w:r>
+        <w:rPr>
+          <w:lang w:val="en-US"/>
+        </w:rPr>
+        <w:t>etc</w:t>
+      </w:r>
+      <w:proofErr w:type="spellEnd"/>
+      <w:r>
+        <w:rPr>
+          <w:lang w:val="en-US"/>
+        </w:rPr>
+        <w:t>/</w:t>
+      </w:r>
+      <w:proofErr w:type="spellStart"/>
+      <w:r>
+        <w:rPr>
+          <w:lang w:val="en-US"/>
+        </w:rPr>
+        <w:t>promtail</w:t>
+      </w:r>
+      <w:proofErr w:type="spellEnd"/>
+      <w:r>
+        <w:rPr>
+          <w:lang w:val="en-US"/>
+        </w:rPr>
+        <w:t>/</w:t>
+      </w:r>
+      <w:proofErr w:type="spellStart"/>
+      <w:r>
+        <w:rPr>
+          <w:lang w:val="en-US"/>
+        </w:rPr>
+        <w:t>config.yml:ro</w:t>
+      </w:r>
+      <w:proofErr w:type="spellEnd"/>
+    </w:p>
+    <w:p>
+      <w:pPr>
+        <w:pStyle w:val="PHP"/>
+        <w:rPr>
+          <w:lang w:val="en-US"/>
+        </w:rPr>
+      </w:pPr>
+      <w:r>
+        <w:rPr>
+          <w:lang w:val="en-US"/>
+        </w:rPr>
+        <w:t xml:space="preserve">    command: ["-</w:t>
+      </w:r>
+      <w:proofErr w:type="spellStart"/>
+      <w:proofErr w:type="gramStart"/>
+      <w:r>
+        <w:rPr>
+          <w:lang w:val="en-US"/>
+        </w:rPr>
+        <w:t>config.file</w:t>
+      </w:r>
+      <w:proofErr w:type="spellEnd"/>
+      <w:proofErr w:type="gramEnd"/>
+      <w:r>
+        <w:rPr>
+          <w:lang w:val="en-US"/>
+        </w:rPr>
+        <w:t>=/</w:t>
+      </w:r>
+      <w:proofErr w:type="spellStart"/>
+      <w:r>
+        <w:rPr>
+          <w:lang w:val="en-US"/>
+        </w:rPr>
+        <w:t>etc</w:t>
+      </w:r>
+      <w:proofErr w:type="spellEnd"/>
+      <w:r>
+        <w:rPr>
+          <w:lang w:val="en-US"/>
+        </w:rPr>
+        <w:t>/</w:t>
+      </w:r>
+      <w:proofErr w:type="spellStart"/>
+      <w:r>
+        <w:rPr>
+          <w:lang w:val="en-US"/>
+        </w:rPr>
+        <w:t>promtail</w:t>
+      </w:r>
+      <w:proofErr w:type="spellEnd"/>
+      <w:r>
+        <w:rPr>
+          <w:lang w:val="en-US"/>
+        </w:rPr>
+        <w:t>/</w:t>
+      </w:r>
+      <w:proofErr w:type="spellStart"/>
+      <w:r>
+        <w:rPr>
+          <w:lang w:val="en-US"/>
+        </w:rPr>
+        <w:t>config.yml</w:t>
+      </w:r>
+      <w:proofErr w:type="spellEnd"/>
+      <w:r>
+        <w:rPr>
+          <w:lang w:val="en-US"/>
+        </w:rPr>
+        <w:t>"]</w:t>
+      </w:r>
+    </w:p>
+    <w:p>
+      <w:pPr>
+        <w:pStyle w:val="PHP"/>
+        <w:rPr>
+          <w:lang w:val="en-US"/>
+        </w:rPr>
+      </w:pPr>
+      <w:r>
+        <w:rPr>
+          <w:lang w:val="en-US"/>
+        </w:rPr>
+        <w:t xml:space="preserve">    </w:t>
+      </w:r>
+      <w:proofErr w:type="spellStart"/>
+      <w:r>
+        <w:rPr>
+          <w:lang w:val="en-US"/>
+        </w:rPr>
+        <w:t>depends_on</w:t>
+      </w:r>
+      <w:proofErr w:type="spellEnd"/>
+      <w:r>
+        <w:rPr>
+          <w:lang w:val="en-US"/>
+        </w:rPr>
+        <w:t>: [</w:t>
+      </w:r>
+      <w:proofErr w:type="spellStart"/>
+      <w:r>
+        <w:rPr>
+          <w:lang w:val="en-US"/>
+        </w:rPr>
+        <w:t>loki</w:t>
+      </w:r>
+      <w:proofErr w:type="spellEnd"/>
+      <w:r>
+        <w:rPr>
+          <w:lang w:val="en-US"/>
+        </w:rPr>
+        <w:t>]</w:t>
+      </w:r>
+    </w:p>
+    <w:p>
+      <w:pPr>
+        <w:pStyle w:val="PHP"/>
+        <w:rPr>
+          <w:lang w:val="en-US"/>
+        </w:rPr>
+      </w:pPr>
+      <w:r>
+        <w:rPr>
+          <w:lang w:val="en-US"/>
+        </w:rPr>
+        <w:t xml:space="preserve">    logging: *default-logging</w:t>
+      </w:r>
+    </w:p>
+    <w:p>
+      <w:pPr>
+        <w:pStyle w:val="PHP"/>
+        <w:rPr>
+          <w:lang w:val="en-US"/>
+        </w:rPr>
+      </w:pPr>
+      <w:r>
+        <w:rPr>
+          <w:lang w:val="en-US"/>
+        </w:rPr>
+        <w:t xml:space="preserve">    restart: unless-stopped</w:t>
+      </w:r>
+    </w:p>
+    <w:p>
+      <w:pPr>
+        <w:pStyle w:val="PHP"/>
+        <w:rPr>
+          <w:lang w:val="en-US"/>
+        </w:rPr>
+      </w:pPr>
+    </w:p>
+    <w:p>
+      <w:pPr>
+        <w:pStyle w:val="PHP"/>
+        <w:rPr>
+          <w:lang w:val="en-US"/>
+        </w:rPr>
+      </w:pPr>
+      <w:r>
+        <w:rPr>
+          <w:lang w:val="en-US"/>
+        </w:rPr>
+        <w:t xml:space="preserve">  # ---------------- </w:t>
+      </w:r>
+      <w:proofErr w:type="spellStart"/>
+      <w:r>
+        <w:rPr>
+          <w:lang w:val="en-US"/>
+        </w:rPr>
+        <w:t>Visualisation</w:t>
+      </w:r>
+      <w:proofErr w:type="spellEnd"/>
+      <w:r>
+        <w:rPr>
+          <w:lang w:val="en-US"/>
+        </w:rPr>
+        <w:t xml:space="preserve"> ----------------</w:t>
+      </w:r>
+    </w:p>
+    <w:p>
+      <w:pPr>
+        <w:pStyle w:val="PHP"/>
+        <w:rPr>
+          <w:lang w:val="en-US"/>
+        </w:rPr>
+      </w:pPr>
+      <w:r>
+        <w:rPr>
+          <w:lang w:val="en-US"/>
+        </w:rPr>
+        <w:t xml:space="preserve">  </w:t>
+      </w:r>
+      <w:proofErr w:type="spellStart"/>
+      <w:r>
+        <w:rPr>
+          <w:lang w:val="en-US"/>
+        </w:rPr>
+        <w:t>grafana</w:t>
+      </w:r>
+      <w:proofErr w:type="spellEnd"/>
+      <w:r>
+        <w:rPr>
+          <w:lang w:val="en-US"/>
+        </w:rPr>
+        <w:t>:</w:t>
+      </w:r>
+    </w:p>
+    <w:p>
+      <w:pPr>
+        <w:pStyle w:val="PHP"/>
+        <w:rPr>
+          <w:lang w:val="en-US"/>
+        </w:rPr>
+      </w:pPr>
+      <w:r>
+        <w:rPr>
+          <w:lang w:val="en-US"/>
+        </w:rPr>
+        <w:t xml:space="preserve">    image: </w:t>
+      </w:r>
+      <w:proofErr w:type="spellStart"/>
+      <w:r>
+        <w:rPr>
+          <w:lang w:val="en-US"/>
+        </w:rPr>
+        <w:t>grafana</w:t>
+      </w:r>
+      <w:proofErr w:type="spellEnd"/>
+      <w:r>
+        <w:rPr>
+          <w:lang w:val="en-US"/>
+        </w:rPr>
+        <w:t>/grafana:11.3.0</w:t>
+      </w:r>
+    </w:p>
+    <w:p>
+      <w:pPr>
+        <w:pStyle w:val="PHP"/>
+        <w:rPr>
+          <w:lang w:val="en-US"/>
+        </w:rPr>
+      </w:pPr>
+      <w:r>
+        <w:rPr>
+          <w:lang w:val="en-US"/>
+        </w:rPr>
+        <w:t xml:space="preserve">    </w:t>
+      </w:r>
+      <w:proofErr w:type="spellStart"/>
+      <w:r>
+        <w:rPr>
+          <w:lang w:val="en-US"/>
+        </w:rPr>
+        <w:t>container_name</w:t>
+      </w:r>
+      <w:proofErr w:type="spellEnd"/>
+      <w:r>
+        <w:rPr>
+          <w:lang w:val="en-US"/>
+        </w:rPr>
+        <w:t xml:space="preserve">: </w:t>
+      </w:r>
+      <w:proofErr w:type="spellStart"/>
+      <w:r>
+        <w:rPr>
+          <w:lang w:val="en-US"/>
+        </w:rPr>
+        <w:t>croakedup-grafana</w:t>
+      </w:r>
+      <w:proofErr w:type="spellEnd"/>
+    </w:p>
+    <w:p>
+      <w:pPr>
+        <w:pStyle w:val="PHP"/>
+        <w:rPr>
+          <w:lang w:val="en-US"/>
+        </w:rPr>
+      </w:pPr>
+      <w:r>
+        <w:rPr>
+          <w:lang w:val="en-US"/>
+        </w:rPr>
+        <w:t xml:space="preserve">    environment:</w:t>
+      </w:r>
+    </w:p>
+    <w:p>
+      <w:pPr>
+        <w:pStyle w:val="PHP"/>
+        <w:rPr>
+          <w:lang w:val="en-US"/>
+        </w:rPr>
+      </w:pPr>
+      <w:r>
+        <w:rPr>
+          <w:lang w:val="en-US"/>
+        </w:rPr>
+        <w:t xml:space="preserve">      GF_SECURITY_ADMIN_PASSWORD: "${GRAFANA_</w:t>
+      </w:r>
+      <w:proofErr w:type="gramStart"/>
+      <w:r>
+        <w:rPr>
+          <w:lang w:val="en-US"/>
+        </w:rPr>
+        <w:t>PASSWORD:-</w:t>
+      </w:r>
+      <w:proofErr w:type="spellStart"/>
+      <w:proofErr w:type="gramEnd"/>
+      <w:r>
+        <w:rPr>
+          <w:lang w:val="en-US"/>
+        </w:rPr>
+        <w:t>croakedup</w:t>
+      </w:r>
+      <w:proofErr w:type="spellEnd"/>
+      <w:r>
+        <w:rPr>
+          <w:lang w:val="en-US"/>
+        </w:rPr>
+        <w:t>}"</w:t>
+      </w:r>
+    </w:p>
+    <w:p>
+      <w:pPr>
+        <w:pStyle w:val="PHP"/>
+        <w:rPr>
+          <w:lang w:val="en-US"/>
+        </w:rPr>
+      </w:pPr>
+      <w:r>
+        <w:rPr>
+          <w:lang w:val="en-US"/>
+        </w:rPr>
+        <w:t xml:space="preserve">      GF_USERS_ALLOW_SIGN_UP: "false"</w:t>
+      </w:r>
+    </w:p>
+    <w:p>
+      <w:pPr>
+        <w:pStyle w:val="PHP"/>
+        <w:rPr>
+          <w:lang w:val="en-US"/>
+        </w:rPr>
+      </w:pPr>
+      <w:r>
+        <w:rPr>
+          <w:lang w:val="en-US"/>
+        </w:rPr>
+        <w:t xml:space="preserve">      GF_INSTALL_PLUGINS: ""</w:t>
+      </w:r>
+    </w:p>
+    <w:p>
+      <w:pPr>
+        <w:pStyle w:val="PHP"/>
+        <w:rPr>
+          <w:lang w:val="en-US"/>
+        </w:rPr>
+      </w:pPr>
+      <w:r>
+        <w:rPr>
+          <w:lang w:val="en-US"/>
+        </w:rPr>
+        <w:t xml:space="preserve">    volumes:</w:t>
+      </w:r>
+    </w:p>
+    <w:p>
+      <w:pPr>
+        <w:pStyle w:val="PHP"/>
+        <w:rPr>
+          <w:lang w:val="en-US"/>
+        </w:rPr>
+      </w:pPr>
+      <w:r>
+        <w:rPr>
+          <w:lang w:val="en-US"/>
+        </w:rPr>
+        <w:t xml:space="preserve">      </w:t>
+      </w:r>
+      <w:proofErr w:type="gramStart"/>
+      <w:r>
+        <w:rPr>
+          <w:lang w:val="en-US"/>
+        </w:rPr>
+        <w:t>- .</w:t>
+      </w:r>
+      <w:proofErr w:type="gramEnd"/>
+      <w:r>
+        <w:rPr>
+          <w:lang w:val="en-US"/>
+        </w:rPr>
+        <w:t>/</w:t>
+      </w:r>
+      <w:proofErr w:type="spellStart"/>
+      <w:r>
+        <w:rPr>
+          <w:lang w:val="en-US"/>
+        </w:rPr>
+        <w:t>grafana</w:t>
+      </w:r>
+      <w:proofErr w:type="spellEnd"/>
+      <w:r>
+        <w:rPr>
+          <w:lang w:val="en-US"/>
+        </w:rPr>
+        <w:t>/provisioning:/</w:t>
+      </w:r>
+      <w:proofErr w:type="spellStart"/>
+      <w:r>
+        <w:rPr>
+          <w:lang w:val="en-US"/>
+        </w:rPr>
+        <w:t>etc</w:t>
+      </w:r>
+      <w:proofErr w:type="spellEnd"/>
+      <w:r>
+        <w:rPr>
+          <w:lang w:val="en-US"/>
+        </w:rPr>
+        <w:t>/</w:t>
+      </w:r>
+      <w:proofErr w:type="spellStart"/>
+      <w:r>
+        <w:rPr>
+          <w:lang w:val="en-US"/>
+        </w:rPr>
+        <w:t>grafana</w:t>
+      </w:r>
+      <w:proofErr w:type="spellEnd"/>
+      <w:r>
+        <w:rPr>
+          <w:lang w:val="en-US"/>
+        </w:rPr>
+        <w:t>/</w:t>
+      </w:r>
+      <w:proofErr w:type="spellStart"/>
+      <w:r>
+        <w:rPr>
+          <w:lang w:val="en-US"/>
+        </w:rPr>
+        <w:t>provisioning:ro</w:t>
+      </w:r>
+      <w:proofErr w:type="spellEnd"/>
+    </w:p>
+    <w:p>
+      <w:pPr>
+        <w:pStyle w:val="PHP"/>
+        <w:rPr>
+          <w:lang w:val="en-US"/>
+        </w:rPr>
+      </w:pPr>
+      <w:r>
+        <w:rPr>
+          <w:lang w:val="en-US"/>
+        </w:rPr>
+        <w:t xml:space="preserve">      </w:t>
+      </w:r>
+      <w:proofErr w:type="gramStart"/>
+      <w:r>
+        <w:rPr>
+          <w:lang w:val="en-US"/>
+        </w:rPr>
+        <w:t>- .</w:t>
+      </w:r>
+      <w:proofErr w:type="gramEnd"/>
+      <w:r>
+        <w:rPr>
+          <w:lang w:val="en-US"/>
+        </w:rPr>
+        <w:t>/</w:t>
+      </w:r>
+      <w:proofErr w:type="spellStart"/>
+      <w:r>
+        <w:rPr>
+          <w:lang w:val="en-US"/>
+        </w:rPr>
+        <w:t>grafana</w:t>
+      </w:r>
+      <w:proofErr w:type="spellEnd"/>
+      <w:r>
+        <w:rPr>
+          <w:lang w:val="en-US"/>
+        </w:rPr>
+        <w:t>/dashboards:/var/lib/</w:t>
+      </w:r>
+      <w:proofErr w:type="spellStart"/>
+      <w:r>
+        <w:rPr>
+          <w:lang w:val="en-US"/>
+        </w:rPr>
+        <w:t>grafana</w:t>
+      </w:r>
+      <w:proofErr w:type="spellEnd"/>
+      <w:r>
+        <w:rPr>
+          <w:lang w:val="en-US"/>
+        </w:rPr>
+        <w:t>/</w:t>
+      </w:r>
+      <w:proofErr w:type="spellStart"/>
+      <w:r>
+        <w:rPr>
+          <w:lang w:val="en-US"/>
+        </w:rPr>
+        <w:t>dashboards:ro</w:t>
+      </w:r>
+      <w:proofErr w:type="spellEnd"/>
+    </w:p>
+    <w:p>
+      <w:pPr>
+        <w:pStyle w:val="PHP"/>
+        <w:rPr>
+          <w:lang w:val="en-US"/>
+        </w:rPr>
+      </w:pPr>
+      <w:r>
+        <w:rPr>
+          <w:lang w:val="en-US"/>
+        </w:rPr>
+        <w:t xml:space="preserve">      - </w:t>
+      </w:r>
+      <w:proofErr w:type="spellStart"/>
+      <w:r>
+        <w:rPr>
+          <w:lang w:val="en-US"/>
+        </w:rPr>
+        <w:t>grafana</w:t>
+      </w:r>
+      <w:proofErr w:type="spellEnd"/>
+      <w:r>
+        <w:rPr>
+          <w:lang w:val="en-US"/>
+        </w:rPr>
+        <w:t>-data:/var/lib/</w:t>
+      </w:r>
+      <w:proofErr w:type="spellStart"/>
+      <w:r>
+        <w:rPr>
+          <w:lang w:val="en-US"/>
+        </w:rPr>
+        <w:t>grafana</w:t>
+      </w:r>
+      <w:proofErr w:type="spellEnd"/>
+    </w:p>
+    <w:p>
+      <w:pPr>
+        <w:pStyle w:val="PHP"/>
+        <w:rPr>
+          <w:lang w:val="en-US"/>
+        </w:rPr>
+      </w:pPr>
+      <w:r>
+        <w:rPr>
+          <w:lang w:val="en-US"/>
+        </w:rPr>
+        <w:t xml:space="preserve">    ports: ["3000:3000"]</w:t>
+      </w:r>
+    </w:p>
+    <w:p>
+      <w:pPr>
+        <w:pStyle w:val="PHP"/>
+        <w:rPr>
+          <w:lang w:val="en-US"/>
+        </w:rPr>
+      </w:pPr>
+      <w:r>
+        <w:rPr>
+          <w:lang w:val="en-US"/>
+        </w:rPr>
+        <w:t xml:space="preserve">    </w:t>
+      </w:r>
+      <w:proofErr w:type="spellStart"/>
+      <w:r>
+        <w:rPr>
+          <w:lang w:val="en-US"/>
+        </w:rPr>
+        <w:t>depends_on</w:t>
+      </w:r>
+      <w:proofErr w:type="spellEnd"/>
+      <w:r>
+        <w:rPr>
+          <w:lang w:val="en-US"/>
+        </w:rPr>
+        <w:t>: [</w:t>
+      </w:r>
+      <w:proofErr w:type="spellStart"/>
+      <w:r>
+        <w:rPr>
+          <w:lang w:val="en-US"/>
+        </w:rPr>
+        <w:t>prometheus</w:t>
+      </w:r>
+      <w:proofErr w:type="spellEnd"/>
+      <w:r>
+        <w:rPr>
+          <w:lang w:val="en-US"/>
+        </w:rPr>
+        <w:t xml:space="preserve">, </w:t>
+      </w:r>
+      <w:proofErr w:type="spellStart"/>
+      <w:r>
+        <w:rPr>
+          <w:lang w:val="en-US"/>
+        </w:rPr>
+        <w:t>loki</w:t>
+      </w:r>
+      <w:proofErr w:type="spellEnd"/>
+      <w:r>
+        <w:rPr>
+          <w:lang w:val="en-US"/>
+        </w:rPr>
+        <w:t>]</w:t>
+      </w:r>
+    </w:p>
+    <w:p>
+      <w:pPr>
+        <w:pStyle w:val="PHP"/>
+        <w:rPr>
+          <w:lang w:val="en-US"/>
+        </w:rPr>
+      </w:pPr>
+      <w:r>
+        <w:rPr>
+          <w:lang w:val="en-US"/>
+        </w:rPr>
+        <w:t xml:space="preserve">    logging: *default-logging</w:t>
+      </w:r>
+    </w:p>
+    <w:p>
+      <w:pPr>
+        <w:pStyle w:val="PHP"/>
+        <w:rPr>
+          <w:lang w:val="en-US"/>
+        </w:rPr>
+      </w:pPr>
+      <w:r>
+        <w:rPr>
+          <w:lang w:val="en-US"/>
+        </w:rPr>
+        <w:t xml:space="preserve">    restart: unless-stopped</w:t>
+      </w:r>
+    </w:p>
+    <w:p>
+      <w:pPr>
+        <w:pStyle w:val="PHP"/>
+        <w:rPr>
+          <w:lang w:val="en-US"/>
+        </w:rPr>
+      </w:pPr>
+    </w:p>
+    <w:p>
+      <w:pPr>
+        <w:pStyle w:val="PHP"/>
+        <w:rPr>
+          <w:lang w:val="en-US"/>
+        </w:rPr>
+      </w:pPr>
+      <w:r>
+        <w:rPr>
+          <w:lang w:val="en-US"/>
+        </w:rPr>
+        <w:t>volumes:</w:t>
+      </w:r>
+    </w:p>
+    <w:p>
+      <w:pPr>
+        <w:pStyle w:val="PHP"/>
+        <w:rPr>
+          <w:lang w:val="en-US"/>
+        </w:rPr>
+      </w:pPr>
+      <w:r>
+        <w:rPr>
+          <w:lang w:val="en-US"/>
+        </w:rPr>
+        <w:t xml:space="preserve">  prom-data:</w:t>
+      </w:r>
+    </w:p>
+    <w:p>
+      <w:pPr>
+        <w:pStyle w:val="PHP"/>
+      </w:pPr>
+      <w:r>
+        <w:rPr>
+          <w:lang w:val="en-US"/>
+        </w:rPr>
+        <w:t xml:space="preserve">  </w:t>
+      </w:r>
+      <w:proofErr w:type="spellStart"/>
+      <w:proofErr w:type="gramStart"/>
+      <w:r>
+        <w:t>loki</w:t>
+      </w:r>
+      <w:proofErr w:type="spellEnd"/>
+      <w:proofErr w:type="gramEnd"/>
+      <w:r>
+        <w:t>-</w:t>
+      </w:r>
+      <w:proofErr w:type="gramStart"/>
+      <w:r>
+        <w:t>data:</w:t>
+      </w:r>
+      <w:proofErr w:type="gramEnd"/>
+    </w:p>
+    <w:p>
+      <w:pPr>
+        <w:pStyle w:val="PHP"/>
+      </w:pPr>
+      <w:r>
+        <w:t xml:space="preserve">  </w:t>
+      </w:r>
+      <w:proofErr w:type="spellStart"/>
+      <w:proofErr w:type="gramStart"/>
+      <w:r>
+        <w:t>grafana</w:t>
+      </w:r>
+      <w:proofErr w:type="spellEnd"/>
+      <w:proofErr w:type="gramEnd"/>
+      <w:r>
+        <w:t>-</w:t>
+      </w:r>
+      <w:proofErr w:type="gramStart"/>
+      <w:r>
+        <w:t>data:</w:t>
+      </w:r>
+      <w:proofErr w:type="gramEnd"/>
+    </w:p>
+    <w:p/>
+    <w:p/>
+    <w:p/>
+    <w:p>
+      <w:pPr>
         <w:pStyle w:val="Titre1"/>
       </w:pPr>
-    </w:p>
-    <w:p>
-      <w:pPr>
-        <w:pStyle w:val="Titre1"/>
-      </w:pPr>
-      <w:r>
+      <w:r>
+        <w:lastRenderedPageBreak/>
         <w:t>B- Collecte de Logs</w:t>
       </w:r>
     </w:p>
@@ -1081,6 +7366,11 @@
       <w:pPr>
         <w:pStyle w:val="Titre2"/>
       </w:pPr>
+    </w:p>
+    <w:p>
+      <w:pPr>
+        <w:pStyle w:val="Titre2"/>
+      </w:pPr>
       <w:r>
         <w:t>B</w:t>
       </w:r>
@@ -1701,7 +7991,6 @@
               <w:spacing w:after="160" w:line="259" w:lineRule="auto"/>
             </w:pPr>
             <w:r>
-              <w:lastRenderedPageBreak/>
               <w:t>client.id</w:t>
             </w:r>
           </w:p>
@@ -1793,12 +8082,12 @@
         </w:tc>
       </w:tr>
     </w:tbl>
-    <w:p/>
     <w:p>
       <w:pPr>
         <w:pStyle w:val="Titre2"/>
       </w:pPr>
       <w:r>
+        <w:lastRenderedPageBreak/>
         <w:t>B</w:t>
       </w:r>
       <w:r>
@@ -2205,13 +8494,6 @@
           <w:rFonts w:ascii="Consolas" w:hAnsi="Consolas"/>
           <w:sz w:val="16"/>
         </w:rPr>
-      </w:pPr>
-    </w:p>
-    <w:p>
-      <w:pPr>
-        <w:tabs>
-          <w:tab w:val="left" w:pos="2004"/>
-        </w:tabs>
       </w:pPr>
     </w:p>
     <w:p>
@@ -2722,7 +9004,6 @@
               <w:spacing w:after="160" w:line="259" w:lineRule="auto"/>
             </w:pPr>
             <w:r>
-              <w:lastRenderedPageBreak/>
               <w:t>Champs absents</w:t>
             </w:r>
           </w:p>
@@ -2760,11 +9041,13 @@
       </w:tr>
     </w:tbl>
     <w:p/>
+    <w:p/>
     <w:p>
       <w:pPr>
         <w:pStyle w:val="Titre2"/>
       </w:pPr>
       <w:r>
+        <w:lastRenderedPageBreak/>
         <w:t>B</w:t>
       </w:r>
       <w:r>
@@ -3725,6 +10008,7 @@
         <w:pStyle w:val="Titre1"/>
       </w:pPr>
       <w:r>
+        <w:lastRenderedPageBreak/>
         <w:t>C. MÉTRIQUES</w:t>
       </w:r>
     </w:p>
@@ -5004,6 +11288,7 @@
           <w:b/>
           <w:bCs/>
         </w:rPr>
+        <w:lastRenderedPageBreak/>
         <w:t>Recording</w:t>
       </w:r>
       <w:proofErr w:type="spellEnd"/>
@@ -9713,42 +15998,50 @@
     <w:p>
       <w:pPr>
         <w:pStyle w:val="PHP"/>
-      </w:pPr>
-      <w:r>
-        <w:t>{</w:t>
-      </w:r>
+        <w:rPr>
+          <w:lang w:val="en-US"/>
+        </w:rPr>
+      </w:pPr>
+      <w:r>
+        <w:rPr>
+          <w:lang w:val="en-US"/>
+        </w:rPr>
+        <w:t>{job="</w:t>
+      </w:r>
+      <w:proofErr w:type="spellStart"/>
+      <w:r>
+        <w:rPr>
+          <w:lang w:val="en-US"/>
+        </w:rPr>
+        <w:t>croakedup</w:t>
+      </w:r>
+      <w:proofErr w:type="spellEnd"/>
       <w:proofErr w:type="gramStart"/>
       <w:r>
-        <w:t>job</w:t>
+        <w:rPr>
+          <w:lang w:val="en-US"/>
+        </w:rPr>
+        <w:t>",event</w:t>
       </w:r>
       <w:proofErr w:type="gramEnd"/>
       <w:r>
+        <w:rPr>
+          <w:lang w:val="en-US"/>
+        </w:rPr>
         <w:t>="</w:t>
       </w:r>
       <w:proofErr w:type="spellStart"/>
       <w:r>
-        <w:t>croakedup</w:t>
-      </w:r>
-      <w:proofErr w:type="spellEnd"/>
-      <w:proofErr w:type="gramStart"/>
-      <w:r>
-        <w:t>",</w:t>
-      </w:r>
-      <w:proofErr w:type="spellStart"/>
-      <w:r>
-        <w:t>event</w:t>
-      </w:r>
-      <w:proofErr w:type="spellEnd"/>
-      <w:proofErr w:type="gramEnd"/>
-      <w:r>
-        <w:t>="</w:t>
-      </w:r>
-      <w:proofErr w:type="spellStart"/>
-      <w:r>
+        <w:rPr>
+          <w:lang w:val="en-US"/>
+        </w:rPr>
         <w:t>perf_spike</w:t>
       </w:r>
       <w:proofErr w:type="spellEnd"/>
       <w:r>
+        <w:rPr>
+          <w:lang w:val="en-US"/>
+        </w:rPr>
         <w:t>"}</w:t>
       </w:r>
     </w:p>
@@ -12211,6 +18504,41 @@
       <w14:ligatures w14:val="none"/>
     </w:rPr>
   </w:style>
+  <w:style w:type="character" w:styleId="Lienhypertexte">
+    <w:name w:val="Hyperlink"/>
+    <w:basedOn w:val="Policepardfaut"/>
+    <w:uiPriority w:val="99"/>
+    <w:unhideWhenUsed/>
+    <w:rsid w:val="00FF060A"/>
+    <w:rPr>
+      <w:color w:val="0563C1" w:themeColor="hyperlink"/>
+      <w:u w:val="single"/>
+    </w:rPr>
+  </w:style>
+  <w:style w:type="character" w:styleId="Mentionnonrsolue">
+    <w:name w:val="Unresolved Mention"/>
+    <w:basedOn w:val="Policepardfaut"/>
+    <w:uiPriority w:val="99"/>
+    <w:semiHidden/>
+    <w:unhideWhenUsed/>
+    <w:rsid w:val="00FF060A"/>
+    <w:rPr>
+      <w:color w:val="605E5C"/>
+      <w:shd w:val="clear" w:color="auto" w:fill="E1DFDD"/>
+    </w:rPr>
+  </w:style>
+  <w:style w:type="character" w:styleId="Lienhypertextesuivivisit">
+    <w:name w:val="FollowedHyperlink"/>
+    <w:basedOn w:val="Policepardfaut"/>
+    <w:uiPriority w:val="99"/>
+    <w:semiHidden/>
+    <w:unhideWhenUsed/>
+    <w:rsid w:val="00FF060A"/>
+    <w:rPr>
+      <w:color w:val="954F72" w:themeColor="followedHyperlink"/>
+      <w:u w:val="single"/>
+    </w:rPr>
+  </w:style>
 </w:styles>
 </file>
 
